--- a/pdf/PULSE-SAD-001_System_Architecture.docx
+++ b/pdf/PULSE-SAD-001_System_Architecture.docx
@@ -61,7 +61,7 @@
         <w:pStyle w:val="Date"/>
       </w:pPr>
       <w:r>
-        <w:t xml:space="preserve">2026-09-08</w:t>
+        <w:t xml:space="preserve">2026-09-23</w:t>
       </w:r>
     </w:p>
     <w:sdt>
@@ -213,7 +213,7 @@
               <w:jc w:val="left"/>
             </w:pPr>
             <w:r>
-              <w:t xml:space="preserve">1.2</w:t>
+              <w:t xml:space="preserve">1.3</w:t>
             </w:r>
           </w:p>
         </w:tc>
@@ -261,7 +261,7 @@
               <w:jc w:val="left"/>
             </w:pPr>
             <w:r>
-              <w:t xml:space="preserve">2026-09-08</w:t>
+              <w:t xml:space="preserve">2026-09-23</w:t>
             </w:r>
           </w:p>
         </w:tc>
@@ -616,6 +616,52 @@
             </w:pPr>
             <w:r>
               <w:t xml:space="preserve">Section 5.4 worked example now traces one road speed from the bus to the dial with real signal names and values. DD-10 closed: the databroker image is pinned by tag and digest. Glossary pointer added</w:t>
+            </w:r>
+          </w:p>
+        </w:tc>
+      </w:tr>
+      <w:tr>
+        <w:tc>
+          <w:p>
+            <w:pPr>
+              <w:pStyle w:val="Compact"/>
+              <w:jc w:val="left"/>
+            </w:pPr>
+            <w:r>
+              <w:t xml:space="preserve">1.3</w:t>
+            </w:r>
+          </w:p>
+        </w:tc>
+        <w:tc>
+          <w:p>
+            <w:pPr>
+              <w:pStyle w:val="Compact"/>
+              <w:jc w:val="left"/>
+            </w:pPr>
+            <w:r>
+              <w:t xml:space="preserve">2026-09-23</w:t>
+            </w:r>
+          </w:p>
+        </w:tc>
+        <w:tc>
+          <w:p>
+            <w:pPr>
+              <w:pStyle w:val="Compact"/>
+              <w:jc w:val="left"/>
+            </w:pPr>
+            <w:r>
+              <w:t xml:space="preserve">A. Abdelghany</w:t>
+            </w:r>
+          </w:p>
+        </w:tc>
+        <w:tc>
+          <w:p>
+            <w:pPr>
+              <w:pStyle w:val="Compact"/>
+              <w:jc w:val="left"/>
+            </w:pPr>
+            <w:r>
+              <w:t xml:space="preserve">Broker interface now TLS with token authorisation; DD-6 and DD-11 closed; DD-12 records token authentication in place of client certificates; broker access module and CAN feeder spike added to the component catalogue</w:t>
             </w:r>
           </w:p>
         </w:tc>
@@ -1838,6 +1884,138 @@
               <w:jc w:val="left"/>
             </w:pPr>
             <w:r>
+              <w:t xml:space="preserve">Broker access</w:t>
+            </w:r>
+          </w:p>
+        </w:tc>
+        <w:tc>
+          <w:p>
+            <w:pPr>
+              <w:pStyle w:val="Compact"/>
+              <w:jc w:val="left"/>
+            </w:pPr>
+            <w:r>
+              <w:t xml:space="preserve">One module every Python client connects through: TLS, its role’s token, or plaintext on request</w:t>
+            </w:r>
+          </w:p>
+        </w:tc>
+        <w:tc>
+          <w:p>
+            <w:pPr>
+              <w:pStyle w:val="Compact"/>
+              <w:jc w:val="left"/>
+            </w:pPr>
+            <w:r>
+              <w:t xml:space="preserve">Python</w:t>
+            </w:r>
+          </w:p>
+        </w:tc>
+        <w:tc>
+          <w:p>
+            <w:pPr>
+              <w:pStyle w:val="Compact"/>
+              <w:jc w:val="left"/>
+            </w:pPr>
+            <w:r>
+              <w:t xml:space="preserve">Authored</w:t>
+            </w:r>
+          </w:p>
+        </w:tc>
+        <w:tc>
+          <w:p>
+            <w:pPr>
+              <w:pStyle w:val="Compact"/>
+              <w:jc w:val="left"/>
+            </w:pPr>
+            <w:r>
+              <w:rPr>
+                <w:rStyle w:val="VerbatimChar"/>
+              </w:rPr>
+              <w:t xml:space="preserve">emulator/broker.py</w:t>
+            </w:r>
+          </w:p>
+        </w:tc>
+      </w:tr>
+      <w:tr>
+        <w:tc>
+          <w:p>
+            <w:pPr>
+              <w:pStyle w:val="Compact"/>
+              <w:jc w:val="left"/>
+            </w:pPr>
+            <w:r>
+              <w:t xml:space="preserve">CAN feeder (spike)</w:t>
+            </w:r>
+          </w:p>
+        </w:tc>
+        <w:tc>
+          <w:p>
+            <w:pPr>
+              <w:pStyle w:val="Compact"/>
+              <w:jc w:val="left"/>
+            </w:pPr>
+            <w:r>
+              <w:t xml:space="preserve">KUKSA’s CAN provider on a virtual bus with AGL’s DBC; the sprint 3 path proven on the desk</w:t>
+            </w:r>
+          </w:p>
+        </w:tc>
+        <w:tc>
+          <w:p>
+            <w:pPr>
+              <w:pStyle w:val="Compact"/>
+              <w:jc w:val="left"/>
+            </w:pPr>
+            <w:r>
+              <w:t xml:space="preserve">Container, Python</w:t>
+            </w:r>
+          </w:p>
+        </w:tc>
+        <w:tc>
+          <w:p>
+            <w:pPr>
+              <w:pStyle w:val="Compact"/>
+              <w:jc w:val="left"/>
+            </w:pPr>
+            <w:r>
+              <w:t xml:space="preserve">Upstream (provider), authored (spike)</w:t>
+            </w:r>
+          </w:p>
+        </w:tc>
+        <w:tc>
+          <w:p>
+            <w:pPr>
+              <w:pStyle w:val="Compact"/>
+              <w:jc w:val="left"/>
+            </w:pPr>
+            <w:r>
+              <w:rPr>
+                <w:rStyle w:val="VerbatimChar"/>
+              </w:rPr>
+              <w:t xml:space="preserve">scripts/can_spike.py</w:t>
+            </w:r>
+            <w:r>
+              <w:t xml:space="preserve">,</w:t>
+            </w:r>
+            <w:r>
+              <w:t xml:space="preserve"> </w:t>
+            </w:r>
+            <w:r>
+              <w:rPr>
+                <w:rStyle w:val="VerbatimChar"/>
+              </w:rPr>
+              <w:t xml:space="preserve">vss/dbc/</w:t>
+            </w:r>
+          </w:p>
+        </w:tc>
+      </w:tr>
+      <w:tr>
+        <w:tc>
+          <w:p>
+            <w:pPr>
+              <w:pStyle w:val="Compact"/>
+              <w:jc w:val="left"/>
+            </w:pPr>
+            <w:r>
               <w:t xml:space="preserve">Flutter cluster</w:t>
             </w:r>
           </w:p>
@@ -2635,16 +2813,22 @@
               <w:jc w:val="left"/>
             </w:pPr>
             <w:r>
-              <w:t xml:space="preserve">None in the development configuration (</w:t>
+              <w:t xml:space="preserve">TLS to a development certificate by default; plaintext only with</w:t>
+            </w:r>
+            <w:r>
+              <w:t xml:space="preserve"> </w:t>
             </w:r>
             <w:r>
               <w:rPr>
                 <w:rStyle w:val="VerbatimChar"/>
               </w:rPr>
-              <w:t xml:space="preserve">--insecure</w:t>
-            </w:r>
-            <w:r>
-              <w:t xml:space="preserve">); see PULSE-SEC-001</w:t>
+              <w:t xml:space="preserve">PULSE_INSECURE=1</w:t>
+            </w:r>
+            <w:r>
+              <w:t xml:space="preserve"> </w:t>
+            </w:r>
+            <w:r>
+              <w:t xml:space="preserve">and a warning (PULSE-SEC-001 CS-3)</w:t>
             </w:r>
           </w:p>
         </w:tc>
@@ -2668,7 +2852,7 @@
               <w:jc w:val="left"/>
             </w:pPr>
             <w:r>
-              <w:t xml:space="preserve">None in the development configuration; see PULSE-SEC-001 CS-4</w:t>
+              <w:t xml:space="preserve">Signed token per client, scoped: consumers read, providers provide their own signals (PULSE-SEC-001 CS-4, DD-12)</w:t>
             </w:r>
           </w:p>
         </w:tc>
@@ -5165,7 +5349,7 @@
               <w:jc w:val="left"/>
             </w:pPr>
             <w:r>
-              <w:t xml:space="preserve">Removed by CS-3 in sprint 2; start-up warning until then</w:t>
+              <w:t xml:space="preserve">Closed in sprint 2: secure by default, plaintext only on request with a warning</w:t>
             </w:r>
           </w:p>
         </w:tc>
@@ -5443,7 +5627,92 @@
               <w:jc w:val="left"/>
             </w:pPr>
             <w:r>
-              <w:t xml:space="preserve">Violates NFR-8; pin via FVM or a recorded version in sprint 2</w:t>
+              <w:t xml:space="preserve">Closed in sprint 2: 3.47.0 in</w:t>
+            </w:r>
+            <w:r>
+              <w:t xml:space="preserve"> </w:t>
+            </w:r>
+            <w:r>
+              <w:rPr>
+                <w:rStyle w:val="VerbatimChar"/>
+              </w:rPr>
+              <w:t xml:space="preserve">.fvmrc</w:t>
+            </w:r>
+            <w:r>
+              <w:t xml:space="preserve">, floor in</w:t>
+            </w:r>
+            <w:r>
+              <w:t xml:space="preserve"> </w:t>
+            </w:r>
+            <w:r>
+              <w:rPr>
+                <w:rStyle w:val="VerbatimChar"/>
+              </w:rPr>
+              <w:t xml:space="preserve">pubspec.yaml</w:t>
+            </w:r>
+            <w:r>
+              <w:t xml:space="preserve">, enforced by the</w:t>
+            </w:r>
+            <w:r>
+              <w:t xml:space="preserve"> </w:t>
+            </w:r>
+            <w:r>
+              <w:rPr>
+                <w:rStyle w:val="VerbatimChar"/>
+              </w:rPr>
+              <w:t xml:space="preserve">toolchain-pin</w:t>
+            </w:r>
+            <w:r>
+              <w:t xml:space="preserve"> </w:t>
+            </w:r>
+            <w:r>
+              <w:t xml:space="preserve">check</w:t>
+            </w:r>
+          </w:p>
+        </w:tc>
+      </w:tr>
+      <w:tr>
+        <w:tc>
+          <w:p>
+            <w:pPr>
+              <w:pStyle w:val="Compact"/>
+              <w:jc w:val="left"/>
+            </w:pPr>
+            <w:r>
+              <w:t xml:space="preserve">DD-12</w:t>
+            </w:r>
+          </w:p>
+        </w:tc>
+        <w:tc>
+          <w:p>
+            <w:pPr>
+              <w:pStyle w:val="Compact"/>
+              <w:jc w:val="left"/>
+            </w:pPr>
+            <w:r>
+              <w:t xml:space="preserve">Clients authenticate with a signed token over TLS, not a client certificate</w:t>
+            </w:r>
+          </w:p>
+        </w:tc>
+        <w:tc>
+          <w:p>
+            <w:pPr>
+              <w:pStyle w:val="Compact"/>
+              <w:jc w:val="left"/>
+            </w:pPr>
+            <w:r>
+              <w:t xml:space="preserve">KUKSA 0.7.0 cannot verify client certificates</w:t>
+            </w:r>
+          </w:p>
+        </w:tc>
+        <w:tc>
+          <w:p>
+            <w:pPr>
+              <w:pStyle w:val="Compact"/>
+              <w:jc w:val="left"/>
+            </w:pPr>
+            <w:r>
+              <w:t xml:space="preserve">Meets CS-3’s goal by a different mechanism; the requirement text or the broker changes later. See PULSE-SEC-001 section 5</w:t>
             </w:r>
           </w:p>
         </w:tc>

--- a/pdf/PULSE-SAD-001_System_Architecture.docx
+++ b/pdf/PULSE-SAD-001_System_Architecture.docx
@@ -90,34 +90,32 @@
         </w:p>
       </w:sdtContent>
     </w:sdt>
+    <w:bookmarkStart w:id="21" w:name="document-control"/>
     <w:p>
       <w:pPr>
         <w:pStyle w:val="Heading1"/>
       </w:pPr>
-      <w:bookmarkStart w:id="20" w:name="document-control"/>
       <w:r>
         <w:t xml:space="preserve">Document control</w:t>
       </w:r>
-      <w:bookmarkEnd w:id="20"/>
     </w:p>
     <w:tbl>
       <w:tblPr>
         <w:tblStyle w:val="Table"/>
-        <w:tblW w:type="pct" w:w="0.0"/>
-        <w:tblLook w:firstRow="1"/>
+        <w:tblW w:type="pct" w:w="5000"/>
+        <w:tblLook w:firstRow="1" w:lastRow="0" w:firstColumn="0" w:lastColumn="0" w:noHBand="0" w:noVBand="0" w:val="0020"/>
+        <w:jc w:val="start"/>
       </w:tblPr>
-      <w:tblGrid/>
+      <w:tblGrid>
+        <w:gridCol w:w="1980"/>
+        <w:gridCol w:w="5940"/>
+      </w:tblGrid>
       <w:tr>
         <w:trPr>
-          <w:cnfStyle w:firstRow="1"/>
+          <w:tblHeader w:val="true"/>
         </w:trPr>
         <w:tc>
-          <w:tcPr>
-            <w:tcBorders>
-              <w:bottom w:val="single"/>
-            </w:tcBorders>
-            <w:vAlign w:val="bottom"/>
-          </w:tcPr>
+          <w:tcPr/>
           <w:p>
             <w:pPr>
               <w:pStyle w:val="Compact"/>
@@ -129,12 +127,7 @@
           </w:p>
         </w:tc>
         <w:tc>
-          <w:tcPr>
-            <w:tcBorders>
-              <w:bottom w:val="single"/>
-            </w:tcBorders>
-            <w:vAlign w:val="bottom"/>
-          </w:tcPr>
+          <w:tcPr/>
           <w:p>
             <w:pPr>
               <w:pStyle w:val="Compact"/>
@@ -148,6 +141,7 @@
       </w:tr>
       <w:tr>
         <w:tc>
+          <w:tcPr/>
           <w:p>
             <w:pPr>
               <w:pStyle w:val="Compact"/>
@@ -159,6 +153,7 @@
           </w:p>
         </w:tc>
         <w:tc>
+          <w:tcPr/>
           <w:p>
             <w:pPr>
               <w:pStyle w:val="Compact"/>
@@ -172,6 +167,7 @@
       </w:tr>
       <w:tr>
         <w:tc>
+          <w:tcPr/>
           <w:p>
             <w:pPr>
               <w:pStyle w:val="Compact"/>
@@ -183,6 +179,7 @@
           </w:p>
         </w:tc>
         <w:tc>
+          <w:tcPr/>
           <w:p>
             <w:pPr>
               <w:pStyle w:val="Compact"/>
@@ -196,6 +193,7 @@
       </w:tr>
       <w:tr>
         <w:tc>
+          <w:tcPr/>
           <w:p>
             <w:pPr>
               <w:pStyle w:val="Compact"/>
@@ -207,6 +205,7 @@
           </w:p>
         </w:tc>
         <w:tc>
+          <w:tcPr/>
           <w:p>
             <w:pPr>
               <w:pStyle w:val="Compact"/>
@@ -220,6 +219,7 @@
       </w:tr>
       <w:tr>
         <w:tc>
+          <w:tcPr/>
           <w:p>
             <w:pPr>
               <w:pStyle w:val="Compact"/>
@@ -231,6 +231,7 @@
           </w:p>
         </w:tc>
         <w:tc>
+          <w:tcPr/>
           <w:p>
             <w:pPr>
               <w:pStyle w:val="Compact"/>
@@ -244,6 +245,7 @@
       </w:tr>
       <w:tr>
         <w:tc>
+          <w:tcPr/>
           <w:p>
             <w:pPr>
               <w:pStyle w:val="Compact"/>
@@ -255,6 +257,7 @@
           </w:p>
         </w:tc>
         <w:tc>
+          <w:tcPr/>
           <w:p>
             <w:pPr>
               <w:pStyle w:val="Compact"/>
@@ -268,6 +271,7 @@
       </w:tr>
       <w:tr>
         <w:tc>
+          <w:tcPr/>
           <w:p>
             <w:pPr>
               <w:pStyle w:val="Compact"/>
@@ -279,6 +283,7 @@
           </w:p>
         </w:tc>
         <w:tc>
+          <w:tcPr/>
           <w:p>
             <w:pPr>
               <w:pStyle w:val="Compact"/>
@@ -292,6 +297,7 @@
       </w:tr>
       <w:tr>
         <w:tc>
+          <w:tcPr/>
           <w:p>
             <w:pPr>
               <w:pStyle w:val="Compact"/>
@@ -303,6 +309,7 @@
           </w:p>
         </w:tc>
         <w:tc>
+          <w:tcPr/>
           <w:p>
             <w:pPr>
               <w:pStyle w:val="Compact"/>
@@ -316,6 +323,7 @@
       </w:tr>
       <w:tr>
         <w:tc>
+          <w:tcPr/>
           <w:p>
             <w:pPr>
               <w:pStyle w:val="Compact"/>
@@ -327,6 +335,7 @@
           </w:p>
         </w:tc>
         <w:tc>
+          <w:tcPr/>
           <w:p>
             <w:pPr>
               <w:pStyle w:val="Compact"/>
@@ -340,6 +349,7 @@
       </w:tr>
       <w:tr>
         <w:tc>
+          <w:tcPr/>
           <w:p>
             <w:pPr>
               <w:pStyle w:val="Compact"/>
@@ -351,6 +361,7 @@
           </w:p>
         </w:tc>
         <w:tc>
+          <w:tcPr/>
           <w:p>
             <w:pPr>
               <w:pStyle w:val="Compact"/>
@@ -364,6 +375,7 @@
       </w:tr>
       <w:tr>
         <w:tc>
+          <w:tcPr/>
           <w:p>
             <w:pPr>
               <w:pStyle w:val="Compact"/>
@@ -375,6 +387,7 @@
           </w:p>
         </w:tc>
         <w:tc>
+          <w:tcPr/>
           <w:p>
             <w:pPr>
               <w:pStyle w:val="Compact"/>
@@ -387,21 +400,21 @@
         </w:tc>
       </w:tr>
     </w:tbl>
+    <w:bookmarkStart w:id="20" w:name="change-log"/>
     <w:p>
       <w:pPr>
         <w:pStyle w:val="Heading2"/>
       </w:pPr>
-      <w:bookmarkStart w:id="21" w:name="change-log"/>
       <w:r>
         <w:t xml:space="preserve">Change log</w:t>
       </w:r>
-      <w:bookmarkEnd w:id="21"/>
     </w:p>
     <w:tbl>
       <w:tblPr>
         <w:tblStyle w:val="Table"/>
-        <w:tblW w:type="pct" w:w="5000.0"/>
-        <w:tblLook w:firstRow="1"/>
+        <w:tblW w:type="pct" w:w="5000"/>
+        <w:tblLook w:firstRow="1" w:lastRow="0" w:firstColumn="0" w:lastColumn="0" w:noHBand="0" w:noVBand="0" w:val="0020"/>
+        <w:jc w:val="start"/>
       </w:tblPr>
       <w:tblGrid>
         <w:gridCol w:w="633"/>
@@ -411,15 +424,10 @@
       </w:tblGrid>
       <w:tr>
         <w:trPr>
-          <w:cnfStyle w:firstRow="1"/>
+          <w:tblHeader w:val="true"/>
         </w:trPr>
         <w:tc>
-          <w:tcPr>
-            <w:tcBorders>
-              <w:bottom w:val="single"/>
-            </w:tcBorders>
-            <w:vAlign w:val="bottom"/>
-          </w:tcPr>
+          <w:tcPr/>
           <w:p>
             <w:pPr>
               <w:pStyle w:val="Compact"/>
@@ -431,12 +439,7 @@
           </w:p>
         </w:tc>
         <w:tc>
-          <w:tcPr>
-            <w:tcBorders>
-              <w:bottom w:val="single"/>
-            </w:tcBorders>
-            <w:vAlign w:val="bottom"/>
-          </w:tcPr>
+          <w:tcPr/>
           <w:p>
             <w:pPr>
               <w:pStyle w:val="Compact"/>
@@ -448,12 +451,7 @@
           </w:p>
         </w:tc>
         <w:tc>
-          <w:tcPr>
-            <w:tcBorders>
-              <w:bottom w:val="single"/>
-            </w:tcBorders>
-            <w:vAlign w:val="bottom"/>
-          </w:tcPr>
+          <w:tcPr/>
           <w:p>
             <w:pPr>
               <w:pStyle w:val="Compact"/>
@@ -465,12 +463,7 @@
           </w:p>
         </w:tc>
         <w:tc>
-          <w:tcPr>
-            <w:tcBorders>
-              <w:bottom w:val="single"/>
-            </w:tcBorders>
-            <w:vAlign w:val="bottom"/>
-          </w:tcPr>
+          <w:tcPr/>
           <w:p>
             <w:pPr>
               <w:pStyle w:val="Compact"/>
@@ -484,6 +477,7 @@
       </w:tr>
       <w:tr>
         <w:tc>
+          <w:tcPr/>
           <w:p>
             <w:pPr>
               <w:pStyle w:val="Compact"/>
@@ -495,6 +489,7 @@
           </w:p>
         </w:tc>
         <w:tc>
+          <w:tcPr/>
           <w:p>
             <w:pPr>
               <w:pStyle w:val="Compact"/>
@@ -506,6 +501,7 @@
           </w:p>
         </w:tc>
         <w:tc>
+          <w:tcPr/>
           <w:p>
             <w:pPr>
               <w:pStyle w:val="Compact"/>
@@ -517,6 +513,7 @@
           </w:p>
         </w:tc>
         <w:tc>
+          <w:tcPr/>
           <w:p>
             <w:pPr>
               <w:pStyle w:val="Compact"/>
@@ -530,6 +527,7 @@
       </w:tr>
       <w:tr>
         <w:tc>
+          <w:tcPr/>
           <w:p>
             <w:pPr>
               <w:pStyle w:val="Compact"/>
@@ -541,6 +539,7 @@
           </w:p>
         </w:tc>
         <w:tc>
+          <w:tcPr/>
           <w:p>
             <w:pPr>
               <w:pStyle w:val="Compact"/>
@@ -552,6 +551,7 @@
           </w:p>
         </w:tc>
         <w:tc>
+          <w:tcPr/>
           <w:p>
             <w:pPr>
               <w:pStyle w:val="Compact"/>
@@ -563,6 +563,7 @@
           </w:p>
         </w:tc>
         <w:tc>
+          <w:tcPr/>
           <w:p>
             <w:pPr>
               <w:pStyle w:val="Compact"/>
@@ -576,6 +577,7 @@
       </w:tr>
       <w:tr>
         <w:tc>
+          <w:tcPr/>
           <w:p>
             <w:pPr>
               <w:pStyle w:val="Compact"/>
@@ -587,6 +589,7 @@
           </w:p>
         </w:tc>
         <w:tc>
+          <w:tcPr/>
           <w:p>
             <w:pPr>
               <w:pStyle w:val="Compact"/>
@@ -598,6 +601,7 @@
           </w:p>
         </w:tc>
         <w:tc>
+          <w:tcPr/>
           <w:p>
             <w:pPr>
               <w:pStyle w:val="Compact"/>
@@ -609,6 +613,7 @@
           </w:p>
         </w:tc>
         <w:tc>
+          <w:tcPr/>
           <w:p>
             <w:pPr>
               <w:pStyle w:val="Compact"/>
@@ -622,6 +627,7 @@
       </w:tr>
       <w:tr>
         <w:tc>
+          <w:tcPr/>
           <w:p>
             <w:pPr>
               <w:pStyle w:val="Compact"/>
@@ -633,6 +639,7 @@
           </w:p>
         </w:tc>
         <w:tc>
+          <w:tcPr/>
           <w:p>
             <w:pPr>
               <w:pStyle w:val="Compact"/>
@@ -644,6 +651,7 @@
           </w:p>
         </w:tc>
         <w:tc>
+          <w:tcPr/>
           <w:p>
             <w:pPr>
               <w:pStyle w:val="Compact"/>
@@ -655,6 +663,7 @@
           </w:p>
         </w:tc>
         <w:tc>
+          <w:tcPr/>
           <w:p>
             <w:pPr>
               <w:pStyle w:val="Compact"/>
@@ -667,15 +676,16 @@
         </w:tc>
       </w:tr>
     </w:tbl>
+    <w:bookmarkEnd w:id="20"/>
+    <w:bookmarkEnd w:id="21"/>
+    <w:bookmarkStart w:id="22" w:name="purpose-and-scope"/>
     <w:p>
       <w:pPr>
         <w:pStyle w:val="Heading1"/>
       </w:pPr>
-      <w:bookmarkStart w:id="22" w:name="purpose-and-scope"/>
       <w:r>
         <w:t xml:space="preserve">1. Purpose and scope</w:t>
       </w:r>
-      <w:bookmarkEnd w:id="22"/>
     </w:p>
     <w:p>
       <w:pPr>
@@ -701,15 +711,15 @@
         <w:t xml:space="preserve">Abbreviations used here are defined in the glossary, PULSE-StRS-001 section 8.</w:t>
       </w:r>
     </w:p>
+    <w:bookmarkEnd w:id="22"/>
+    <w:bookmarkStart w:id="26" w:name="architectural-principle"/>
     <w:p>
       <w:pPr>
         <w:pStyle w:val="Heading1"/>
       </w:pPr>
-      <w:bookmarkStart w:id="23" w:name="architectural-principle"/>
       <w:r>
         <w:t xml:space="preserve">2. Architectural principle</w:t>
       </w:r>
-      <w:bookmarkEnd w:id="23"/>
     </w:p>
     <w:p>
       <w:pPr>
@@ -728,18 +738,18 @@
           <wp:inline>
             <wp:extent cx="5334000" cy="2739220"/>
             <wp:effectExtent b="0" l="0" r="0" t="0"/>
-            <wp:docPr descr="Architecture principle: providers publish, consumers subscribe, nothing meets anywhere but the broker." title="" id="1" name="Picture"/>
+            <wp:docPr descr="Architecture principle: providers publish, consumers subscribe, nothing meets anywhere but the broker." title="" id="24" name="Picture"/>
             <a:graphic>
               <a:graphicData uri="http://schemas.openxmlformats.org/drawingml/2006/picture">
                 <pic:pic>
                   <pic:nvPicPr>
-                    <pic:cNvPr descr="diagrams/pulse-architecture.png" id="0" name="Picture"/>
+                    <pic:cNvPr descr="diagrams/pulse-architecture.png" id="25" name="Picture"/>
                     <pic:cNvPicPr>
                       <a:picLocks noChangeArrowheads="1" noChangeAspect="1"/>
                     </pic:cNvPicPr>
                   </pic:nvPicPr>
                   <pic:blipFill>
-                    <a:blip r:embed="rId24"/>
+                    <a:blip r:embed="rId23"/>
                     <a:stretch>
                       <a:fillRect/>
                     </a:stretch>
@@ -817,31 +827,31 @@
         <w:t xml:space="preserve">Swapping the simulator for a real CAN bus changes one box on the left. No consumer is recompiled (FR-5, FR-8).</w:t>
       </w:r>
     </w:p>
+    <w:bookmarkEnd w:id="26"/>
+    <w:bookmarkStart w:id="29" w:name="context"/>
     <w:p>
       <w:pPr>
         <w:pStyle w:val="Heading1"/>
       </w:pPr>
-      <w:bookmarkStart w:id="25" w:name="context"/>
       <w:r>
         <w:t xml:space="preserve">3. Context</w:t>
       </w:r>
-      <w:bookmarkEnd w:id="25"/>
     </w:p>
+    <w:bookmarkStart w:id="27" w:name="system-boundary"/>
     <w:p>
       <w:pPr>
         <w:pStyle w:val="Heading2"/>
       </w:pPr>
-      <w:bookmarkStart w:id="26" w:name="system-boundary"/>
       <w:r>
         <w:t xml:space="preserve">3.1 System boundary</w:t>
       </w:r>
-      <w:bookmarkEnd w:id="26"/>
     </w:p>
     <w:tbl>
       <w:tblPr>
         <w:tblStyle w:val="Table"/>
-        <w:tblW w:type="pct" w:w="5000.0"/>
-        <w:tblLook w:firstRow="1"/>
+        <w:tblW w:type="pct" w:w="5000"/>
+        <w:tblLook w:firstRow="1" w:lastRow="0" w:firstColumn="0" w:lastColumn="0" w:noHBand="0" w:noVBand="0" w:val="0020"/>
+        <w:jc w:val="start"/>
       </w:tblPr>
       <w:tblGrid>
         <w:gridCol w:w="3960"/>
@@ -849,15 +859,10 @@
       </w:tblGrid>
       <w:tr>
         <w:trPr>
-          <w:cnfStyle w:firstRow="1"/>
+          <w:tblHeader w:val="true"/>
         </w:trPr>
         <w:tc>
-          <w:tcPr>
-            <w:tcBorders>
-              <w:bottom w:val="single"/>
-            </w:tcBorders>
-            <w:vAlign w:val="bottom"/>
-          </w:tcPr>
+          <w:tcPr/>
           <w:p>
             <w:pPr>
               <w:pStyle w:val="Compact"/>
@@ -869,12 +874,7 @@
           </w:p>
         </w:tc>
         <w:tc>
-          <w:tcPr>
-            <w:tcBorders>
-              <w:bottom w:val="single"/>
-            </w:tcBorders>
-            <w:vAlign w:val="bottom"/>
-          </w:tcPr>
+          <w:tcPr/>
           <w:p>
             <w:pPr>
               <w:pStyle w:val="Compact"/>
@@ -888,6 +888,7 @@
       </w:tr>
       <w:tr>
         <w:tc>
+          <w:tcPr/>
           <w:p>
             <w:pPr>
               <w:pStyle w:val="Compact"/>
@@ -899,6 +900,7 @@
           </w:p>
         </w:tc>
         <w:tc>
+          <w:tcPr/>
           <w:p>
             <w:pPr>
               <w:pStyle w:val="Compact"/>
@@ -912,6 +914,7 @@
       </w:tr>
       <w:tr>
         <w:tc>
+          <w:tcPr/>
           <w:p>
             <w:pPr>
               <w:pStyle w:val="Compact"/>
@@ -923,6 +926,7 @@
           </w:p>
         </w:tc>
         <w:tc>
+          <w:tcPr/>
           <w:p>
             <w:pPr>
               <w:pStyle w:val="Compact"/>
@@ -936,6 +940,7 @@
       </w:tr>
       <w:tr>
         <w:tc>
+          <w:tcPr/>
           <w:p>
             <w:pPr>
               <w:pStyle w:val="Compact"/>
@@ -947,6 +952,7 @@
           </w:p>
         </w:tc>
         <w:tc>
+          <w:tcPr/>
           <w:p>
             <w:pPr>
               <w:pStyle w:val="Compact"/>
@@ -960,6 +966,7 @@
       </w:tr>
       <w:tr>
         <w:tc>
+          <w:tcPr/>
           <w:p>
             <w:pPr>
               <w:pStyle w:val="Compact"/>
@@ -971,6 +978,7 @@
           </w:p>
         </w:tc>
         <w:tc>
+          <w:tcPr/>
           <w:p>
             <w:pPr>
               <w:pStyle w:val="Compact"/>
@@ -984,6 +992,7 @@
       </w:tr>
       <w:tr>
         <w:tc>
+          <w:tcPr/>
           <w:p>
             <w:pPr>
               <w:pStyle w:val="Compact"/>
@@ -995,6 +1004,7 @@
           </w:p>
         </w:tc>
         <w:tc>
+          <w:tcPr/>
           <w:p>
             <w:pPr>
               <w:pStyle w:val="Compact"/>
@@ -1007,21 +1017,22 @@
         </w:tc>
       </w:tr>
     </w:tbl>
+    <w:bookmarkEnd w:id="27"/>
+    <w:bookmarkStart w:id="28" w:name="external-interfaces"/>
     <w:p>
       <w:pPr>
         <w:pStyle w:val="Heading2"/>
       </w:pPr>
-      <w:bookmarkStart w:id="27" w:name="external-interfaces"/>
       <w:r>
         <w:t xml:space="preserve">3.2 External interfaces</w:t>
       </w:r>
-      <w:bookmarkEnd w:id="27"/>
     </w:p>
     <w:tbl>
       <w:tblPr>
         <w:tblStyle w:val="Table"/>
-        <w:tblW w:type="pct" w:w="5000.0"/>
-        <w:tblLook w:firstRow="1"/>
+        <w:tblW w:type="pct" w:w="5000"/>
+        <w:tblLook w:firstRow="1" w:lastRow="0" w:firstColumn="0" w:lastColumn="0" w:noHBand="0" w:noVBand="0" w:val="0020"/>
+        <w:jc w:val="start"/>
       </w:tblPr>
       <w:tblGrid>
         <w:gridCol w:w="1108"/>
@@ -1031,15 +1042,10 @@
       </w:tblGrid>
       <w:tr>
         <w:trPr>
-          <w:cnfStyle w:firstRow="1"/>
+          <w:tblHeader w:val="true"/>
         </w:trPr>
         <w:tc>
-          <w:tcPr>
-            <w:tcBorders>
-              <w:bottom w:val="single"/>
-            </w:tcBorders>
-            <w:vAlign w:val="bottom"/>
-          </w:tcPr>
+          <w:tcPr/>
           <w:p>
             <w:pPr>
               <w:pStyle w:val="Compact"/>
@@ -1051,12 +1057,7 @@
           </w:p>
         </w:tc>
         <w:tc>
-          <w:tcPr>
-            <w:tcBorders>
-              <w:bottom w:val="single"/>
-            </w:tcBorders>
-            <w:vAlign w:val="bottom"/>
-          </w:tcPr>
+          <w:tcPr/>
           <w:p>
             <w:pPr>
               <w:pStyle w:val="Compact"/>
@@ -1068,12 +1069,7 @@
           </w:p>
         </w:tc>
         <w:tc>
-          <w:tcPr>
-            <w:tcBorders>
-              <w:bottom w:val="single"/>
-            </w:tcBorders>
-            <w:vAlign w:val="bottom"/>
-          </w:tcPr>
+          <w:tcPr/>
           <w:p>
             <w:pPr>
               <w:pStyle w:val="Compact"/>
@@ -1085,12 +1081,7 @@
           </w:p>
         </w:tc>
         <w:tc>
-          <w:tcPr>
-            <w:tcBorders>
-              <w:bottom w:val="single"/>
-            </w:tcBorders>
-            <w:vAlign w:val="bottom"/>
-          </w:tcPr>
+          <w:tcPr/>
           <w:p>
             <w:pPr>
               <w:pStyle w:val="Compact"/>
@@ -1104,6 +1095,7 @@
       </w:tr>
       <w:tr>
         <w:tc>
+          <w:tcPr/>
           <w:p>
             <w:pPr>
               <w:pStyle w:val="Compact"/>
@@ -1115,6 +1107,7 @@
           </w:p>
         </w:tc>
         <w:tc>
+          <w:tcPr/>
           <w:p>
             <w:pPr>
               <w:pStyle w:val="Compact"/>
@@ -1126,6 +1119,7 @@
           </w:p>
         </w:tc>
         <w:tc>
+          <w:tcPr/>
           <w:p>
             <w:pPr>
               <w:pStyle w:val="Compact"/>
@@ -1146,6 +1140,7 @@
           </w:p>
         </w:tc>
         <w:tc>
+          <w:tcPr/>
           <w:p>
             <w:pPr>
               <w:pStyle w:val="Compact"/>
@@ -1159,6 +1154,7 @@
       </w:tr>
       <w:tr>
         <w:tc>
+          <w:tcPr/>
           <w:p>
             <w:pPr>
               <w:pStyle w:val="Compact"/>
@@ -1170,6 +1166,7 @@
           </w:p>
         </w:tc>
         <w:tc>
+          <w:tcPr/>
           <w:p>
             <w:pPr>
               <w:pStyle w:val="Compact"/>
@@ -1181,6 +1178,7 @@
           </w:p>
         </w:tc>
         <w:tc>
+          <w:tcPr/>
           <w:p>
             <w:pPr>
               <w:pStyle w:val="Compact"/>
@@ -1192,6 +1190,7 @@
           </w:p>
         </w:tc>
         <w:tc>
+          <w:tcPr/>
           <w:p>
             <w:pPr>
               <w:pStyle w:val="Compact"/>
@@ -1232,6 +1231,7 @@
       </w:tr>
       <w:tr>
         <w:tc>
+          <w:tcPr/>
           <w:p>
             <w:pPr>
               <w:pStyle w:val="Compact"/>
@@ -1243,6 +1243,7 @@
           </w:p>
         </w:tc>
         <w:tc>
+          <w:tcPr/>
           <w:p>
             <w:pPr>
               <w:pStyle w:val="Compact"/>
@@ -1254,6 +1255,7 @@
           </w:p>
         </w:tc>
         <w:tc>
+          <w:tcPr/>
           <w:p>
             <w:pPr>
               <w:pStyle w:val="Compact"/>
@@ -1277,6 +1279,7 @@
           </w:p>
         </w:tc>
         <w:tc>
+          <w:tcPr/>
           <w:p>
             <w:pPr>
               <w:pStyle w:val="Compact"/>
@@ -1290,6 +1293,7 @@
       </w:tr>
       <w:tr>
         <w:tc>
+          <w:tcPr/>
           <w:p>
             <w:pPr>
               <w:pStyle w:val="Compact"/>
@@ -1301,6 +1305,7 @@
           </w:p>
         </w:tc>
         <w:tc>
+          <w:tcPr/>
           <w:p>
             <w:pPr>
               <w:pStyle w:val="Compact"/>
@@ -1312,6 +1317,7 @@
           </w:p>
         </w:tc>
         <w:tc>
+          <w:tcPr/>
           <w:p>
             <w:pPr>
               <w:pStyle w:val="Compact"/>
@@ -1323,6 +1329,7 @@
           </w:p>
         </w:tc>
         <w:tc>
+          <w:tcPr/>
           <w:p>
             <w:pPr>
               <w:pStyle w:val="Compact"/>
@@ -1336,6 +1343,7 @@
       </w:tr>
       <w:tr>
         <w:tc>
+          <w:tcPr/>
           <w:p>
             <w:pPr>
               <w:pStyle w:val="Compact"/>
@@ -1347,6 +1355,7 @@
           </w:p>
         </w:tc>
         <w:tc>
+          <w:tcPr/>
           <w:p>
             <w:pPr>
               <w:pStyle w:val="Compact"/>
@@ -1358,6 +1367,7 @@
           </w:p>
         </w:tc>
         <w:tc>
+          <w:tcPr/>
           <w:p>
             <w:pPr>
               <w:pStyle w:val="Compact"/>
@@ -1369,6 +1379,7 @@
           </w:p>
         </w:tc>
         <w:tc>
+          <w:tcPr/>
           <w:p>
             <w:pPr>
               <w:pStyle w:val="Compact"/>
@@ -1381,31 +1392,32 @@
         </w:tc>
       </w:tr>
     </w:tbl>
+    <w:bookmarkEnd w:id="28"/>
+    <w:bookmarkEnd w:id="29"/>
+    <w:bookmarkStart w:id="35" w:name="components"/>
     <w:p>
       <w:pPr>
         <w:pStyle w:val="Heading1"/>
       </w:pPr>
-      <w:bookmarkStart w:id="28" w:name="components"/>
       <w:r>
         <w:t xml:space="preserve">4. Components</w:t>
       </w:r>
-      <w:bookmarkEnd w:id="28"/>
     </w:p>
+    <w:bookmarkStart w:id="30" w:name="component-catalogue"/>
     <w:p>
       <w:pPr>
         <w:pStyle w:val="Heading2"/>
       </w:pPr>
-      <w:bookmarkStart w:id="29" w:name="component-catalogue"/>
       <w:r>
         <w:t xml:space="preserve">4.1 Component catalogue</w:t>
       </w:r>
-      <w:bookmarkEnd w:id="29"/>
     </w:p>
     <w:tbl>
       <w:tblPr>
         <w:tblStyle w:val="Table"/>
-        <w:tblW w:type="pct" w:w="5000.0"/>
-        <w:tblLook w:firstRow="1"/>
+        <w:tblW w:type="pct" w:w="5000"/>
+        <w:tblLook w:firstRow="1" w:lastRow="0" w:firstColumn="0" w:lastColumn="0" w:noHBand="0" w:noVBand="0" w:val="0020"/>
+        <w:jc w:val="start"/>
       </w:tblPr>
       <w:tblGrid>
         <w:gridCol w:w="1108"/>
@@ -1416,15 +1428,10 @@
       </w:tblGrid>
       <w:tr>
         <w:trPr>
-          <w:cnfStyle w:firstRow="1"/>
+          <w:tblHeader w:val="true"/>
         </w:trPr>
         <w:tc>
-          <w:tcPr>
-            <w:tcBorders>
-              <w:bottom w:val="single"/>
-            </w:tcBorders>
-            <w:vAlign w:val="bottom"/>
-          </w:tcPr>
+          <w:tcPr/>
           <w:p>
             <w:pPr>
               <w:pStyle w:val="Compact"/>
@@ -1436,12 +1443,7 @@
           </w:p>
         </w:tc>
         <w:tc>
-          <w:tcPr>
-            <w:tcBorders>
-              <w:bottom w:val="single"/>
-            </w:tcBorders>
-            <w:vAlign w:val="bottom"/>
-          </w:tcPr>
+          <w:tcPr/>
           <w:p>
             <w:pPr>
               <w:pStyle w:val="Compact"/>
@@ -1453,12 +1455,7 @@
           </w:p>
         </w:tc>
         <w:tc>
-          <w:tcPr>
-            <w:tcBorders>
-              <w:bottom w:val="single"/>
-            </w:tcBorders>
-            <w:vAlign w:val="bottom"/>
-          </w:tcPr>
+          <w:tcPr/>
           <w:p>
             <w:pPr>
               <w:pStyle w:val="Compact"/>
@@ -1470,12 +1467,7 @@
           </w:p>
         </w:tc>
         <w:tc>
-          <w:tcPr>
-            <w:tcBorders>
-              <w:bottom w:val="single"/>
-            </w:tcBorders>
-            <w:vAlign w:val="bottom"/>
-          </w:tcPr>
+          <w:tcPr/>
           <w:p>
             <w:pPr>
               <w:pStyle w:val="Compact"/>
@@ -1487,12 +1479,7 @@
           </w:p>
         </w:tc>
         <w:tc>
-          <w:tcPr>
-            <w:tcBorders>
-              <w:bottom w:val="single"/>
-            </w:tcBorders>
-            <w:vAlign w:val="bottom"/>
-          </w:tcPr>
+          <w:tcPr/>
           <w:p>
             <w:pPr>
               <w:pStyle w:val="Compact"/>
@@ -1506,6 +1493,7 @@
       </w:tr>
       <w:tr>
         <w:tc>
+          <w:tcPr/>
           <w:p>
             <w:pPr>
               <w:pStyle w:val="Compact"/>
@@ -1517,6 +1505,7 @@
           </w:p>
         </w:tc>
         <w:tc>
+          <w:tcPr/>
           <w:p>
             <w:pPr>
               <w:pStyle w:val="Compact"/>
@@ -1528,6 +1517,7 @@
           </w:p>
         </w:tc>
         <w:tc>
+          <w:tcPr/>
           <w:p>
             <w:pPr>
               <w:pStyle w:val="Compact"/>
@@ -1539,6 +1529,7 @@
           </w:p>
         </w:tc>
         <w:tc>
+          <w:tcPr/>
           <w:p>
             <w:pPr>
               <w:pStyle w:val="Compact"/>
@@ -1550,6 +1541,7 @@
           </w:p>
         </w:tc>
         <w:tc>
+          <w:tcPr/>
           <w:p>
             <w:pPr>
               <w:pStyle w:val="Compact"/>
@@ -1566,6 +1558,7 @@
       </w:tr>
       <w:tr>
         <w:tc>
+          <w:tcPr/>
           <w:p>
             <w:pPr>
               <w:pStyle w:val="Compact"/>
@@ -1577,6 +1570,7 @@
           </w:p>
         </w:tc>
         <w:tc>
+          <w:tcPr/>
           <w:p>
             <w:pPr>
               <w:pStyle w:val="Compact"/>
@@ -1588,6 +1582,7 @@
           </w:p>
         </w:tc>
         <w:tc>
+          <w:tcPr/>
           <w:p>
             <w:pPr>
               <w:pStyle w:val="Compact"/>
@@ -1599,6 +1594,7 @@
           </w:p>
         </w:tc>
         <w:tc>
+          <w:tcPr/>
           <w:p>
             <w:pPr>
               <w:pStyle w:val="Compact"/>
@@ -1610,6 +1606,7 @@
           </w:p>
         </w:tc>
         <w:tc>
+          <w:tcPr/>
           <w:p>
             <w:pPr>
               <w:pStyle w:val="Compact"/>
@@ -1626,6 +1623,7 @@
       </w:tr>
       <w:tr>
         <w:tc>
+          <w:tcPr/>
           <w:p>
             <w:pPr>
               <w:pStyle w:val="Compact"/>
@@ -1637,6 +1635,7 @@
           </w:p>
         </w:tc>
         <w:tc>
+          <w:tcPr/>
           <w:p>
             <w:pPr>
               <w:pStyle w:val="Compact"/>
@@ -1648,6 +1647,7 @@
           </w:p>
         </w:tc>
         <w:tc>
+          <w:tcPr/>
           <w:p>
             <w:pPr>
               <w:pStyle w:val="Compact"/>
@@ -1659,6 +1659,7 @@
           </w:p>
         </w:tc>
         <w:tc>
+          <w:tcPr/>
           <w:p>
             <w:pPr>
               <w:pStyle w:val="Compact"/>
@@ -1670,6 +1671,7 @@
           </w:p>
         </w:tc>
         <w:tc>
+          <w:tcPr/>
           <w:p>
             <w:pPr>
               <w:pStyle w:val="Compact"/>
@@ -1686,6 +1688,7 @@
       </w:tr>
       <w:tr>
         <w:tc>
+          <w:tcPr/>
           <w:p>
             <w:pPr>
               <w:pStyle w:val="Compact"/>
@@ -1697,6 +1700,7 @@
           </w:p>
         </w:tc>
         <w:tc>
+          <w:tcPr/>
           <w:p>
             <w:pPr>
               <w:pStyle w:val="Compact"/>
@@ -1708,6 +1712,7 @@
           </w:p>
         </w:tc>
         <w:tc>
+          <w:tcPr/>
           <w:p>
             <w:pPr>
               <w:pStyle w:val="Compact"/>
@@ -1719,6 +1724,7 @@
           </w:p>
         </w:tc>
         <w:tc>
+          <w:tcPr/>
           <w:p>
             <w:pPr>
               <w:pStyle w:val="Compact"/>
@@ -1730,6 +1736,7 @@
           </w:p>
         </w:tc>
         <w:tc>
+          <w:tcPr/>
           <w:p>
             <w:pPr>
               <w:pStyle w:val="Compact"/>
@@ -1758,6 +1765,7 @@
       </w:tr>
       <w:tr>
         <w:tc>
+          <w:tcPr/>
           <w:p>
             <w:pPr>
               <w:pStyle w:val="Compact"/>
@@ -1769,6 +1777,7 @@
           </w:p>
         </w:tc>
         <w:tc>
+          <w:tcPr/>
           <w:p>
             <w:pPr>
               <w:pStyle w:val="Compact"/>
@@ -1780,6 +1789,7 @@
           </w:p>
         </w:tc>
         <w:tc>
+          <w:tcPr/>
           <w:p>
             <w:pPr>
               <w:pStyle w:val="Compact"/>
@@ -1791,6 +1801,7 @@
           </w:p>
         </w:tc>
         <w:tc>
+          <w:tcPr/>
           <w:p>
             <w:pPr>
               <w:pStyle w:val="Compact"/>
@@ -1802,6 +1813,7 @@
           </w:p>
         </w:tc>
         <w:tc>
+          <w:tcPr/>
           <w:p>
             <w:pPr>
               <w:pStyle w:val="Compact"/>
@@ -1818,6 +1830,7 @@
       </w:tr>
       <w:tr>
         <w:tc>
+          <w:tcPr/>
           <w:p>
             <w:pPr>
               <w:pStyle w:val="Compact"/>
@@ -1829,6 +1842,7 @@
           </w:p>
         </w:tc>
         <w:tc>
+          <w:tcPr/>
           <w:p>
             <w:pPr>
               <w:pStyle w:val="Compact"/>
@@ -1840,6 +1854,7 @@
           </w:p>
         </w:tc>
         <w:tc>
+          <w:tcPr/>
           <w:p>
             <w:pPr>
               <w:pStyle w:val="Compact"/>
@@ -1851,6 +1866,7 @@
           </w:p>
         </w:tc>
         <w:tc>
+          <w:tcPr/>
           <w:p>
             <w:pPr>
               <w:pStyle w:val="Compact"/>
@@ -1862,6 +1878,7 @@
           </w:p>
         </w:tc>
         <w:tc>
+          <w:tcPr/>
           <w:p>
             <w:pPr>
               <w:pStyle w:val="Compact"/>
@@ -1878,6 +1895,7 @@
       </w:tr>
       <w:tr>
         <w:tc>
+          <w:tcPr/>
           <w:p>
             <w:pPr>
               <w:pStyle w:val="Compact"/>
@@ -1889,6 +1907,7 @@
           </w:p>
         </w:tc>
         <w:tc>
+          <w:tcPr/>
           <w:p>
             <w:pPr>
               <w:pStyle w:val="Compact"/>
@@ -1900,6 +1919,7 @@
           </w:p>
         </w:tc>
         <w:tc>
+          <w:tcPr/>
           <w:p>
             <w:pPr>
               <w:pStyle w:val="Compact"/>
@@ -1911,6 +1931,7 @@
           </w:p>
         </w:tc>
         <w:tc>
+          <w:tcPr/>
           <w:p>
             <w:pPr>
               <w:pStyle w:val="Compact"/>
@@ -1922,6 +1943,7 @@
           </w:p>
         </w:tc>
         <w:tc>
+          <w:tcPr/>
           <w:p>
             <w:pPr>
               <w:pStyle w:val="Compact"/>
@@ -1938,6 +1960,7 @@
       </w:tr>
       <w:tr>
         <w:tc>
+          <w:tcPr/>
           <w:p>
             <w:pPr>
               <w:pStyle w:val="Compact"/>
@@ -1949,6 +1972,7 @@
           </w:p>
         </w:tc>
         <w:tc>
+          <w:tcPr/>
           <w:p>
             <w:pPr>
               <w:pStyle w:val="Compact"/>
@@ -1960,6 +1984,7 @@
           </w:p>
         </w:tc>
         <w:tc>
+          <w:tcPr/>
           <w:p>
             <w:pPr>
               <w:pStyle w:val="Compact"/>
@@ -1971,6 +1996,7 @@
           </w:p>
         </w:tc>
         <w:tc>
+          <w:tcPr/>
           <w:p>
             <w:pPr>
               <w:pStyle w:val="Compact"/>
@@ -1982,6 +2008,7 @@
           </w:p>
         </w:tc>
         <w:tc>
+          <w:tcPr/>
           <w:p>
             <w:pPr>
               <w:pStyle w:val="Compact"/>
@@ -2010,6 +2037,7 @@
       </w:tr>
       <w:tr>
         <w:tc>
+          <w:tcPr/>
           <w:p>
             <w:pPr>
               <w:pStyle w:val="Compact"/>
@@ -2021,6 +2049,7 @@
           </w:p>
         </w:tc>
         <w:tc>
+          <w:tcPr/>
           <w:p>
             <w:pPr>
               <w:pStyle w:val="Compact"/>
@@ -2032,6 +2061,7 @@
           </w:p>
         </w:tc>
         <w:tc>
+          <w:tcPr/>
           <w:p>
             <w:pPr>
               <w:pStyle w:val="Compact"/>
@@ -2043,6 +2073,7 @@
           </w:p>
         </w:tc>
         <w:tc>
+          <w:tcPr/>
           <w:p>
             <w:pPr>
               <w:pStyle w:val="Compact"/>
@@ -2054,6 +2085,7 @@
           </w:p>
         </w:tc>
         <w:tc>
+          <w:tcPr/>
           <w:p>
             <w:pPr>
               <w:pStyle w:val="Compact"/>
@@ -2070,6 +2102,7 @@
       </w:tr>
       <w:tr>
         <w:tc>
+          <w:tcPr/>
           <w:p>
             <w:pPr>
               <w:pStyle w:val="Compact"/>
@@ -2081,6 +2114,7 @@
           </w:p>
         </w:tc>
         <w:tc>
+          <w:tcPr/>
           <w:p>
             <w:pPr>
               <w:pStyle w:val="Compact"/>
@@ -2092,6 +2126,7 @@
           </w:p>
         </w:tc>
         <w:tc>
+          <w:tcPr/>
           <w:p>
             <w:pPr>
               <w:pStyle w:val="Compact"/>
@@ -2103,6 +2138,7 @@
           </w:p>
         </w:tc>
         <w:tc>
+          <w:tcPr/>
           <w:p>
             <w:pPr>
               <w:pStyle w:val="Compact"/>
@@ -2114,6 +2150,7 @@
           </w:p>
         </w:tc>
         <w:tc>
+          <w:tcPr/>
           <w:p>
             <w:pPr>
               <w:pStyle w:val="Compact"/>
@@ -2130,6 +2167,7 @@
       </w:tr>
       <w:tr>
         <w:tc>
+          <w:tcPr/>
           <w:p>
             <w:pPr>
               <w:pStyle w:val="Compact"/>
@@ -2141,6 +2179,7 @@
           </w:p>
         </w:tc>
         <w:tc>
+          <w:tcPr/>
           <w:p>
             <w:pPr>
               <w:pStyle w:val="Compact"/>
@@ -2152,6 +2191,7 @@
           </w:p>
         </w:tc>
         <w:tc>
+          <w:tcPr/>
           <w:p>
             <w:pPr>
               <w:pStyle w:val="Compact"/>
@@ -2163,6 +2203,7 @@
           </w:p>
         </w:tc>
         <w:tc>
+          <w:tcPr/>
           <w:p>
             <w:pPr>
               <w:pStyle w:val="Compact"/>
@@ -2174,6 +2215,7 @@
           </w:p>
         </w:tc>
         <w:tc>
+          <w:tcPr/>
           <w:p>
             <w:pPr>
               <w:pStyle w:val="Compact"/>
@@ -2190,6 +2232,7 @@
       </w:tr>
       <w:tr>
         <w:tc>
+          <w:tcPr/>
           <w:p>
             <w:pPr>
               <w:pStyle w:val="Compact"/>
@@ -2201,6 +2244,7 @@
           </w:p>
         </w:tc>
         <w:tc>
+          <w:tcPr/>
           <w:p>
             <w:pPr>
               <w:pStyle w:val="Compact"/>
@@ -2212,6 +2256,7 @@
           </w:p>
         </w:tc>
         <w:tc>
+          <w:tcPr/>
           <w:p>
             <w:pPr>
               <w:pStyle w:val="Compact"/>
@@ -2223,6 +2268,7 @@
           </w:p>
         </w:tc>
         <w:tc>
+          <w:tcPr/>
           <w:p>
             <w:pPr>
               <w:pStyle w:val="Compact"/>
@@ -2234,6 +2280,7 @@
           </w:p>
         </w:tc>
         <w:tc>
+          <w:tcPr/>
           <w:p>
             <w:pPr>
               <w:pStyle w:val="Compact"/>
@@ -2262,6 +2309,7 @@
       </w:tr>
       <w:tr>
         <w:tc>
+          <w:tcPr/>
           <w:p>
             <w:pPr>
               <w:pStyle w:val="Compact"/>
@@ -2273,6 +2321,7 @@
           </w:p>
         </w:tc>
         <w:tc>
+          <w:tcPr/>
           <w:p>
             <w:pPr>
               <w:pStyle w:val="Compact"/>
@@ -2284,6 +2333,7 @@
           </w:p>
         </w:tc>
         <w:tc>
+          <w:tcPr/>
           <w:p>
             <w:pPr>
               <w:pStyle w:val="Compact"/>
@@ -2295,6 +2345,7 @@
           </w:p>
         </w:tc>
         <w:tc>
+          <w:tcPr/>
           <w:p>
             <w:pPr>
               <w:pStyle w:val="Compact"/>
@@ -2306,6 +2357,7 @@
           </w:p>
         </w:tc>
         <w:tc>
+          <w:tcPr/>
           <w:p>
             <w:pPr>
               <w:pStyle w:val="Compact"/>
@@ -2353,15 +2405,15 @@
         <w:t xml:space="preserve">The two HMIs share no code. They share only the signal contract in appendix A.</w:t>
       </w:r>
     </w:p>
+    <w:bookmarkEnd w:id="30"/>
+    <w:bookmarkStart w:id="34" w:name="layering"/>
     <w:p>
       <w:pPr>
         <w:pStyle w:val="Heading2"/>
       </w:pPr>
-      <w:bookmarkStart w:id="30" w:name="layering"/>
       <w:r>
         <w:t xml:space="preserve">4.2 Layering</w:t>
       </w:r>
-      <w:bookmarkEnd w:id="30"/>
     </w:p>
     <w:p>
       <w:pPr>
@@ -2372,12 +2424,12 @@
           <wp:inline>
             <wp:extent cx="5334000" cy="2346662"/>
             <wp:effectExtent b="0" l="0" r="0" t="0"/>
-            <wp:docPr descr="Three layers and the abstraction line. Nothing above the line knows a CAN frame, a DBC file or a device." title="" id="1" name="Picture"/>
+            <wp:docPr descr="Three layers and the abstraction line. Nothing above the line knows a CAN frame, a DBC file or a device." title="" id="32" name="Picture"/>
             <a:graphic>
               <a:graphicData uri="http://schemas.openxmlformats.org/drawingml/2006/picture">
                 <pic:pic>
                   <pic:nvPicPr>
-                    <pic:cNvPr descr="diagrams/layering.png" id="0" name="Picture"/>
+                    <pic:cNvPr descr="diagrams/layering.png" id="33" name="Picture"/>
                     <pic:cNvPicPr>
                       <a:picLocks noChangeArrowheads="1" noChangeAspect="1"/>
                     </pic:cNvPicPr>
@@ -2441,8 +2493,9 @@
     <w:tbl>
       <w:tblPr>
         <w:tblStyle w:val="Table"/>
-        <w:tblW w:type="pct" w:w="5000.0"/>
-        <w:tblLook w:firstRow="1"/>
+        <w:tblW w:type="pct" w:w="5000"/>
+        <w:tblLook w:firstRow="1" w:lastRow="0" w:firstColumn="0" w:lastColumn="0" w:noHBand="0" w:noVBand="0" w:val="0020"/>
+        <w:jc w:val="start"/>
       </w:tblPr>
       <w:tblGrid>
         <w:gridCol w:w="1267"/>
@@ -2451,15 +2504,10 @@
       </w:tblGrid>
       <w:tr>
         <w:trPr>
-          <w:cnfStyle w:firstRow="1"/>
+          <w:tblHeader w:val="true"/>
         </w:trPr>
         <w:tc>
-          <w:tcPr>
-            <w:tcBorders>
-              <w:bottom w:val="single"/>
-            </w:tcBorders>
-            <w:vAlign w:val="bottom"/>
-          </w:tcPr>
+          <w:tcPr/>
           <w:p>
             <w:pPr>
               <w:pStyle w:val="Compact"/>
@@ -2471,12 +2519,7 @@
           </w:p>
         </w:tc>
         <w:tc>
-          <w:tcPr>
-            <w:tcBorders>
-              <w:bottom w:val="single"/>
-            </w:tcBorders>
-            <w:vAlign w:val="bottom"/>
-          </w:tcPr>
+          <w:tcPr/>
           <w:p>
             <w:pPr>
               <w:pStyle w:val="Compact"/>
@@ -2488,12 +2531,7 @@
           </w:p>
         </w:tc>
         <w:tc>
-          <w:tcPr>
-            <w:tcBorders>
-              <w:bottom w:val="single"/>
-            </w:tcBorders>
-            <w:vAlign w:val="bottom"/>
-          </w:tcPr>
+          <w:tcPr/>
           <w:p>
             <w:pPr>
               <w:pStyle w:val="Compact"/>
@@ -2507,6 +2545,7 @@
       </w:tr>
       <w:tr>
         <w:tc>
+          <w:tcPr/>
           <w:p>
             <w:pPr>
               <w:pStyle w:val="Compact"/>
@@ -2518,6 +2557,7 @@
           </w:p>
         </w:tc>
         <w:tc>
+          <w:tcPr/>
           <w:p>
             <w:pPr>
               <w:pStyle w:val="Compact"/>
@@ -2529,6 +2569,7 @@
           </w:p>
         </w:tc>
         <w:tc>
+          <w:tcPr/>
           <w:p>
             <w:pPr>
               <w:pStyle w:val="Compact"/>
@@ -2542,6 +2583,7 @@
       </w:tr>
       <w:tr>
         <w:tc>
+          <w:tcPr/>
           <w:p>
             <w:pPr>
               <w:pStyle w:val="Compact"/>
@@ -2553,9 +2595,15 @@
           </w:p>
         </w:tc>
         <w:tc>
-          <w:p/>
-        </w:tc>
-        <w:tc>
+          <w:tcPr/>
+          <w:p>
+            <w:pPr>
+              <w:pStyle w:val="Compact"/>
+            </w:pPr>
+          </w:p>
+        </w:tc>
+        <w:tc>
+          <w:tcPr/>
           <w:p>
             <w:pPr>
               <w:pStyle w:val="Compact"/>
@@ -2569,6 +2617,7 @@
       </w:tr>
       <w:tr>
         <w:tc>
+          <w:tcPr/>
           <w:p>
             <w:pPr>
               <w:pStyle w:val="Compact"/>
@@ -2580,6 +2629,7 @@
           </w:p>
         </w:tc>
         <w:tc>
+          <w:tcPr/>
           <w:p>
             <w:pPr>
               <w:pStyle w:val="Compact"/>
@@ -2591,6 +2641,7 @@
           </w:p>
         </w:tc>
         <w:tc>
+          <w:tcPr/>
           <w:p>
             <w:pPr>
               <w:pStyle w:val="Compact"/>
@@ -2604,6 +2655,7 @@
       </w:tr>
       <w:tr>
         <w:tc>
+          <w:tcPr/>
           <w:p>
             <w:pPr>
               <w:pStyle w:val="Compact"/>
@@ -2615,6 +2667,7 @@
           </w:p>
         </w:tc>
         <w:tc>
+          <w:tcPr/>
           <w:p>
             <w:pPr>
               <w:pStyle w:val="Compact"/>
@@ -2626,6 +2679,7 @@
           </w:p>
         </w:tc>
         <w:tc>
+          <w:tcPr/>
           <w:p>
             <w:pPr>
               <w:pStyle w:val="Compact"/>
@@ -2638,31 +2692,32 @@
         </w:tc>
       </w:tr>
     </w:tbl>
+    <w:bookmarkEnd w:id="34"/>
+    <w:bookmarkEnd w:id="35"/>
+    <w:bookmarkStart w:id="43" w:name="interfaces"/>
     <w:p>
       <w:pPr>
         <w:pStyle w:val="Heading1"/>
       </w:pPr>
-      <w:bookmarkStart w:id="32" w:name="interfaces"/>
       <w:r>
         <w:t xml:space="preserve">5. Interfaces</w:t>
       </w:r>
-      <w:bookmarkEnd w:id="32"/>
     </w:p>
+    <w:bookmarkStart w:id="36" w:name="broker-interface"/>
     <w:p>
       <w:pPr>
         <w:pStyle w:val="Heading2"/>
       </w:pPr>
-      <w:bookmarkStart w:id="33" w:name="broker-interface"/>
       <w:r>
         <w:t xml:space="preserve">5.1 Broker interface</w:t>
       </w:r>
-      <w:bookmarkEnd w:id="33"/>
     </w:p>
     <w:tbl>
       <w:tblPr>
         <w:tblStyle w:val="Table"/>
-        <w:tblW w:type="pct" w:w="5000.0"/>
-        <w:tblLook w:firstRow="1"/>
+        <w:tblW w:type="pct" w:w="5000"/>
+        <w:tblLook w:firstRow="1" w:lastRow="0" w:firstColumn="0" w:lastColumn="0" w:noHBand="0" w:noVBand="0" w:val="0020"/>
+        <w:jc w:val="start"/>
       </w:tblPr>
       <w:tblGrid>
         <w:gridCol w:w="1742"/>
@@ -2670,15 +2725,10 @@
       </w:tblGrid>
       <w:tr>
         <w:trPr>
-          <w:cnfStyle w:firstRow="1"/>
+          <w:tblHeader w:val="true"/>
         </w:trPr>
         <w:tc>
-          <w:tcPr>
-            <w:tcBorders>
-              <w:bottom w:val="single"/>
-            </w:tcBorders>
-            <w:vAlign w:val="bottom"/>
-          </w:tcPr>
+          <w:tcPr/>
           <w:p>
             <w:pPr>
               <w:pStyle w:val="Compact"/>
@@ -2690,12 +2740,7 @@
           </w:p>
         </w:tc>
         <w:tc>
-          <w:tcPr>
-            <w:tcBorders>
-              <w:bottom w:val="single"/>
-            </w:tcBorders>
-            <w:vAlign w:val="bottom"/>
-          </w:tcPr>
+          <w:tcPr/>
           <w:p>
             <w:pPr>
               <w:pStyle w:val="Compact"/>
@@ -2709,6 +2754,7 @@
       </w:tr>
       <w:tr>
         <w:tc>
+          <w:tcPr/>
           <w:p>
             <w:pPr>
               <w:pStyle w:val="Compact"/>
@@ -2720,6 +2766,7 @@
           </w:p>
         </w:tc>
         <w:tc>
+          <w:tcPr/>
           <w:p>
             <w:pPr>
               <w:pStyle w:val="Compact"/>
@@ -2733,6 +2780,7 @@
       </w:tr>
       <w:tr>
         <w:tc>
+          <w:tcPr/>
           <w:p>
             <w:pPr>
               <w:pStyle w:val="Compact"/>
@@ -2744,6 +2792,7 @@
           </w:p>
         </w:tc>
         <w:tc>
+          <w:tcPr/>
           <w:p>
             <w:pPr>
               <w:pStyle w:val="Compact"/>
@@ -2766,6 +2815,7 @@
       </w:tr>
       <w:tr>
         <w:tc>
+          <w:tcPr/>
           <w:p>
             <w:pPr>
               <w:pStyle w:val="Compact"/>
@@ -2777,6 +2827,7 @@
           </w:p>
         </w:tc>
         <w:tc>
+          <w:tcPr/>
           <w:p>
             <w:pPr>
               <w:pStyle w:val="Compact"/>
@@ -2796,6 +2847,7 @@
       </w:tr>
       <w:tr>
         <w:tc>
+          <w:tcPr/>
           <w:p>
             <w:pPr>
               <w:pStyle w:val="Compact"/>
@@ -2807,6 +2859,7 @@
           </w:p>
         </w:tc>
         <w:tc>
+          <w:tcPr/>
           <w:p>
             <w:pPr>
               <w:pStyle w:val="Compact"/>
@@ -2835,6 +2888,7 @@
       </w:tr>
       <w:tr>
         <w:tc>
+          <w:tcPr/>
           <w:p>
             <w:pPr>
               <w:pStyle w:val="Compact"/>
@@ -2846,6 +2900,7 @@
           </w:p>
         </w:tc>
         <w:tc>
+          <w:tcPr/>
           <w:p>
             <w:pPr>
               <w:pStyle w:val="Compact"/>
@@ -2859,6 +2914,7 @@
       </w:tr>
       <w:tr>
         <w:tc>
+          <w:tcPr/>
           <w:p>
             <w:pPr>
               <w:pStyle w:val="Compact"/>
@@ -2870,6 +2926,7 @@
           </w:p>
         </w:tc>
         <w:tc>
+          <w:tcPr/>
           <w:p>
             <w:pPr>
               <w:pStyle w:val="Compact"/>
@@ -2922,6 +2979,7 @@
       </w:tr>
       <w:tr>
         <w:tc>
+          <w:tcPr/>
           <w:p>
             <w:pPr>
               <w:pStyle w:val="Compact"/>
@@ -2933,6 +2991,7 @@
           </w:p>
         </w:tc>
         <w:tc>
+          <w:tcPr/>
           <w:p>
             <w:pPr>
               <w:pStyle w:val="Compact"/>
@@ -2992,21 +3051,22 @@
         <w:t xml:space="preserve">because AGL’s reference stack and the AGL overlay target v1. Migration to v2 is a recorded decision, section 8.</w:t>
       </w:r>
     </w:p>
+    <w:bookmarkEnd w:id="36"/>
+    <w:bookmarkStart w:id="37" w:name="publish-rates"/>
     <w:p>
       <w:pPr>
         <w:pStyle w:val="Heading2"/>
       </w:pPr>
-      <w:bookmarkStart w:id="34" w:name="publish-rates"/>
       <w:r>
         <w:t xml:space="preserve">5.2 Publish rates</w:t>
       </w:r>
-      <w:bookmarkEnd w:id="34"/>
     </w:p>
     <w:tbl>
       <w:tblPr>
         <w:tblStyle w:val="Table"/>
-        <w:tblW w:type="pct" w:w="5000.0"/>
-        <w:tblLook w:firstRow="1"/>
+        <w:tblW w:type="pct" w:w="5000"/>
+        <w:tblLook w:firstRow="1" w:lastRow="0" w:firstColumn="0" w:lastColumn="0" w:noHBand="0" w:noVBand="0" w:val="0020"/>
+        <w:jc w:val="start"/>
       </w:tblPr>
       <w:tblGrid>
         <w:gridCol w:w="1900"/>
@@ -3015,15 +3075,10 @@
       </w:tblGrid>
       <w:tr>
         <w:trPr>
-          <w:cnfStyle w:firstRow="1"/>
+          <w:tblHeader w:val="true"/>
         </w:trPr>
         <w:tc>
-          <w:tcPr>
-            <w:tcBorders>
-              <w:bottom w:val="single"/>
-            </w:tcBorders>
-            <w:vAlign w:val="bottom"/>
-          </w:tcPr>
+          <w:tcPr/>
           <w:p>
             <w:pPr>
               <w:pStyle w:val="Compact"/>
@@ -3035,12 +3090,7 @@
           </w:p>
         </w:tc>
         <w:tc>
-          <w:tcPr>
-            <w:tcBorders>
-              <w:bottom w:val="single"/>
-            </w:tcBorders>
-            <w:vAlign w:val="bottom"/>
-          </w:tcPr>
+          <w:tcPr/>
           <w:p>
             <w:pPr>
               <w:pStyle w:val="Compact"/>
@@ -3052,12 +3102,7 @@
           </w:p>
         </w:tc>
         <w:tc>
-          <w:tcPr>
-            <w:tcBorders>
-              <w:bottom w:val="single"/>
-            </w:tcBorders>
-            <w:vAlign w:val="bottom"/>
-          </w:tcPr>
+          <w:tcPr/>
           <w:p>
             <w:pPr>
               <w:pStyle w:val="Compact"/>
@@ -3071,6 +3116,7 @@
       </w:tr>
       <w:tr>
         <w:tc>
+          <w:tcPr/>
           <w:p>
             <w:pPr>
               <w:pStyle w:val="Compact"/>
@@ -3082,6 +3128,7 @@
           </w:p>
         </w:tc>
         <w:tc>
+          <w:tcPr/>
           <w:p>
             <w:pPr>
               <w:pStyle w:val="Compact"/>
@@ -3093,6 +3140,7 @@
           </w:p>
         </w:tc>
         <w:tc>
+          <w:tcPr/>
           <w:p>
             <w:pPr>
               <w:pStyle w:val="Compact"/>
@@ -3106,6 +3154,7 @@
       </w:tr>
       <w:tr>
         <w:tc>
+          <w:tcPr/>
           <w:p>
             <w:pPr>
               <w:pStyle w:val="Compact"/>
@@ -3117,6 +3166,7 @@
           </w:p>
         </w:tc>
         <w:tc>
+          <w:tcPr/>
           <w:p>
             <w:pPr>
               <w:pStyle w:val="Compact"/>
@@ -3128,6 +3178,7 @@
           </w:p>
         </w:tc>
         <w:tc>
+          <w:tcPr/>
           <w:p>
             <w:pPr>
               <w:pStyle w:val="Compact"/>
@@ -3141,6 +3192,7 @@
       </w:tr>
       <w:tr>
         <w:tc>
+          <w:tcPr/>
           <w:p>
             <w:pPr>
               <w:pStyle w:val="Compact"/>
@@ -3152,6 +3204,7 @@
           </w:p>
         </w:tc>
         <w:tc>
+          <w:tcPr/>
           <w:p>
             <w:pPr>
               <w:pStyle w:val="Compact"/>
@@ -3163,6 +3216,7 @@
           </w:p>
         </w:tc>
         <w:tc>
+          <w:tcPr/>
           <w:p>
             <w:pPr>
               <w:pStyle w:val="Compact"/>
@@ -3176,6 +3230,7 @@
       </w:tr>
       <w:tr>
         <w:tc>
+          <w:tcPr/>
           <w:p>
             <w:pPr>
               <w:pStyle w:val="Compact"/>
@@ -3187,6 +3242,7 @@
           </w:p>
         </w:tc>
         <w:tc>
+          <w:tcPr/>
           <w:p>
             <w:pPr>
               <w:pStyle w:val="Compact"/>
@@ -3198,6 +3254,7 @@
           </w:p>
         </w:tc>
         <w:tc>
+          <w:tcPr/>
           <w:p>
             <w:pPr>
               <w:pStyle w:val="Compact"/>
@@ -3210,15 +3267,15 @@
         </w:tc>
       </w:tr>
     </w:tbl>
+    <w:bookmarkEnd w:id="37"/>
+    <w:bookmarkStart w:id="38" w:name="signal-contract"/>
     <w:p>
       <w:pPr>
         <w:pStyle w:val="Heading2"/>
       </w:pPr>
-      <w:bookmarkStart w:id="35" w:name="signal-contract"/>
       <w:r>
         <w:t xml:space="preserve">5.3 Signal contract</w:t>
       </w:r>
-      <w:bookmarkEnd w:id="35"/>
     </w:p>
     <w:p>
       <w:pPr>
@@ -3228,15 +3285,15 @@
         <w:t xml:space="preserve">The signal contract is the set of VSS paths a consumer may rely on. It is listed in appendix A and is the only coupling between producers and consumers. A signal contract test (sprint 2) asserts that every path in appendix A resolves in the compiled tree with the expected datatype and unit.</w:t>
       </w:r>
     </w:p>
+    <w:bookmarkEnd w:id="38"/>
+    <w:bookmarkStart w:id="42" w:name="worked-example-one-signal-bottom-to-top"/>
     <w:p>
       <w:pPr>
         <w:pStyle w:val="Heading2"/>
       </w:pPr>
-      <w:bookmarkStart w:id="36" w:name="worked-example-one-signal-bottom-to-top"/>
       <w:r>
         <w:t xml:space="preserve">5.4 Worked example: one signal, bottom to top</w:t>
       </w:r>
-      <w:bookmarkEnd w:id="36"/>
     </w:p>
     <w:p>
       <w:pPr>
@@ -3276,8 +3333,9 @@
     <w:tbl>
       <w:tblPr>
         <w:tblStyle w:val="Table"/>
-        <w:tblW w:type="pct" w:w="5000.0"/>
-        <w:tblLook w:firstRow="1"/>
+        <w:tblW w:type="pct" w:w="5000"/>
+        <w:tblLook w:firstRow="1" w:lastRow="0" w:firstColumn="0" w:lastColumn="0" w:noHBand="0" w:noVBand="0" w:val="0020"/>
+        <w:jc w:val="start"/>
       </w:tblPr>
       <w:tblGrid>
         <w:gridCol w:w="465"/>
@@ -3286,15 +3344,10 @@
       </w:tblGrid>
       <w:tr>
         <w:trPr>
-          <w:cnfStyle w:firstRow="1"/>
+          <w:tblHeader w:val="true"/>
         </w:trPr>
         <w:tc>
-          <w:tcPr>
-            <w:tcBorders>
-              <w:bottom w:val="single"/>
-            </w:tcBorders>
-            <w:vAlign w:val="bottom"/>
-          </w:tcPr>
+          <w:tcPr/>
           <w:p>
             <w:pPr>
               <w:pStyle w:val="Compact"/>
@@ -3306,12 +3359,7 @@
           </w:p>
         </w:tc>
         <w:tc>
-          <w:tcPr>
-            <w:tcBorders>
-              <w:bottom w:val="single"/>
-            </w:tcBorders>
-            <w:vAlign w:val="bottom"/>
-          </w:tcPr>
+          <w:tcPr/>
           <w:p>
             <w:pPr>
               <w:pStyle w:val="Compact"/>
@@ -3323,12 +3371,7 @@
           </w:p>
         </w:tc>
         <w:tc>
-          <w:tcPr>
-            <w:tcBorders>
-              <w:bottom w:val="single"/>
-            </w:tcBorders>
-            <w:vAlign w:val="bottom"/>
-          </w:tcPr>
+          <w:tcPr/>
           <w:p>
             <w:pPr>
               <w:pStyle w:val="Compact"/>
@@ -3342,6 +3385,7 @@
       </w:tr>
       <w:tr>
         <w:tc>
+          <w:tcPr/>
           <w:p>
             <w:pPr>
               <w:pStyle w:val="Compact"/>
@@ -3353,6 +3397,7 @@
           </w:p>
         </w:tc>
         <w:tc>
+          <w:tcPr/>
           <w:p>
             <w:pPr>
               <w:pStyle w:val="Compact"/>
@@ -3379,6 +3424,7 @@
           </w:p>
         </w:tc>
         <w:tc>
+          <w:tcPr/>
           <w:p>
             <w:pPr>
               <w:pStyle w:val="Compact"/>
@@ -3392,6 +3438,7 @@
       </w:tr>
       <w:tr>
         <w:tc>
+          <w:tcPr/>
           <w:p>
             <w:pPr>
               <w:pStyle w:val="Compact"/>
@@ -3403,6 +3450,7 @@
           </w:p>
         </w:tc>
         <w:tc>
+          <w:tcPr/>
           <w:p>
             <w:pPr>
               <w:pStyle w:val="Compact"/>
@@ -3423,6 +3471,7 @@
           </w:p>
         </w:tc>
         <w:tc>
+          <w:tcPr/>
           <w:p>
             <w:pPr>
               <w:pStyle w:val="Compact"/>
@@ -3445,6 +3494,7 @@
       </w:tr>
       <w:tr>
         <w:tc>
+          <w:tcPr/>
           <w:p>
             <w:pPr>
               <w:pStyle w:val="Compact"/>
@@ -3456,6 +3506,7 @@
           </w:p>
         </w:tc>
         <w:tc>
+          <w:tcPr/>
           <w:p>
             <w:pPr>
               <w:pStyle w:val="Compact"/>
@@ -3482,6 +3533,7 @@
           </w:p>
         </w:tc>
         <w:tc>
+          <w:tcPr/>
           <w:p>
             <w:pPr>
               <w:pStyle w:val="Compact"/>
@@ -3504,6 +3556,7 @@
       </w:tr>
       <w:tr>
         <w:tc>
+          <w:tcPr/>
           <w:p>
             <w:pPr>
               <w:pStyle w:val="Compact"/>
@@ -3515,6 +3568,7 @@
           </w:p>
         </w:tc>
         <w:tc>
+          <w:tcPr/>
           <w:p>
             <w:pPr>
               <w:pStyle w:val="Compact"/>
@@ -3526,6 +3580,7 @@
           </w:p>
         </w:tc>
         <w:tc>
+          <w:tcPr/>
           <w:p>
             <w:pPr>
               <w:pStyle w:val="Compact"/>
@@ -3545,6 +3600,7 @@
       </w:tr>
       <w:tr>
         <w:tc>
+          <w:tcPr/>
           <w:p>
             <w:pPr>
               <w:pStyle w:val="Compact"/>
@@ -3556,6 +3612,7 @@
           </w:p>
         </w:tc>
         <w:tc>
+          <w:tcPr/>
           <w:p>
             <w:pPr>
               <w:pStyle w:val="Compact"/>
@@ -3567,6 +3624,7 @@
           </w:p>
         </w:tc>
         <w:tc>
+          <w:tcPr/>
           <w:p>
             <w:pPr>
               <w:pStyle w:val="Compact"/>
@@ -3596,18 +3654,18 @@
           <wp:inline>
             <wp:extent cx="5334000" cy="1757527"/>
             <wp:effectExtent b="0" l="0" r="0" t="0"/>
-            <wp:docPr descr="One signal from the wire to the dial. Steps 01 and 02 are the sprint 3 CAN provider; today the simulator enters at step 03." title="" id="1" name="Picture"/>
+            <wp:docPr descr="One signal from the wire to the dial. Steps 01 and 02 are the sprint 3 CAN provider; today the simulator enters at step 03." title="" id="40" name="Picture"/>
             <a:graphic>
               <a:graphicData uri="http://schemas.openxmlformats.org/drawingml/2006/picture">
                 <pic:pic>
                   <pic:nvPicPr>
-                    <pic:cNvPr descr="diagrams/signal-path.png" id="0" name="Picture"/>
+                    <pic:cNvPr descr="diagrams/signal-path.png" id="41" name="Picture"/>
                     <pic:cNvPicPr>
                       <a:picLocks noChangeArrowheads="1" noChangeAspect="1"/>
                     </pic:cNvPicPr>
                   </pic:nvPicPr>
                   <pic:blipFill>
-                    <a:blip r:embed="rId37"/>
+                    <a:blip r:embed="rId39"/>
                     <a:stretch>
                       <a:fillRect/>
                     </a:stretch>
@@ -3662,15 +3720,16 @@
         <w:t xml:space="preserve">.</w:t>
       </w:r>
     </w:p>
+    <w:bookmarkEnd w:id="42"/>
+    <w:bookmarkEnd w:id="43"/>
+    <w:bookmarkStart w:id="51" w:name="runtime-view"/>
     <w:p>
       <w:pPr>
         <w:pStyle w:val="Heading1"/>
       </w:pPr>
-      <w:bookmarkStart w:id="38" w:name="runtime-view"/>
       <w:r>
         <w:t xml:space="preserve">6. Runtime view</w:t>
       </w:r>
-      <w:bookmarkEnd w:id="38"/>
     </w:p>
     <w:p>
       <w:pPr>
@@ -3689,18 +3748,18 @@
           <wp:inline>
             <wp:extent cx="5334000" cy="4334363"/>
             <wp:effectExtent b="0" l="0" r="0" t="0"/>
-            <wp:docPr descr="One turn of the cycle. It never stops turning, and no central coordinator drives it." title="" id="1" name="Picture"/>
+            <wp:docPr descr="One turn of the cycle. It never stops turning, and no central coordinator drives it." title="" id="45" name="Picture"/>
             <a:graphic>
               <a:graphicData uri="http://schemas.openxmlformats.org/drawingml/2006/picture">
                 <pic:pic>
                   <pic:nvPicPr>
-                    <pic:cNvPr descr="diagrams/runtime-loop.png" id="0" name="Picture"/>
+                    <pic:cNvPr descr="diagrams/runtime-loop.png" id="46" name="Picture"/>
                     <pic:cNvPicPr>
                       <a:picLocks noChangeArrowheads="1" noChangeAspect="1"/>
                     </pic:cNvPicPr>
                   </pic:nvPicPr>
                   <pic:blipFill>
-                    <a:blip r:embed="rId39"/>
+                    <a:blip r:embed="rId44"/>
                     <a:stretch>
                       <a:fillRect/>
                     </a:stretch>
@@ -3758,8 +3817,9 @@
     <w:tbl>
       <w:tblPr>
         <w:tblStyle w:val="Table"/>
-        <w:tblW w:type="pct" w:w="5000.0"/>
-        <w:tblLook w:firstRow="1"/>
+        <w:tblW w:type="pct" w:w="5000"/>
+        <w:tblLook w:firstRow="1" w:lastRow="0" w:firstColumn="0" w:lastColumn="0" w:noHBand="0" w:noVBand="0" w:val="0020"/>
+        <w:jc w:val="start"/>
       </w:tblPr>
       <w:tblGrid>
         <w:gridCol w:w="633"/>
@@ -3768,15 +3828,10 @@
       </w:tblGrid>
       <w:tr>
         <w:trPr>
-          <w:cnfStyle w:firstRow="1"/>
+          <w:tblHeader w:val="true"/>
         </w:trPr>
         <w:tc>
-          <w:tcPr>
-            <w:tcBorders>
-              <w:bottom w:val="single"/>
-            </w:tcBorders>
-            <w:vAlign w:val="bottom"/>
-          </w:tcPr>
+          <w:tcPr/>
           <w:p>
             <w:pPr>
               <w:pStyle w:val="Compact"/>
@@ -3788,12 +3843,7 @@
           </w:p>
         </w:tc>
         <w:tc>
-          <w:tcPr>
-            <w:tcBorders>
-              <w:bottom w:val="single"/>
-            </w:tcBorders>
-            <w:vAlign w:val="bottom"/>
-          </w:tcPr>
+          <w:tcPr/>
           <w:p>
             <w:pPr>
               <w:pStyle w:val="Compact"/>
@@ -3805,12 +3855,7 @@
           </w:p>
         </w:tc>
         <w:tc>
-          <w:tcPr>
-            <w:tcBorders>
-              <w:bottom w:val="single"/>
-            </w:tcBorders>
-            <w:vAlign w:val="bottom"/>
-          </w:tcPr>
+          <w:tcPr/>
           <w:p>
             <w:pPr>
               <w:pStyle w:val="Compact"/>
@@ -3824,6 +3869,7 @@
       </w:tr>
       <w:tr>
         <w:tc>
+          <w:tcPr/>
           <w:p>
             <w:pPr>
               <w:pStyle w:val="Compact"/>
@@ -3835,6 +3881,7 @@
           </w:p>
         </w:tc>
         <w:tc>
+          <w:tcPr/>
           <w:p>
             <w:pPr>
               <w:pStyle w:val="Compact"/>
@@ -3846,6 +3893,7 @@
           </w:p>
         </w:tc>
         <w:tc>
+          <w:tcPr/>
           <w:p>
             <w:pPr>
               <w:pStyle w:val="Compact"/>
@@ -3859,6 +3907,7 @@
       </w:tr>
       <w:tr>
         <w:tc>
+          <w:tcPr/>
           <w:p>
             <w:pPr>
               <w:pStyle w:val="Compact"/>
@@ -3870,6 +3919,7 @@
           </w:p>
         </w:tc>
         <w:tc>
+          <w:tcPr/>
           <w:p>
             <w:pPr>
               <w:pStyle w:val="Compact"/>
@@ -3881,6 +3931,7 @@
           </w:p>
         </w:tc>
         <w:tc>
+          <w:tcPr/>
           <w:p>
             <w:pPr>
               <w:pStyle w:val="Compact"/>
@@ -3894,6 +3945,7 @@
       </w:tr>
       <w:tr>
         <w:tc>
+          <w:tcPr/>
           <w:p>
             <w:pPr>
               <w:pStyle w:val="Compact"/>
@@ -3905,6 +3957,7 @@
           </w:p>
         </w:tc>
         <w:tc>
+          <w:tcPr/>
           <w:p>
             <w:pPr>
               <w:pStyle w:val="Compact"/>
@@ -3916,6 +3969,7 @@
           </w:p>
         </w:tc>
         <w:tc>
+          <w:tcPr/>
           <w:p>
             <w:pPr>
               <w:pStyle w:val="Compact"/>
@@ -3929,6 +3983,7 @@
       </w:tr>
       <w:tr>
         <w:tc>
+          <w:tcPr/>
           <w:p>
             <w:pPr>
               <w:pStyle w:val="Compact"/>
@@ -3940,6 +3995,7 @@
           </w:p>
         </w:tc>
         <w:tc>
+          <w:tcPr/>
           <w:p>
             <w:pPr>
               <w:pStyle w:val="Compact"/>
@@ -3951,6 +4007,7 @@
           </w:p>
         </w:tc>
         <w:tc>
+          <w:tcPr/>
           <w:p>
             <w:pPr>
               <w:pStyle w:val="Compact"/>
@@ -3964,6 +4021,7 @@
       </w:tr>
       <w:tr>
         <w:tc>
+          <w:tcPr/>
           <w:p>
             <w:pPr>
               <w:pStyle w:val="Compact"/>
@@ -3975,6 +4033,7 @@
           </w:p>
         </w:tc>
         <w:tc>
+          <w:tcPr/>
           <w:p>
             <w:pPr>
               <w:pStyle w:val="Compact"/>
@@ -3986,6 +4045,7 @@
           </w:p>
         </w:tc>
         <w:tc>
+          <w:tcPr/>
           <w:p>
             <w:pPr>
               <w:pStyle w:val="Compact"/>
@@ -3999,6 +4059,7 @@
       </w:tr>
       <w:tr>
         <w:tc>
+          <w:tcPr/>
           <w:p>
             <w:pPr>
               <w:pStyle w:val="Compact"/>
@@ -4010,6 +4071,7 @@
           </w:p>
         </w:tc>
         <w:tc>
+          <w:tcPr/>
           <w:p>
             <w:pPr>
               <w:pStyle w:val="Compact"/>
@@ -4021,6 +4083,7 @@
           </w:p>
         </w:tc>
         <w:tc>
+          <w:tcPr/>
           <w:p>
             <w:pPr>
               <w:pStyle w:val="Compact"/>
@@ -4034,6 +4097,7 @@
       </w:tr>
       <w:tr>
         <w:tc>
+          <w:tcPr/>
           <w:p>
             <w:pPr>
               <w:pStyle w:val="Compact"/>
@@ -4045,6 +4109,7 @@
           </w:p>
         </w:tc>
         <w:tc>
+          <w:tcPr/>
           <w:p>
             <w:pPr>
               <w:pStyle w:val="Compact"/>
@@ -4056,6 +4121,7 @@
           </w:p>
         </w:tc>
         <w:tc>
+          <w:tcPr/>
           <w:p>
             <w:pPr>
               <w:pStyle w:val="Compact"/>
@@ -4069,6 +4135,7 @@
       </w:tr>
       <w:tr>
         <w:tc>
+          <w:tcPr/>
           <w:p>
             <w:pPr>
               <w:pStyle w:val="Compact"/>
@@ -4080,6 +4147,7 @@
           </w:p>
         </w:tc>
         <w:tc>
+          <w:tcPr/>
           <w:p>
             <w:pPr>
               <w:pStyle w:val="Compact"/>
@@ -4091,6 +4159,7 @@
           </w:p>
         </w:tc>
         <w:tc>
+          <w:tcPr/>
           <w:p>
             <w:pPr>
               <w:pStyle w:val="Compact"/>
@@ -4111,15 +4180,14 @@
         <w:t xml:space="preserve">Perception to displayed alert stays inside one 100 ms broker tick. Cluster and monitor never call each other.</w:t>
       </w:r>
     </w:p>
+    <w:bookmarkStart w:id="50" w:name="minimum-risk-manoeuvre-state-machine"/>
     <w:p>
       <w:pPr>
         <w:pStyle w:val="Heading2"/>
       </w:pPr>
-      <w:bookmarkStart w:id="40" w:name="minimum-risk-manoeuvre-state-machine"/>
       <w:r>
         <w:t xml:space="preserve">6.1 Minimum-risk manoeuvre state machine</w:t>
       </w:r>
-      <w:bookmarkEnd w:id="40"/>
     </w:p>
     <w:p>
       <w:pPr>
@@ -4150,18 +4218,18 @@
           <wp:inline>
             <wp:extent cx="5334000" cy="1539781"/>
             <wp:effectExtent b="0" l="0" r="0" t="0"/>
-            <wp:docPr descr="The minimum-risk manoeuvre state machine with its current parameters." title="" id="1" name="Picture"/>
+            <wp:docPr descr="The minimum-risk manoeuvre state machine with its current parameters." title="" id="48" name="Picture"/>
             <a:graphic>
               <a:graphicData uri="http://schemas.openxmlformats.org/drawingml/2006/picture">
                 <pic:pic>
                   <pic:nvPicPr>
-                    <pic:cNvPr descr="diagrams/mrm-state-machine.png" id="0" name="Picture"/>
+                    <pic:cNvPr descr="diagrams/mrm-state-machine.png" id="49" name="Picture"/>
                     <pic:cNvPicPr>
                       <a:picLocks noChangeArrowheads="1" noChangeAspect="1"/>
                     </pic:cNvPicPr>
                   </pic:nvPicPr>
                   <pic:blipFill>
-                    <a:blip r:embed="rId41"/>
+                    <a:blip r:embed="rId47"/>
                     <a:stretch>
                       <a:fillRect/>
                     </a:stretch>
@@ -4219,8 +4287,9 @@
     <w:tbl>
       <w:tblPr>
         <w:tblStyle w:val="Table"/>
-        <w:tblW w:type="pct" w:w="5000.0"/>
-        <w:tblLook w:firstRow="1"/>
+        <w:tblW w:type="pct" w:w="5000"/>
+        <w:tblLook w:firstRow="1" w:lastRow="0" w:firstColumn="0" w:lastColumn="0" w:noHBand="0" w:noVBand="0" w:val="0020"/>
+        <w:jc w:val="start"/>
       </w:tblPr>
       <w:tblGrid>
         <w:gridCol w:w="1108"/>
@@ -4229,15 +4298,10 @@
       </w:tblGrid>
       <w:tr>
         <w:trPr>
-          <w:cnfStyle w:firstRow="1"/>
+          <w:tblHeader w:val="true"/>
         </w:trPr>
         <w:tc>
-          <w:tcPr>
-            <w:tcBorders>
-              <w:bottom w:val="single"/>
-            </w:tcBorders>
-            <w:vAlign w:val="bottom"/>
-          </w:tcPr>
+          <w:tcPr/>
           <w:p>
             <w:pPr>
               <w:pStyle w:val="Compact"/>
@@ -4249,12 +4313,7 @@
           </w:p>
         </w:tc>
         <w:tc>
-          <w:tcPr>
-            <w:tcBorders>
-              <w:bottom w:val="single"/>
-            </w:tcBorders>
-            <w:vAlign w:val="bottom"/>
-          </w:tcPr>
+          <w:tcPr/>
           <w:p>
             <w:pPr>
               <w:pStyle w:val="Compact"/>
@@ -4266,12 +4325,7 @@
           </w:p>
         </w:tc>
         <w:tc>
-          <w:tcPr>
-            <w:tcBorders>
-              <w:bottom w:val="single"/>
-            </w:tcBorders>
-            <w:vAlign w:val="bottom"/>
-          </w:tcPr>
+          <w:tcPr/>
           <w:p>
             <w:pPr>
               <w:pStyle w:val="Compact"/>
@@ -4285,6 +4339,7 @@
       </w:tr>
       <w:tr>
         <w:tc>
+          <w:tcPr/>
           <w:p>
             <w:pPr>
               <w:pStyle w:val="Compact"/>
@@ -4296,6 +4351,7 @@
           </w:p>
         </w:tc>
         <w:tc>
+          <w:tcPr/>
           <w:p>
             <w:pPr>
               <w:pStyle w:val="Compact"/>
@@ -4307,6 +4363,7 @@
           </w:p>
         </w:tc>
         <w:tc>
+          <w:tcPr/>
           <w:p>
             <w:pPr>
               <w:pStyle w:val="Compact"/>
@@ -4320,6 +4377,7 @@
       </w:tr>
       <w:tr>
         <w:tc>
+          <w:tcPr/>
           <w:p>
             <w:pPr>
               <w:pStyle w:val="Compact"/>
@@ -4331,6 +4389,7 @@
           </w:p>
         </w:tc>
         <w:tc>
+          <w:tcPr/>
           <w:p>
             <w:pPr>
               <w:pStyle w:val="Compact"/>
@@ -4342,6 +4401,7 @@
           </w:p>
         </w:tc>
         <w:tc>
+          <w:tcPr/>
           <w:p>
             <w:pPr>
               <w:pStyle w:val="Compact"/>
@@ -4355,6 +4415,7 @@
       </w:tr>
       <w:tr>
         <w:tc>
+          <w:tcPr/>
           <w:p>
             <w:pPr>
               <w:pStyle w:val="Compact"/>
@@ -4366,6 +4427,7 @@
           </w:p>
         </w:tc>
         <w:tc>
+          <w:tcPr/>
           <w:p>
             <w:pPr>
               <w:pStyle w:val="Compact"/>
@@ -4377,6 +4439,7 @@
           </w:p>
         </w:tc>
         <w:tc>
+          <w:tcPr/>
           <w:p>
             <w:pPr>
               <w:pStyle w:val="Compact"/>
@@ -4390,6 +4453,7 @@
       </w:tr>
       <w:tr>
         <w:tc>
+          <w:tcPr/>
           <w:p>
             <w:pPr>
               <w:pStyle w:val="Compact"/>
@@ -4401,6 +4465,7 @@
           </w:p>
         </w:tc>
         <w:tc>
+          <w:tcPr/>
           <w:p>
             <w:pPr>
               <w:pStyle w:val="Compact"/>
@@ -4412,6 +4477,7 @@
           </w:p>
         </w:tc>
         <w:tc>
+          <w:tcPr/>
           <w:p>
             <w:pPr>
               <w:pStyle w:val="Compact"/>
@@ -4432,15 +4498,16 @@
         <w:t xml:space="preserve">The specification of this mechanism as a safety mechanism, with its parameters, is PULSE-SAF-001 SM-3.</w:t>
       </w:r>
     </w:p>
+    <w:bookmarkEnd w:id="50"/>
+    <w:bookmarkEnd w:id="51"/>
+    <w:bookmarkStart w:id="57" w:name="deployment-view"/>
     <w:p>
       <w:pPr>
         <w:pStyle w:val="Heading1"/>
       </w:pPr>
-      <w:bookmarkStart w:id="42" w:name="deployment-view"/>
       <w:r>
         <w:t xml:space="preserve">7. Deployment view</w:t>
       </w:r>
-      <w:bookmarkEnd w:id="42"/>
     </w:p>
     <w:p>
       <w:pPr>
@@ -4451,18 +4518,18 @@
           <wp:inline>
             <wp:extent cx="5334000" cy="2320972"/>
             <wp:effectExtent b="0" l="0" r="0" t="0"/>
-            <wp:docPr descr="The desk rig at week 3 and the sprint 3 target rig. The same Flutter bundle runs on both; the embedder is the only platform-specific layer." title="" id="1" name="Picture"/>
+            <wp:docPr descr="The desk rig at week 3 and the sprint 3 target rig. The same Flutter bundle runs on both; the embedder is the only platform-specific layer." title="" id="53" name="Picture"/>
             <a:graphic>
               <a:graphicData uri="http://schemas.openxmlformats.org/drawingml/2006/picture">
                 <pic:pic>
                   <pic:nvPicPr>
-                    <pic:cNvPr descr="diagrams/deployment.png" id="0" name="Picture"/>
+                    <pic:cNvPr descr="diagrams/deployment.png" id="54" name="Picture"/>
                     <pic:cNvPicPr>
                       <a:picLocks noChangeArrowheads="1" noChangeAspect="1"/>
                     </pic:cNvPicPr>
                   </pic:nvPicPr>
                   <pic:blipFill>
-                    <a:blip r:embed="rId43"/>
+                    <a:blip r:embed="rId52"/>
                     <a:stretch>
                       <a:fillRect/>
                     </a:stretch>
@@ -4517,21 +4584,21 @@
         <w:t xml:space="preserve">.</w:t>
       </w:r>
     </w:p>
+    <w:bookmarkStart w:id="55" w:name="desk-rig-week-3"/>
     <w:p>
       <w:pPr>
         <w:pStyle w:val="Heading2"/>
       </w:pPr>
-      <w:bookmarkStart w:id="44" w:name="desk-rig-week-3"/>
       <w:r>
         <w:t xml:space="preserve">7.1 Desk rig, week 3</w:t>
       </w:r>
-      <w:bookmarkEnd w:id="44"/>
     </w:p>
     <w:tbl>
       <w:tblPr>
         <w:tblStyle w:val="Table"/>
-        <w:tblW w:type="pct" w:w="5000.0"/>
-        <w:tblLook w:firstRow="1"/>
+        <w:tblW w:type="pct" w:w="5000"/>
+        <w:tblLook w:firstRow="1" w:lastRow="0" w:firstColumn="0" w:lastColumn="0" w:noHBand="0" w:noVBand="0" w:val="0020"/>
+        <w:jc w:val="start"/>
       </w:tblPr>
       <w:tblGrid>
         <w:gridCol w:w="1900"/>
@@ -4540,15 +4607,10 @@
       </w:tblGrid>
       <w:tr>
         <w:trPr>
-          <w:cnfStyle w:firstRow="1"/>
+          <w:tblHeader w:val="true"/>
         </w:trPr>
         <w:tc>
-          <w:tcPr>
-            <w:tcBorders>
-              <w:bottom w:val="single"/>
-            </w:tcBorders>
-            <w:vAlign w:val="bottom"/>
-          </w:tcPr>
+          <w:tcPr/>
           <w:p>
             <w:pPr>
               <w:pStyle w:val="Compact"/>
@@ -4560,12 +4622,7 @@
           </w:p>
         </w:tc>
         <w:tc>
-          <w:tcPr>
-            <w:tcBorders>
-              <w:bottom w:val="single"/>
-            </w:tcBorders>
-            <w:vAlign w:val="bottom"/>
-          </w:tcPr>
+          <w:tcPr/>
           <w:p>
             <w:pPr>
               <w:pStyle w:val="Compact"/>
@@ -4577,12 +4634,7 @@
           </w:p>
         </w:tc>
         <w:tc>
-          <w:tcPr>
-            <w:tcBorders>
-              <w:bottom w:val="single"/>
-            </w:tcBorders>
-            <w:vAlign w:val="bottom"/>
-          </w:tcPr>
+          <w:tcPr/>
           <w:p>
             <w:pPr>
               <w:pStyle w:val="Compact"/>
@@ -4596,6 +4648,7 @@
       </w:tr>
       <w:tr>
         <w:tc>
+          <w:tcPr/>
           <w:p>
             <w:pPr>
               <w:pStyle w:val="Compact"/>
@@ -4607,6 +4660,7 @@
           </w:p>
         </w:tc>
         <w:tc>
+          <w:tcPr/>
           <w:p>
             <w:pPr>
               <w:pStyle w:val="Compact"/>
@@ -4618,6 +4672,7 @@
           </w:p>
         </w:tc>
         <w:tc>
+          <w:tcPr/>
           <w:p>
             <w:pPr>
               <w:pStyle w:val="Compact"/>
@@ -4655,6 +4710,7 @@
       </w:tr>
       <w:tr>
         <w:tc>
+          <w:tcPr/>
           <w:p>
             <w:pPr>
               <w:pStyle w:val="Compact"/>
@@ -4666,6 +4722,7 @@
           </w:p>
         </w:tc>
         <w:tc>
+          <w:tcPr/>
           <w:p>
             <w:pPr>
               <w:pStyle w:val="Compact"/>
@@ -4677,6 +4734,7 @@
           </w:p>
         </w:tc>
         <w:tc>
+          <w:tcPr/>
           <w:p>
             <w:pPr>
               <w:pStyle w:val="Compact"/>
@@ -4690,6 +4748,7 @@
       </w:tr>
       <w:tr>
         <w:tc>
+          <w:tcPr/>
           <w:p>
             <w:pPr>
               <w:pStyle w:val="Compact"/>
@@ -4701,6 +4760,7 @@
           </w:p>
         </w:tc>
         <w:tc>
+          <w:tcPr/>
           <w:p>
             <w:pPr>
               <w:pStyle w:val="Compact"/>
@@ -4712,6 +4772,7 @@
           </w:p>
         </w:tc>
         <w:tc>
+          <w:tcPr/>
           <w:p>
             <w:pPr>
               <w:pStyle w:val="Compact"/>
@@ -4725,6 +4786,7 @@
       </w:tr>
       <w:tr>
         <w:tc>
+          <w:tcPr/>
           <w:p>
             <w:pPr>
               <w:pStyle w:val="Compact"/>
@@ -4736,6 +4798,7 @@
           </w:p>
         </w:tc>
         <w:tc>
+          <w:tcPr/>
           <w:p>
             <w:pPr>
               <w:pStyle w:val="Compact"/>
@@ -4747,6 +4810,7 @@
           </w:p>
         </w:tc>
         <w:tc>
+          <w:tcPr/>
           <w:p>
             <w:pPr>
               <w:pStyle w:val="Compact"/>
@@ -4759,21 +4823,22 @@
         </w:tc>
       </w:tr>
     </w:tbl>
+    <w:bookmarkEnd w:id="55"/>
+    <w:bookmarkStart w:id="56" w:name="target-rig-sprint-3"/>
     <w:p>
       <w:pPr>
         <w:pStyle w:val="Heading2"/>
       </w:pPr>
-      <w:bookmarkStart w:id="45" w:name="target-rig-sprint-3"/>
       <w:r>
         <w:t xml:space="preserve">7.2 Target rig, sprint 3</w:t>
       </w:r>
-      <w:bookmarkEnd w:id="45"/>
     </w:p>
     <w:tbl>
       <w:tblPr>
         <w:tblStyle w:val="Table"/>
-        <w:tblW w:type="pct" w:w="5000.0"/>
-        <w:tblLook w:firstRow="1"/>
+        <w:tblW w:type="pct" w:w="5000"/>
+        <w:tblLook w:firstRow="1" w:lastRow="0" w:firstColumn="0" w:lastColumn="0" w:noHBand="0" w:noVBand="0" w:val="0020"/>
+        <w:jc w:val="start"/>
       </w:tblPr>
       <w:tblGrid>
         <w:gridCol w:w="1900"/>
@@ -4782,15 +4847,10 @@
       </w:tblGrid>
       <w:tr>
         <w:trPr>
-          <w:cnfStyle w:firstRow="1"/>
+          <w:tblHeader w:val="true"/>
         </w:trPr>
         <w:tc>
-          <w:tcPr>
-            <w:tcBorders>
-              <w:bottom w:val="single"/>
-            </w:tcBorders>
-            <w:vAlign w:val="bottom"/>
-          </w:tcPr>
+          <w:tcPr/>
           <w:p>
             <w:pPr>
               <w:pStyle w:val="Compact"/>
@@ -4802,12 +4862,7 @@
           </w:p>
         </w:tc>
         <w:tc>
-          <w:tcPr>
-            <w:tcBorders>
-              <w:bottom w:val="single"/>
-            </w:tcBorders>
-            <w:vAlign w:val="bottom"/>
-          </w:tcPr>
+          <w:tcPr/>
           <w:p>
             <w:pPr>
               <w:pStyle w:val="Compact"/>
@@ -4819,12 +4874,7 @@
           </w:p>
         </w:tc>
         <w:tc>
-          <w:tcPr>
-            <w:tcBorders>
-              <w:bottom w:val="single"/>
-            </w:tcBorders>
-            <w:vAlign w:val="bottom"/>
-          </w:tcPr>
+          <w:tcPr/>
           <w:p>
             <w:pPr>
               <w:pStyle w:val="Compact"/>
@@ -4838,6 +4888,7 @@
       </w:tr>
       <w:tr>
         <w:tc>
+          <w:tcPr/>
           <w:p>
             <w:pPr>
               <w:pStyle w:val="Compact"/>
@@ -4849,6 +4900,7 @@
           </w:p>
         </w:tc>
         <w:tc>
+          <w:tcPr/>
           <w:p>
             <w:pPr>
               <w:pStyle w:val="Compact"/>
@@ -4860,6 +4912,7 @@
           </w:p>
         </w:tc>
         <w:tc>
+          <w:tcPr/>
           <w:p>
             <w:pPr>
               <w:pStyle w:val="Compact"/>
@@ -4873,6 +4926,7 @@
       </w:tr>
       <w:tr>
         <w:tc>
+          <w:tcPr/>
           <w:p>
             <w:pPr>
               <w:pStyle w:val="Compact"/>
@@ -4884,6 +4938,7 @@
           </w:p>
         </w:tc>
         <w:tc>
+          <w:tcPr/>
           <w:p>
             <w:pPr>
               <w:pStyle w:val="Compact"/>
@@ -4895,6 +4950,7 @@
           </w:p>
         </w:tc>
         <w:tc>
+          <w:tcPr/>
           <w:p>
             <w:pPr>
               <w:pStyle w:val="Compact"/>
@@ -4923,6 +4979,7 @@
       </w:tr>
       <w:tr>
         <w:tc>
+          <w:tcPr/>
           <w:p>
             <w:pPr>
               <w:pStyle w:val="Compact"/>
@@ -4934,6 +4991,7 @@
           </w:p>
         </w:tc>
         <w:tc>
+          <w:tcPr/>
           <w:p>
             <w:pPr>
               <w:pStyle w:val="Compact"/>
@@ -4945,7 +5003,12 @@
           </w:p>
         </w:tc>
         <w:tc>
-          <w:p/>
+          <w:tcPr/>
+          <w:p>
+            <w:pPr>
+              <w:pStyle w:val="Compact"/>
+            </w:pPr>
+          </w:p>
         </w:tc>
       </w:tr>
     </w:tbl>
@@ -4957,15 +5020,16 @@
         <w:t xml:space="preserve">Nothing on either rig is automotive-qualified, and the software does not assume it is.</w:t>
       </w:r>
     </w:p>
+    <w:bookmarkEnd w:id="56"/>
+    <w:bookmarkEnd w:id="57"/>
+    <w:bookmarkStart w:id="58" w:name="design-decisions-and-deviations"/>
     <w:p>
       <w:pPr>
         <w:pStyle w:val="Heading1"/>
       </w:pPr>
-      <w:bookmarkStart w:id="46" w:name="design-decisions-and-deviations"/>
       <w:r>
         <w:t xml:space="preserve">8. Design decisions and deviations</w:t>
       </w:r>
-      <w:bookmarkEnd w:id="46"/>
     </w:p>
     <w:p>
       <w:pPr>
@@ -4978,8 +5042,9 @@
     <w:tbl>
       <w:tblPr>
         <w:tblStyle w:val="Table"/>
-        <w:tblW w:type="pct" w:w="5000.0"/>
-        <w:tblLook w:firstRow="1"/>
+        <w:tblW w:type="pct" w:w="5000"/>
+        <w:tblLook w:firstRow="1" w:lastRow="0" w:firstColumn="0" w:lastColumn="0" w:noHBand="0" w:noVBand="0" w:val="0020"/>
+        <w:jc w:val="start"/>
       </w:tblPr>
       <w:tblGrid>
         <w:gridCol w:w="475"/>
@@ -4989,15 +5054,10 @@
       </w:tblGrid>
       <w:tr>
         <w:trPr>
-          <w:cnfStyle w:firstRow="1"/>
+          <w:tblHeader w:val="true"/>
         </w:trPr>
         <w:tc>
-          <w:tcPr>
-            <w:tcBorders>
-              <w:bottom w:val="single"/>
-            </w:tcBorders>
-            <w:vAlign w:val="bottom"/>
-          </w:tcPr>
+          <w:tcPr/>
           <w:p>
             <w:pPr>
               <w:pStyle w:val="Compact"/>
@@ -5009,12 +5069,7 @@
           </w:p>
         </w:tc>
         <w:tc>
-          <w:tcPr>
-            <w:tcBorders>
-              <w:bottom w:val="single"/>
-            </w:tcBorders>
-            <w:vAlign w:val="bottom"/>
-          </w:tcPr>
+          <w:tcPr/>
           <w:p>
             <w:pPr>
               <w:pStyle w:val="Compact"/>
@@ -5026,12 +5081,7 @@
           </w:p>
         </w:tc>
         <w:tc>
-          <w:tcPr>
-            <w:tcBorders>
-              <w:bottom w:val="single"/>
-            </w:tcBorders>
-            <w:vAlign w:val="bottom"/>
-          </w:tcPr>
+          <w:tcPr/>
           <w:p>
             <w:pPr>
               <w:pStyle w:val="Compact"/>
@@ -5043,12 +5093,7 @@
           </w:p>
         </w:tc>
         <w:tc>
-          <w:tcPr>
-            <w:tcBorders>
-              <w:bottom w:val="single"/>
-            </w:tcBorders>
-            <w:vAlign w:val="bottom"/>
-          </w:tcPr>
+          <w:tcPr/>
           <w:p>
             <w:pPr>
               <w:pStyle w:val="Compact"/>
@@ -5062,6 +5107,7 @@
       </w:tr>
       <w:tr>
         <w:tc>
+          <w:tcPr/>
           <w:p>
             <w:pPr>
               <w:pStyle w:val="Compact"/>
@@ -5073,6 +5119,7 @@
           </w:p>
         </w:tc>
         <w:tc>
+          <w:tcPr/>
           <w:p>
             <w:pPr>
               <w:pStyle w:val="Compact"/>
@@ -5084,6 +5131,7 @@
           </w:p>
         </w:tc>
         <w:tc>
+          <w:tcPr/>
           <w:p>
             <w:pPr>
               <w:pStyle w:val="Compact"/>
@@ -5095,6 +5143,7 @@
           </w:p>
         </w:tc>
         <w:tc>
+          <w:tcPr/>
           <w:p>
             <w:pPr>
               <w:pStyle w:val="Compact"/>
@@ -5108,6 +5157,7 @@
       </w:tr>
       <w:tr>
         <w:tc>
+          <w:tcPr/>
           <w:p>
             <w:pPr>
               <w:pStyle w:val="Compact"/>
@@ -5119,6 +5169,7 @@
           </w:p>
         </w:tc>
         <w:tc>
+          <w:tcPr/>
           <w:p>
             <w:pPr>
               <w:pStyle w:val="Compact"/>
@@ -5130,6 +5181,7 @@
           </w:p>
         </w:tc>
         <w:tc>
+          <w:tcPr/>
           <w:p>
             <w:pPr>
               <w:pStyle w:val="Compact"/>
@@ -5141,6 +5193,7 @@
           </w:p>
         </w:tc>
         <w:tc>
+          <w:tcPr/>
           <w:p>
             <w:pPr>
               <w:pStyle w:val="Compact"/>
@@ -5154,6 +5207,7 @@
       </w:tr>
       <w:tr>
         <w:tc>
+          <w:tcPr/>
           <w:p>
             <w:pPr>
               <w:pStyle w:val="Compact"/>
@@ -5165,6 +5219,7 @@
           </w:p>
         </w:tc>
         <w:tc>
+          <w:tcPr/>
           <w:p>
             <w:pPr>
               <w:pStyle w:val="Compact"/>
@@ -5176,6 +5231,7 @@
           </w:p>
         </w:tc>
         <w:tc>
+          <w:tcPr/>
           <w:p>
             <w:pPr>
               <w:pStyle w:val="Compact"/>
@@ -5187,6 +5243,7 @@
           </w:p>
         </w:tc>
         <w:tc>
+          <w:tcPr/>
           <w:p>
             <w:pPr>
               <w:pStyle w:val="Compact"/>
@@ -5200,6 +5257,7 @@
       </w:tr>
       <w:tr>
         <w:tc>
+          <w:tcPr/>
           <w:p>
             <w:pPr>
               <w:pStyle w:val="Compact"/>
@@ -5211,6 +5269,7 @@
           </w:p>
         </w:tc>
         <w:tc>
+          <w:tcPr/>
           <w:p>
             <w:pPr>
               <w:pStyle w:val="Compact"/>
@@ -5231,6 +5290,7 @@
           </w:p>
         </w:tc>
         <w:tc>
+          <w:tcPr/>
           <w:p>
             <w:pPr>
               <w:pStyle w:val="Compact"/>
@@ -5242,6 +5302,7 @@
           </w:p>
         </w:tc>
         <w:tc>
+          <w:tcPr/>
           <w:p>
             <w:pPr>
               <w:pStyle w:val="Compact"/>
@@ -5255,6 +5316,7 @@
       </w:tr>
       <w:tr>
         <w:tc>
+          <w:tcPr/>
           <w:p>
             <w:pPr>
               <w:pStyle w:val="Compact"/>
@@ -5266,6 +5328,7 @@
           </w:p>
         </w:tc>
         <w:tc>
+          <w:tcPr/>
           <w:p>
             <w:pPr>
               <w:pStyle w:val="Compact"/>
@@ -5277,6 +5340,7 @@
           </w:p>
         </w:tc>
         <w:tc>
+          <w:tcPr/>
           <w:p>
             <w:pPr>
               <w:pStyle w:val="Compact"/>
@@ -5288,6 +5352,7 @@
           </w:p>
         </w:tc>
         <w:tc>
+          <w:tcPr/>
           <w:p>
             <w:pPr>
               <w:pStyle w:val="Compact"/>
@@ -5301,6 +5366,7 @@
       </w:tr>
       <w:tr>
         <w:tc>
+          <w:tcPr/>
           <w:p>
             <w:pPr>
               <w:pStyle w:val="Compact"/>
@@ -5312,6 +5378,7 @@
           </w:p>
         </w:tc>
         <w:tc>
+          <w:tcPr/>
           <w:p>
             <w:pPr>
               <w:pStyle w:val="Compact"/>
@@ -5332,6 +5399,7 @@
           </w:p>
         </w:tc>
         <w:tc>
+          <w:tcPr/>
           <w:p>
             <w:pPr>
               <w:pStyle w:val="Compact"/>
@@ -5343,6 +5411,7 @@
           </w:p>
         </w:tc>
         <w:tc>
+          <w:tcPr/>
           <w:p>
             <w:pPr>
               <w:pStyle w:val="Compact"/>
@@ -5356,6 +5425,7 @@
       </w:tr>
       <w:tr>
         <w:tc>
+          <w:tcPr/>
           <w:p>
             <w:pPr>
               <w:pStyle w:val="Compact"/>
@@ -5367,6 +5437,7 @@
           </w:p>
         </w:tc>
         <w:tc>
+          <w:tcPr/>
           <w:p>
             <w:pPr>
               <w:pStyle w:val="Compact"/>
@@ -5393,6 +5464,7 @@
           </w:p>
         </w:tc>
         <w:tc>
+          <w:tcPr/>
           <w:p>
             <w:pPr>
               <w:pStyle w:val="Compact"/>
@@ -5404,6 +5476,7 @@
           </w:p>
         </w:tc>
         <w:tc>
+          <w:tcPr/>
           <w:p>
             <w:pPr>
               <w:pStyle w:val="Compact"/>
@@ -5432,6 +5505,7 @@
       </w:tr>
       <w:tr>
         <w:tc>
+          <w:tcPr/>
           <w:p>
             <w:pPr>
               <w:pStyle w:val="Compact"/>
@@ -5443,6 +5517,7 @@
           </w:p>
         </w:tc>
         <w:tc>
+          <w:tcPr/>
           <w:p>
             <w:pPr>
               <w:pStyle w:val="Compact"/>
@@ -5454,6 +5529,7 @@
           </w:p>
         </w:tc>
         <w:tc>
+          <w:tcPr/>
           <w:p>
             <w:pPr>
               <w:pStyle w:val="Compact"/>
@@ -5465,6 +5541,7 @@
           </w:p>
         </w:tc>
         <w:tc>
+          <w:tcPr/>
           <w:p>
             <w:pPr>
               <w:pStyle w:val="Compact"/>
@@ -5478,6 +5555,7 @@
       </w:tr>
       <w:tr>
         <w:tc>
+          <w:tcPr/>
           <w:p>
             <w:pPr>
               <w:pStyle w:val="Compact"/>
@@ -5489,6 +5567,7 @@
           </w:p>
         </w:tc>
         <w:tc>
+          <w:tcPr/>
           <w:p>
             <w:pPr>
               <w:pStyle w:val="Compact"/>
@@ -5500,6 +5579,7 @@
           </w:p>
         </w:tc>
         <w:tc>
+          <w:tcPr/>
           <w:p>
             <w:pPr>
               <w:pStyle w:val="Compact"/>
@@ -5511,6 +5591,7 @@
           </w:p>
         </w:tc>
         <w:tc>
+          <w:tcPr/>
           <w:p>
             <w:pPr>
               <w:pStyle w:val="Compact"/>
@@ -5524,6 +5605,7 @@
       </w:tr>
       <w:tr>
         <w:tc>
+          <w:tcPr/>
           <w:p>
             <w:pPr>
               <w:pStyle w:val="Compact"/>
@@ -5535,6 +5617,7 @@
           </w:p>
         </w:tc>
         <w:tc>
+          <w:tcPr/>
           <w:p>
             <w:pPr>
               <w:pStyle w:val="Compact"/>
@@ -5555,6 +5638,7 @@
           </w:p>
         </w:tc>
         <w:tc>
+          <w:tcPr/>
           <w:p>
             <w:pPr>
               <w:pStyle w:val="Compact"/>
@@ -5566,6 +5650,7 @@
           </w:p>
         </w:tc>
         <w:tc>
+          <w:tcPr/>
           <w:p>
             <w:pPr>
               <w:pStyle w:val="Compact"/>
@@ -5588,6 +5673,7 @@
       </w:tr>
       <w:tr>
         <w:tc>
+          <w:tcPr/>
           <w:p>
             <w:pPr>
               <w:pStyle w:val="Compact"/>
@@ -5599,6 +5685,7 @@
           </w:p>
         </w:tc>
         <w:tc>
+          <w:tcPr/>
           <w:p>
             <w:pPr>
               <w:pStyle w:val="Compact"/>
@@ -5610,6 +5697,7 @@
           </w:p>
         </w:tc>
         <w:tc>
+          <w:tcPr/>
           <w:p>
             <w:pPr>
               <w:pStyle w:val="Compact"/>
@@ -5621,6 +5709,7 @@
           </w:p>
         </w:tc>
         <w:tc>
+          <w:tcPr/>
           <w:p>
             <w:pPr>
               <w:pStyle w:val="Compact"/>
@@ -5673,6 +5762,7 @@
       </w:tr>
       <w:tr>
         <w:tc>
+          <w:tcPr/>
           <w:p>
             <w:pPr>
               <w:pStyle w:val="Compact"/>
@@ -5684,6 +5774,7 @@
           </w:p>
         </w:tc>
         <w:tc>
+          <w:tcPr/>
           <w:p>
             <w:pPr>
               <w:pStyle w:val="Compact"/>
@@ -5695,6 +5786,7 @@
           </w:p>
         </w:tc>
         <w:tc>
+          <w:tcPr/>
           <w:p>
             <w:pPr>
               <w:pStyle w:val="Compact"/>
@@ -5706,6 +5798,7 @@
           </w:p>
         </w:tc>
         <w:tc>
+          <w:tcPr/>
           <w:p>
             <w:pPr>
               <w:pStyle w:val="Compact"/>
@@ -5718,21 +5811,22 @@
         </w:tc>
       </w:tr>
     </w:tbl>
+    <w:bookmarkEnd w:id="58"/>
+    <w:bookmarkStart w:id="59" w:name="verification-approach"/>
     <w:p>
       <w:pPr>
         <w:pStyle w:val="Heading1"/>
       </w:pPr>
-      <w:bookmarkStart w:id="47" w:name="verification-approach"/>
       <w:r>
         <w:t xml:space="preserve">9. Verification approach</w:t>
       </w:r>
-      <w:bookmarkEnd w:id="47"/>
     </w:p>
     <w:tbl>
       <w:tblPr>
         <w:tblStyle w:val="Table"/>
-        <w:tblW w:type="pct" w:w="5000.0"/>
-        <w:tblLook w:firstRow="1"/>
+        <w:tblW w:type="pct" w:w="5000"/>
+        <w:tblLook w:firstRow="1" w:lastRow="0" w:firstColumn="0" w:lastColumn="0" w:noHBand="0" w:noVBand="0" w:val="0020"/>
+        <w:jc w:val="start"/>
       </w:tblPr>
       <w:tblGrid>
         <w:gridCol w:w="1584"/>
@@ -5741,15 +5835,10 @@
       </w:tblGrid>
       <w:tr>
         <w:trPr>
-          <w:cnfStyle w:firstRow="1"/>
+          <w:tblHeader w:val="true"/>
         </w:trPr>
         <w:tc>
-          <w:tcPr>
-            <w:tcBorders>
-              <w:bottom w:val="single"/>
-            </w:tcBorders>
-            <w:vAlign w:val="bottom"/>
-          </w:tcPr>
+          <w:tcPr/>
           <w:p>
             <w:pPr>
               <w:pStyle w:val="Compact"/>
@@ -5761,12 +5850,7 @@
           </w:p>
         </w:tc>
         <w:tc>
-          <w:tcPr>
-            <w:tcBorders>
-              <w:bottom w:val="single"/>
-            </w:tcBorders>
-            <w:vAlign w:val="bottom"/>
-          </w:tcPr>
+          <w:tcPr/>
           <w:p>
             <w:pPr>
               <w:pStyle w:val="Compact"/>
@@ -5778,12 +5862,7 @@
           </w:p>
         </w:tc>
         <w:tc>
-          <w:tcPr>
-            <w:tcBorders>
-              <w:bottom w:val="single"/>
-            </w:tcBorders>
-            <w:vAlign w:val="bottom"/>
-          </w:tcPr>
+          <w:tcPr/>
           <w:p>
             <w:pPr>
               <w:pStyle w:val="Compact"/>
@@ -5797,6 +5876,7 @@
       </w:tr>
       <w:tr>
         <w:tc>
+          <w:tcPr/>
           <w:p>
             <w:pPr>
               <w:pStyle w:val="Compact"/>
@@ -5808,6 +5888,7 @@
           </w:p>
         </w:tc>
         <w:tc>
+          <w:tcPr/>
           <w:p>
             <w:pPr>
               <w:pStyle w:val="Compact"/>
@@ -5834,6 +5915,7 @@
           </w:p>
         </w:tc>
         <w:tc>
+          <w:tcPr/>
           <w:p>
             <w:pPr>
               <w:pStyle w:val="Compact"/>
@@ -5847,6 +5929,7 @@
       </w:tr>
       <w:tr>
         <w:tc>
+          <w:tcPr/>
           <w:p>
             <w:pPr>
               <w:pStyle w:val="Compact"/>
@@ -5858,6 +5941,7 @@
           </w:p>
         </w:tc>
         <w:tc>
+          <w:tcPr/>
           <w:p>
             <w:pPr>
               <w:pStyle w:val="Compact"/>
@@ -5869,6 +5953,7 @@
           </w:p>
         </w:tc>
         <w:tc>
+          <w:tcPr/>
           <w:p>
             <w:pPr>
               <w:pStyle w:val="Compact"/>
@@ -5882,6 +5967,7 @@
       </w:tr>
       <w:tr>
         <w:tc>
+          <w:tcPr/>
           <w:p>
             <w:pPr>
               <w:pStyle w:val="Compact"/>
@@ -5893,6 +5979,7 @@
           </w:p>
         </w:tc>
         <w:tc>
+          <w:tcPr/>
           <w:p>
             <w:pPr>
               <w:pStyle w:val="Compact"/>
@@ -5904,6 +5991,7 @@
           </w:p>
         </w:tc>
         <w:tc>
+          <w:tcPr/>
           <w:p>
             <w:pPr>
               <w:pStyle w:val="Compact"/>
@@ -5917,6 +6005,7 @@
       </w:tr>
       <w:tr>
         <w:tc>
+          <w:tcPr/>
           <w:p>
             <w:pPr>
               <w:pStyle w:val="Compact"/>
@@ -5928,6 +6017,7 @@
           </w:p>
         </w:tc>
         <w:tc>
+          <w:tcPr/>
           <w:p>
             <w:pPr>
               <w:pStyle w:val="Compact"/>
@@ -5939,6 +6029,7 @@
           </w:p>
         </w:tc>
         <w:tc>
+          <w:tcPr/>
           <w:p>
             <w:pPr>
               <w:pStyle w:val="Compact"/>
@@ -5952,6 +6043,7 @@
       </w:tr>
       <w:tr>
         <w:tc>
+          <w:tcPr/>
           <w:p>
             <w:pPr>
               <w:pStyle w:val="Compact"/>
@@ -5963,6 +6055,7 @@
           </w:p>
         </w:tc>
         <w:tc>
+          <w:tcPr/>
           <w:p>
             <w:pPr>
               <w:pStyle w:val="Compact"/>
@@ -5974,6 +6067,7 @@
           </w:p>
         </w:tc>
         <w:tc>
+          <w:tcPr/>
           <w:p>
             <w:pPr>
               <w:pStyle w:val="Compact"/>
@@ -5987,6 +6081,7 @@
       </w:tr>
       <w:tr>
         <w:tc>
+          <w:tcPr/>
           <w:p>
             <w:pPr>
               <w:pStyle w:val="Compact"/>
@@ -5998,6 +6093,7 @@
           </w:p>
         </w:tc>
         <w:tc>
+          <w:tcPr/>
           <w:p>
             <w:pPr>
               <w:pStyle w:val="Compact"/>
@@ -6009,6 +6105,7 @@
           </w:p>
         </w:tc>
         <w:tc>
+          <w:tcPr/>
           <w:p>
             <w:pPr>
               <w:pStyle w:val="Compact"/>
@@ -6022,6 +6119,7 @@
       </w:tr>
       <w:tr>
         <w:tc>
+          <w:tcPr/>
           <w:p>
             <w:pPr>
               <w:pStyle w:val="Compact"/>
@@ -6033,6 +6131,7 @@
           </w:p>
         </w:tc>
         <w:tc>
+          <w:tcPr/>
           <w:p>
             <w:pPr>
               <w:pStyle w:val="Compact"/>
@@ -6044,6 +6143,7 @@
           </w:p>
         </w:tc>
         <w:tc>
+          <w:tcPr/>
           <w:p>
             <w:pPr>
               <w:pStyle w:val="Compact"/>
@@ -6056,31 +6156,31 @@
         </w:tc>
       </w:tr>
     </w:tbl>
+    <w:bookmarkEnd w:id="59"/>
+    <w:bookmarkStart w:id="63" w:name="appendix-a.-signal-contract"/>
     <w:p>
       <w:pPr>
         <w:pStyle w:val="Heading1"/>
       </w:pPr>
-      <w:bookmarkStart w:id="48" w:name="appendix-a.-signal-contract"/>
       <w:r>
         <w:t xml:space="preserve">Appendix A. Signal contract</w:t>
       </w:r>
-      <w:bookmarkEnd w:id="48"/>
     </w:p>
+    <w:bookmarkStart w:id="60" w:name="a.1-signals-consumed-by-the-hmis"/>
     <w:p>
       <w:pPr>
         <w:pStyle w:val="Heading2"/>
       </w:pPr>
-      <w:bookmarkStart w:id="49" w:name="a.1-signals-consumed-by-the-hmis"/>
       <w:r>
         <w:t xml:space="preserve">A.1 Signals consumed by the HMIs</w:t>
       </w:r>
-      <w:bookmarkEnd w:id="49"/>
     </w:p>
     <w:tbl>
       <w:tblPr>
         <w:tblStyle w:val="Table"/>
-        <w:tblW w:type="pct" w:w="5000.0"/>
-        <w:tblLook w:firstRow="1"/>
+        <w:tblW w:type="pct" w:w="5000"/>
+        <w:tblLook w:firstRow="1" w:lastRow="0" w:firstColumn="0" w:lastColumn="0" w:noHBand="0" w:noVBand="0" w:val="0020"/>
+        <w:jc w:val="start"/>
       </w:tblPr>
       <w:tblGrid>
         <w:gridCol w:w="3168"/>
@@ -6091,15 +6191,10 @@
       </w:tblGrid>
       <w:tr>
         <w:trPr>
-          <w:cnfStyle w:firstRow="1"/>
+          <w:tblHeader w:val="true"/>
         </w:trPr>
         <w:tc>
-          <w:tcPr>
-            <w:tcBorders>
-              <w:bottom w:val="single"/>
-            </w:tcBorders>
-            <w:vAlign w:val="bottom"/>
-          </w:tcPr>
+          <w:tcPr/>
           <w:p>
             <w:pPr>
               <w:pStyle w:val="Compact"/>
@@ -6111,12 +6206,7 @@
           </w:p>
         </w:tc>
         <w:tc>
-          <w:tcPr>
-            <w:tcBorders>
-              <w:bottom w:val="single"/>
-            </w:tcBorders>
-            <w:vAlign w:val="bottom"/>
-          </w:tcPr>
+          <w:tcPr/>
           <w:p>
             <w:pPr>
               <w:pStyle w:val="Compact"/>
@@ -6128,12 +6218,7 @@
           </w:p>
         </w:tc>
         <w:tc>
-          <w:tcPr>
-            <w:tcBorders>
-              <w:bottom w:val="single"/>
-            </w:tcBorders>
-            <w:vAlign w:val="bottom"/>
-          </w:tcPr>
+          <w:tcPr/>
           <w:p>
             <w:pPr>
               <w:pStyle w:val="Compact"/>
@@ -6145,12 +6230,7 @@
           </w:p>
         </w:tc>
         <w:tc>
-          <w:tcPr>
-            <w:tcBorders>
-              <w:bottom w:val="single"/>
-            </w:tcBorders>
-            <w:vAlign w:val="bottom"/>
-          </w:tcPr>
+          <w:tcPr/>
           <w:p>
             <w:pPr>
               <w:pStyle w:val="Compact"/>
@@ -6162,12 +6242,7 @@
           </w:p>
         </w:tc>
         <w:tc>
-          <w:tcPr>
-            <w:tcBorders>
-              <w:bottom w:val="single"/>
-            </w:tcBorders>
-            <w:vAlign w:val="bottom"/>
-          </w:tcPr>
+          <w:tcPr/>
           <w:p>
             <w:pPr>
               <w:pStyle w:val="Compact"/>
@@ -6181,6 +6256,7 @@
       </w:tr>
       <w:tr>
         <w:tc>
+          <w:tcPr/>
           <w:p>
             <w:pPr>
               <w:pStyle w:val="Compact"/>
@@ -6192,6 +6268,7 @@
           </w:p>
         </w:tc>
         <w:tc>
+          <w:tcPr/>
           <w:p>
             <w:pPr>
               <w:pStyle w:val="Compact"/>
@@ -6203,6 +6280,7 @@
           </w:p>
         </w:tc>
         <w:tc>
+          <w:tcPr/>
           <w:p>
             <w:pPr>
               <w:pStyle w:val="Compact"/>
@@ -6214,6 +6292,7 @@
           </w:p>
         </w:tc>
         <w:tc>
+          <w:tcPr/>
           <w:p>
             <w:pPr>
               <w:pStyle w:val="Compact"/>
@@ -6225,6 +6304,7 @@
           </w:p>
         </w:tc>
         <w:tc>
+          <w:tcPr/>
           <w:p>
             <w:pPr>
               <w:pStyle w:val="Compact"/>
@@ -6238,6 +6318,7 @@
       </w:tr>
       <w:tr>
         <w:tc>
+          <w:tcPr/>
           <w:p>
             <w:pPr>
               <w:pStyle w:val="Compact"/>
@@ -6249,6 +6330,7 @@
           </w:p>
         </w:tc>
         <w:tc>
+          <w:tcPr/>
           <w:p>
             <w:pPr>
               <w:pStyle w:val="Compact"/>
@@ -6260,6 +6342,7 @@
           </w:p>
         </w:tc>
         <w:tc>
+          <w:tcPr/>
           <w:p>
             <w:pPr>
               <w:pStyle w:val="Compact"/>
@@ -6271,6 +6354,7 @@
           </w:p>
         </w:tc>
         <w:tc>
+          <w:tcPr/>
           <w:p>
             <w:pPr>
               <w:pStyle w:val="Compact"/>
@@ -6282,6 +6366,7 @@
           </w:p>
         </w:tc>
         <w:tc>
+          <w:tcPr/>
           <w:p>
             <w:pPr>
               <w:pStyle w:val="Compact"/>
@@ -6295,6 +6380,7 @@
       </w:tr>
       <w:tr>
         <w:tc>
+          <w:tcPr/>
           <w:p>
             <w:pPr>
               <w:pStyle w:val="Compact"/>
@@ -6306,6 +6392,7 @@
           </w:p>
         </w:tc>
         <w:tc>
+          <w:tcPr/>
           <w:p>
             <w:pPr>
               <w:pStyle w:val="Compact"/>
@@ -6317,9 +6404,15 @@
           </w:p>
         </w:tc>
         <w:tc>
-          <w:p/>
-        </w:tc>
-        <w:tc>
+          <w:tcPr/>
+          <w:p>
+            <w:pPr>
+              <w:pStyle w:val="Compact"/>
+            </w:pPr>
+          </w:p>
+        </w:tc>
+        <w:tc>
+          <w:tcPr/>
           <w:p>
             <w:pPr>
               <w:pStyle w:val="Compact"/>
@@ -6331,6 +6424,7 @@
           </w:p>
         </w:tc>
         <w:tc>
+          <w:tcPr/>
           <w:p>
             <w:pPr>
               <w:pStyle w:val="Compact"/>
@@ -6344,6 +6438,7 @@
       </w:tr>
       <w:tr>
         <w:tc>
+          <w:tcPr/>
           <w:p>
             <w:pPr>
               <w:pStyle w:val="Compact"/>
@@ -6355,6 +6450,7 @@
           </w:p>
         </w:tc>
         <w:tc>
+          <w:tcPr/>
           <w:p>
             <w:pPr>
               <w:pStyle w:val="Compact"/>
@@ -6366,9 +6462,15 @@
           </w:p>
         </w:tc>
         <w:tc>
-          <w:p/>
-        </w:tc>
-        <w:tc>
+          <w:tcPr/>
+          <w:p>
+            <w:pPr>
+              <w:pStyle w:val="Compact"/>
+            </w:pPr>
+          </w:p>
+        </w:tc>
+        <w:tc>
+          <w:tcPr/>
           <w:p>
             <w:pPr>
               <w:pStyle w:val="Compact"/>
@@ -6380,6 +6482,7 @@
           </w:p>
         </w:tc>
         <w:tc>
+          <w:tcPr/>
           <w:p>
             <w:pPr>
               <w:pStyle w:val="Compact"/>
@@ -6393,6 +6496,7 @@
       </w:tr>
       <w:tr>
         <w:tc>
+          <w:tcPr/>
           <w:p>
             <w:pPr>
               <w:pStyle w:val="Compact"/>
@@ -6404,6 +6508,7 @@
           </w:p>
         </w:tc>
         <w:tc>
+          <w:tcPr/>
           <w:p>
             <w:pPr>
               <w:pStyle w:val="Compact"/>
@@ -6415,6 +6520,7 @@
           </w:p>
         </w:tc>
         <w:tc>
+          <w:tcPr/>
           <w:p>
             <w:pPr>
               <w:pStyle w:val="Compact"/>
@@ -6426,6 +6532,7 @@
           </w:p>
         </w:tc>
         <w:tc>
+          <w:tcPr/>
           <w:p>
             <w:pPr>
               <w:pStyle w:val="Compact"/>
@@ -6437,11 +6544,17 @@
           </w:p>
         </w:tc>
         <w:tc>
-          <w:p/>
-        </w:tc>
-      </w:tr>
-      <w:tr>
-        <w:tc>
+          <w:tcPr/>
+          <w:p>
+            <w:pPr>
+              <w:pStyle w:val="Compact"/>
+            </w:pPr>
+          </w:p>
+        </w:tc>
+      </w:tr>
+      <w:tr>
+        <w:tc>
+          <w:tcPr/>
           <w:p>
             <w:pPr>
               <w:pStyle w:val="Compact"/>
@@ -6453,6 +6566,7 @@
           </w:p>
         </w:tc>
         <w:tc>
+          <w:tcPr/>
           <w:p>
             <w:pPr>
               <w:pStyle w:val="Compact"/>
@@ -6464,6 +6578,7 @@
           </w:p>
         </w:tc>
         <w:tc>
+          <w:tcPr/>
           <w:p>
             <w:pPr>
               <w:pStyle w:val="Compact"/>
@@ -6475,6 +6590,7 @@
           </w:p>
         </w:tc>
         <w:tc>
+          <w:tcPr/>
           <w:p>
             <w:pPr>
               <w:pStyle w:val="Compact"/>
@@ -6486,11 +6602,17 @@
           </w:p>
         </w:tc>
         <w:tc>
-          <w:p/>
-        </w:tc>
-      </w:tr>
-      <w:tr>
-        <w:tc>
+          <w:tcPr/>
+          <w:p>
+            <w:pPr>
+              <w:pStyle w:val="Compact"/>
+            </w:pPr>
+          </w:p>
+        </w:tc>
+      </w:tr>
+      <w:tr>
+        <w:tc>
+          <w:tcPr/>
           <w:p>
             <w:pPr>
               <w:pStyle w:val="Compact"/>
@@ -6502,6 +6624,7 @@
           </w:p>
         </w:tc>
         <w:tc>
+          <w:tcPr/>
           <w:p>
             <w:pPr>
               <w:pStyle w:val="Compact"/>
@@ -6513,6 +6636,7 @@
           </w:p>
         </w:tc>
         <w:tc>
+          <w:tcPr/>
           <w:p>
             <w:pPr>
               <w:pStyle w:val="Compact"/>
@@ -6524,6 +6648,7 @@
           </w:p>
         </w:tc>
         <w:tc>
+          <w:tcPr/>
           <w:p>
             <w:pPr>
               <w:pStyle w:val="Compact"/>
@@ -6535,6 +6660,7 @@
           </w:p>
         </w:tc>
         <w:tc>
+          <w:tcPr/>
           <w:p>
             <w:pPr>
               <w:pStyle w:val="Compact"/>
@@ -6548,6 +6674,7 @@
       </w:tr>
       <w:tr>
         <w:tc>
+          <w:tcPr/>
           <w:p>
             <w:pPr>
               <w:pStyle w:val="Compact"/>
@@ -6559,6 +6686,7 @@
           </w:p>
         </w:tc>
         <w:tc>
+          <w:tcPr/>
           <w:p>
             <w:pPr>
               <w:pStyle w:val="Compact"/>
@@ -6570,6 +6698,7 @@
           </w:p>
         </w:tc>
         <w:tc>
+          <w:tcPr/>
           <w:p>
             <w:pPr>
               <w:pStyle w:val="Compact"/>
@@ -6581,6 +6710,7 @@
           </w:p>
         </w:tc>
         <w:tc>
+          <w:tcPr/>
           <w:p>
             <w:pPr>
               <w:pStyle w:val="Compact"/>
@@ -6592,6 +6722,7 @@
           </w:p>
         </w:tc>
         <w:tc>
+          <w:tcPr/>
           <w:p>
             <w:pPr>
               <w:pStyle w:val="Compact"/>
@@ -6605,6 +6736,7 @@
       </w:tr>
       <w:tr>
         <w:tc>
+          <w:tcPr/>
           <w:p>
             <w:pPr>
               <w:pStyle w:val="Compact"/>
@@ -6616,6 +6748,7 @@
           </w:p>
         </w:tc>
         <w:tc>
+          <w:tcPr/>
           <w:p>
             <w:pPr>
               <w:pStyle w:val="Compact"/>
@@ -6627,6 +6760,7 @@
           </w:p>
         </w:tc>
         <w:tc>
+          <w:tcPr/>
           <w:p>
             <w:pPr>
               <w:pStyle w:val="Compact"/>
@@ -6638,6 +6772,7 @@
           </w:p>
         </w:tc>
         <w:tc>
+          <w:tcPr/>
           <w:p>
             <w:pPr>
               <w:pStyle w:val="Compact"/>
@@ -6649,6 +6784,7 @@
           </w:p>
         </w:tc>
         <w:tc>
+          <w:tcPr/>
           <w:p>
             <w:pPr>
               <w:pStyle w:val="Compact"/>
@@ -6662,6 +6798,7 @@
       </w:tr>
       <w:tr>
         <w:tc>
+          <w:tcPr/>
           <w:p>
             <w:pPr>
               <w:pStyle w:val="Compact"/>
@@ -6673,6 +6810,7 @@
           </w:p>
         </w:tc>
         <w:tc>
+          <w:tcPr/>
           <w:p>
             <w:pPr>
               <w:pStyle w:val="Compact"/>
@@ -6684,6 +6822,7 @@
           </w:p>
         </w:tc>
         <w:tc>
+          <w:tcPr/>
           <w:p>
             <w:pPr>
               <w:pStyle w:val="Compact"/>
@@ -6695,6 +6834,7 @@
           </w:p>
         </w:tc>
         <w:tc>
+          <w:tcPr/>
           <w:p>
             <w:pPr>
               <w:pStyle w:val="Compact"/>
@@ -6706,6 +6846,7 @@
           </w:p>
         </w:tc>
         <w:tc>
+          <w:tcPr/>
           <w:p>
             <w:pPr>
               <w:pStyle w:val="Compact"/>
@@ -6719,6 +6860,7 @@
       </w:tr>
       <w:tr>
         <w:tc>
+          <w:tcPr/>
           <w:p>
             <w:pPr>
               <w:pStyle w:val="Compact"/>
@@ -6730,6 +6872,7 @@
           </w:p>
         </w:tc>
         <w:tc>
+          <w:tcPr/>
           <w:p>
             <w:pPr>
               <w:pStyle w:val="Compact"/>
@@ -6741,6 +6884,7 @@
           </w:p>
         </w:tc>
         <w:tc>
+          <w:tcPr/>
           <w:p>
             <w:pPr>
               <w:pStyle w:val="Compact"/>
@@ -6752,6 +6896,7 @@
           </w:p>
         </w:tc>
         <w:tc>
+          <w:tcPr/>
           <w:p>
             <w:pPr>
               <w:pStyle w:val="Compact"/>
@@ -6763,6 +6908,7 @@
           </w:p>
         </w:tc>
         <w:tc>
+          <w:tcPr/>
           <w:p>
             <w:pPr>
               <w:pStyle w:val="Compact"/>
@@ -6776,6 +6922,7 @@
       </w:tr>
       <w:tr>
         <w:tc>
+          <w:tcPr/>
           <w:p>
             <w:pPr>
               <w:pStyle w:val="Compact"/>
@@ -6787,6 +6934,7 @@
           </w:p>
         </w:tc>
         <w:tc>
+          <w:tcPr/>
           <w:p>
             <w:pPr>
               <w:pStyle w:val="Compact"/>
@@ -6798,9 +6946,15 @@
           </w:p>
         </w:tc>
         <w:tc>
-          <w:p/>
-        </w:tc>
-        <w:tc>
+          <w:tcPr/>
+          <w:p>
+            <w:pPr>
+              <w:pStyle w:val="Compact"/>
+            </w:pPr>
+          </w:p>
+        </w:tc>
+        <w:tc>
+          <w:tcPr/>
           <w:p>
             <w:pPr>
               <w:pStyle w:val="Compact"/>
@@ -6812,6 +6966,7 @@
           </w:p>
         </w:tc>
         <w:tc>
+          <w:tcPr/>
           <w:p>
             <w:pPr>
               <w:pStyle w:val="Compact"/>
@@ -6825,6 +6980,7 @@
       </w:tr>
       <w:tr>
         <w:tc>
+          <w:tcPr/>
           <w:p>
             <w:pPr>
               <w:pStyle w:val="Compact"/>
@@ -6836,6 +6992,7 @@
           </w:p>
         </w:tc>
         <w:tc>
+          <w:tcPr/>
           <w:p>
             <w:pPr>
               <w:pStyle w:val="Compact"/>
@@ -6847,6 +7004,7 @@
           </w:p>
         </w:tc>
         <w:tc>
+          <w:tcPr/>
           <w:p>
             <w:pPr>
               <w:pStyle w:val="Compact"/>
@@ -6858,6 +7016,7 @@
           </w:p>
         </w:tc>
         <w:tc>
+          <w:tcPr/>
           <w:p>
             <w:pPr>
               <w:pStyle w:val="Compact"/>
@@ -6869,11 +7028,17 @@
           </w:p>
         </w:tc>
         <w:tc>
-          <w:p/>
-        </w:tc>
-      </w:tr>
-      <w:tr>
-        <w:tc>
+          <w:tcPr/>
+          <w:p>
+            <w:pPr>
+              <w:pStyle w:val="Compact"/>
+            </w:pPr>
+          </w:p>
+        </w:tc>
+      </w:tr>
+      <w:tr>
+        <w:tc>
+          <w:tcPr/>
           <w:p>
             <w:pPr>
               <w:pStyle w:val="Compact"/>
@@ -6885,6 +7050,7 @@
           </w:p>
         </w:tc>
         <w:tc>
+          <w:tcPr/>
           <w:p>
             <w:pPr>
               <w:pStyle w:val="Compact"/>
@@ -6896,6 +7062,7 @@
           </w:p>
         </w:tc>
         <w:tc>
+          <w:tcPr/>
           <w:p>
             <w:pPr>
               <w:pStyle w:val="Compact"/>
@@ -6907,6 +7074,7 @@
           </w:p>
         </w:tc>
         <w:tc>
+          <w:tcPr/>
           <w:p>
             <w:pPr>
               <w:pStyle w:val="Compact"/>
@@ -6918,11 +7086,17 @@
           </w:p>
         </w:tc>
         <w:tc>
-          <w:p/>
-        </w:tc>
-      </w:tr>
-      <w:tr>
-        <w:tc>
+          <w:tcPr/>
+          <w:p>
+            <w:pPr>
+              <w:pStyle w:val="Compact"/>
+            </w:pPr>
+          </w:p>
+        </w:tc>
+      </w:tr>
+      <w:tr>
+        <w:tc>
+          <w:tcPr/>
           <w:p>
             <w:pPr>
               <w:pStyle w:val="Compact"/>
@@ -6934,6 +7108,7 @@
           </w:p>
         </w:tc>
         <w:tc>
+          <w:tcPr/>
           <w:p>
             <w:pPr>
               <w:pStyle w:val="Compact"/>
@@ -6945,6 +7120,7 @@
           </w:p>
         </w:tc>
         <w:tc>
+          <w:tcPr/>
           <w:p>
             <w:pPr>
               <w:pStyle w:val="Compact"/>
@@ -6956,6 +7132,7 @@
           </w:p>
         </w:tc>
         <w:tc>
+          <w:tcPr/>
           <w:p>
             <w:pPr>
               <w:pStyle w:val="Compact"/>
@@ -6967,11 +7144,17 @@
           </w:p>
         </w:tc>
         <w:tc>
-          <w:p/>
-        </w:tc>
-      </w:tr>
-      <w:tr>
-        <w:tc>
+          <w:tcPr/>
+          <w:p>
+            <w:pPr>
+              <w:pStyle w:val="Compact"/>
+            </w:pPr>
+          </w:p>
+        </w:tc>
+      </w:tr>
+      <w:tr>
+        <w:tc>
+          <w:tcPr/>
           <w:p>
             <w:pPr>
               <w:pStyle w:val="Compact"/>
@@ -6983,6 +7166,7 @@
           </w:p>
         </w:tc>
         <w:tc>
+          <w:tcPr/>
           <w:p>
             <w:pPr>
               <w:pStyle w:val="Compact"/>
@@ -6994,6 +7178,7 @@
           </w:p>
         </w:tc>
         <w:tc>
+          <w:tcPr/>
           <w:p>
             <w:pPr>
               <w:pStyle w:val="Compact"/>
@@ -7005,6 +7190,7 @@
           </w:p>
         </w:tc>
         <w:tc>
+          <w:tcPr/>
           <w:p>
             <w:pPr>
               <w:pStyle w:val="Compact"/>
@@ -7016,11 +7202,17 @@
           </w:p>
         </w:tc>
         <w:tc>
-          <w:p/>
-        </w:tc>
-      </w:tr>
-      <w:tr>
-        <w:tc>
+          <w:tcPr/>
+          <w:p>
+            <w:pPr>
+              <w:pStyle w:val="Compact"/>
+            </w:pPr>
+          </w:p>
+        </w:tc>
+      </w:tr>
+      <w:tr>
+        <w:tc>
+          <w:tcPr/>
           <w:p>
             <w:pPr>
               <w:pStyle w:val="Compact"/>
@@ -7032,6 +7224,7 @@
           </w:p>
         </w:tc>
         <w:tc>
+          <w:tcPr/>
           <w:p>
             <w:pPr>
               <w:pStyle w:val="Compact"/>
@@ -7043,9 +7236,15 @@
           </w:p>
         </w:tc>
         <w:tc>
-          <w:p/>
-        </w:tc>
-        <w:tc>
+          <w:tcPr/>
+          <w:p>
+            <w:pPr>
+              <w:pStyle w:val="Compact"/>
+            </w:pPr>
+          </w:p>
+        </w:tc>
+        <w:tc>
+          <w:tcPr/>
           <w:p>
             <w:pPr>
               <w:pStyle w:val="Compact"/>
@@ -7057,11 +7256,17 @@
           </w:p>
         </w:tc>
         <w:tc>
-          <w:p/>
-        </w:tc>
-      </w:tr>
-      <w:tr>
-        <w:tc>
+          <w:tcPr/>
+          <w:p>
+            <w:pPr>
+              <w:pStyle w:val="Compact"/>
+            </w:pPr>
+          </w:p>
+        </w:tc>
+      </w:tr>
+      <w:tr>
+        <w:tc>
+          <w:tcPr/>
           <w:p>
             <w:pPr>
               <w:pStyle w:val="Compact"/>
@@ -7073,6 +7278,7 @@
           </w:p>
         </w:tc>
         <w:tc>
+          <w:tcPr/>
           <w:p>
             <w:pPr>
               <w:pStyle w:val="Compact"/>
@@ -7084,9 +7290,15 @@
           </w:p>
         </w:tc>
         <w:tc>
-          <w:p/>
-        </w:tc>
-        <w:tc>
+          <w:tcPr/>
+          <w:p>
+            <w:pPr>
+              <w:pStyle w:val="Compact"/>
+            </w:pPr>
+          </w:p>
+        </w:tc>
+        <w:tc>
+          <w:tcPr/>
           <w:p>
             <w:pPr>
               <w:pStyle w:val="Compact"/>
@@ -7098,6 +7310,7 @@
           </w:p>
         </w:tc>
         <w:tc>
+          <w:tcPr/>
           <w:p>
             <w:pPr>
               <w:pStyle w:val="Compact"/>
@@ -7111,6 +7324,7 @@
       </w:tr>
       <w:tr>
         <w:tc>
+          <w:tcPr/>
           <w:p>
             <w:pPr>
               <w:pStyle w:val="Compact"/>
@@ -7122,6 +7336,7 @@
           </w:p>
         </w:tc>
         <w:tc>
+          <w:tcPr/>
           <w:p>
             <w:pPr>
               <w:pStyle w:val="Compact"/>
@@ -7133,9 +7348,15 @@
           </w:p>
         </w:tc>
         <w:tc>
-          <w:p/>
-        </w:tc>
-        <w:tc>
+          <w:tcPr/>
+          <w:p>
+            <w:pPr>
+              <w:pStyle w:val="Compact"/>
+            </w:pPr>
+          </w:p>
+        </w:tc>
+        <w:tc>
+          <w:tcPr/>
           <w:p>
             <w:pPr>
               <w:pStyle w:val="Compact"/>
@@ -7147,6 +7368,7 @@
           </w:p>
         </w:tc>
         <w:tc>
+          <w:tcPr/>
           <w:p>
             <w:pPr>
               <w:pStyle w:val="Compact"/>
@@ -7160,6 +7382,7 @@
       </w:tr>
       <w:tr>
         <w:tc>
+          <w:tcPr/>
           <w:p>
             <w:pPr>
               <w:pStyle w:val="Compact"/>
@@ -7171,6 +7394,7 @@
           </w:p>
         </w:tc>
         <w:tc>
+          <w:tcPr/>
           <w:p>
             <w:pPr>
               <w:pStyle w:val="Compact"/>
@@ -7182,9 +7406,15 @@
           </w:p>
         </w:tc>
         <w:tc>
-          <w:p/>
-        </w:tc>
-        <w:tc>
+          <w:tcPr/>
+          <w:p>
+            <w:pPr>
+              <w:pStyle w:val="Compact"/>
+            </w:pPr>
+          </w:p>
+        </w:tc>
+        <w:tc>
+          <w:tcPr/>
           <w:p>
             <w:pPr>
               <w:pStyle w:val="Compact"/>
@@ -7196,6 +7426,7 @@
           </w:p>
         </w:tc>
         <w:tc>
+          <w:tcPr/>
           <w:p>
             <w:pPr>
               <w:pStyle w:val="Compact"/>
@@ -7209,6 +7440,7 @@
       </w:tr>
       <w:tr>
         <w:tc>
+          <w:tcPr/>
           <w:p>
             <w:pPr>
               <w:pStyle w:val="Compact"/>
@@ -7220,6 +7452,7 @@
           </w:p>
         </w:tc>
         <w:tc>
+          <w:tcPr/>
           <w:p>
             <w:pPr>
               <w:pStyle w:val="Compact"/>
@@ -7231,6 +7464,7 @@
           </w:p>
         </w:tc>
         <w:tc>
+          <w:tcPr/>
           <w:p>
             <w:pPr>
               <w:pStyle w:val="Compact"/>
@@ -7242,6 +7476,7 @@
           </w:p>
         </w:tc>
         <w:tc>
+          <w:tcPr/>
           <w:p>
             <w:pPr>
               <w:pStyle w:val="Compact"/>
@@ -7253,6 +7488,7 @@
           </w:p>
         </w:tc>
         <w:tc>
+          <w:tcPr/>
           <w:p>
             <w:pPr>
               <w:pStyle w:val="Compact"/>
@@ -7266,6 +7502,7 @@
       </w:tr>
       <w:tr>
         <w:tc>
+          <w:tcPr/>
           <w:p>
             <w:pPr>
               <w:pStyle w:val="Compact"/>
@@ -7277,6 +7514,7 @@
           </w:p>
         </w:tc>
         <w:tc>
+          <w:tcPr/>
           <w:p>
             <w:pPr>
               <w:pStyle w:val="Compact"/>
@@ -7288,9 +7526,15 @@
           </w:p>
         </w:tc>
         <w:tc>
-          <w:p/>
-        </w:tc>
-        <w:tc>
+          <w:tcPr/>
+          <w:p>
+            <w:pPr>
+              <w:pStyle w:val="Compact"/>
+            </w:pPr>
+          </w:p>
+        </w:tc>
+        <w:tc>
+          <w:tcPr/>
           <w:p>
             <w:pPr>
               <w:pStyle w:val="Compact"/>
@@ -7302,6 +7546,7 @@
           </w:p>
         </w:tc>
         <w:tc>
+          <w:tcPr/>
           <w:p>
             <w:pPr>
               <w:pStyle w:val="Compact"/>
@@ -7315,6 +7560,7 @@
       </w:tr>
       <w:tr>
         <w:tc>
+          <w:tcPr/>
           <w:p>
             <w:pPr>
               <w:pStyle w:val="Compact"/>
@@ -7326,6 +7572,7 @@
           </w:p>
         </w:tc>
         <w:tc>
+          <w:tcPr/>
           <w:p>
             <w:pPr>
               <w:pStyle w:val="Compact"/>
@@ -7337,6 +7584,7 @@
           </w:p>
         </w:tc>
         <w:tc>
+          <w:tcPr/>
           <w:p>
             <w:pPr>
               <w:pStyle w:val="Compact"/>
@@ -7348,6 +7596,7 @@
           </w:p>
         </w:tc>
         <w:tc>
+          <w:tcPr/>
           <w:p>
             <w:pPr>
               <w:pStyle w:val="Compact"/>
@@ -7359,6 +7608,7 @@
           </w:p>
         </w:tc>
         <w:tc>
+          <w:tcPr/>
           <w:p>
             <w:pPr>
               <w:pStyle w:val="Compact"/>
@@ -7372,6 +7622,7 @@
       </w:tr>
       <w:tr>
         <w:tc>
+          <w:tcPr/>
           <w:p>
             <w:pPr>
               <w:pStyle w:val="Compact"/>
@@ -7383,6 +7634,7 @@
           </w:p>
         </w:tc>
         <w:tc>
+          <w:tcPr/>
           <w:p>
             <w:pPr>
               <w:pStyle w:val="Compact"/>
@@ -7394,6 +7646,7 @@
           </w:p>
         </w:tc>
         <w:tc>
+          <w:tcPr/>
           <w:p>
             <w:pPr>
               <w:pStyle w:val="Compact"/>
@@ -7405,6 +7658,7 @@
           </w:p>
         </w:tc>
         <w:tc>
+          <w:tcPr/>
           <w:p>
             <w:pPr>
               <w:pStyle w:val="Compact"/>
@@ -7416,6 +7670,7 @@
           </w:p>
         </w:tc>
         <w:tc>
+          <w:tcPr/>
           <w:p>
             <w:pPr>
               <w:pStyle w:val="Compact"/>
@@ -7429,6 +7684,7 @@
       </w:tr>
       <w:tr>
         <w:tc>
+          <w:tcPr/>
           <w:p>
             <w:pPr>
               <w:pStyle w:val="Compact"/>
@@ -7440,6 +7696,7 @@
           </w:p>
         </w:tc>
         <w:tc>
+          <w:tcPr/>
           <w:p>
             <w:pPr>
               <w:pStyle w:val="Compact"/>
@@ -7451,9 +7708,15 @@
           </w:p>
         </w:tc>
         <w:tc>
-          <w:p/>
-        </w:tc>
-        <w:tc>
+          <w:tcPr/>
+          <w:p>
+            <w:pPr>
+              <w:pStyle w:val="Compact"/>
+            </w:pPr>
+          </w:p>
+        </w:tc>
+        <w:tc>
+          <w:tcPr/>
           <w:p>
             <w:pPr>
               <w:pStyle w:val="Compact"/>
@@ -7465,6 +7728,7 @@
           </w:p>
         </w:tc>
         <w:tc>
+          <w:tcPr/>
           <w:p>
             <w:pPr>
               <w:pStyle w:val="Compact"/>
@@ -7478,6 +7742,7 @@
       </w:tr>
       <w:tr>
         <w:tc>
+          <w:tcPr/>
           <w:p>
             <w:pPr>
               <w:pStyle w:val="Compact"/>
@@ -7489,6 +7754,7 @@
           </w:p>
         </w:tc>
         <w:tc>
+          <w:tcPr/>
           <w:p>
             <w:pPr>
               <w:pStyle w:val="Compact"/>
@@ -7500,9 +7766,15 @@
           </w:p>
         </w:tc>
         <w:tc>
-          <w:p/>
-        </w:tc>
-        <w:tc>
+          <w:tcPr/>
+          <w:p>
+            <w:pPr>
+              <w:pStyle w:val="Compact"/>
+            </w:pPr>
+          </w:p>
+        </w:tc>
+        <w:tc>
+          <w:tcPr/>
           <w:p>
             <w:pPr>
               <w:pStyle w:val="Compact"/>
@@ -7514,6 +7786,7 @@
           </w:p>
         </w:tc>
         <w:tc>
+          <w:tcPr/>
           <w:p>
             <w:pPr>
               <w:pStyle w:val="Compact"/>
@@ -7527,6 +7800,7 @@
       </w:tr>
       <w:tr>
         <w:tc>
+          <w:tcPr/>
           <w:p>
             <w:pPr>
               <w:pStyle w:val="Compact"/>
@@ -7538,6 +7812,7 @@
           </w:p>
         </w:tc>
         <w:tc>
+          <w:tcPr/>
           <w:p>
             <w:pPr>
               <w:pStyle w:val="Compact"/>
@@ -7549,6 +7824,7 @@
           </w:p>
         </w:tc>
         <w:tc>
+          <w:tcPr/>
           <w:p>
             <w:pPr>
               <w:pStyle w:val="Compact"/>
@@ -7560,6 +7836,7 @@
           </w:p>
         </w:tc>
         <w:tc>
+          <w:tcPr/>
           <w:p>
             <w:pPr>
               <w:pStyle w:val="Compact"/>
@@ -7571,6 +7848,7 @@
           </w:p>
         </w:tc>
         <w:tc>
+          <w:tcPr/>
           <w:p>
             <w:pPr>
               <w:pStyle w:val="Compact"/>
@@ -7584,6 +7862,7 @@
       </w:tr>
       <w:tr>
         <w:tc>
+          <w:tcPr/>
           <w:p>
             <w:pPr>
               <w:pStyle w:val="Compact"/>
@@ -7595,6 +7874,7 @@
           </w:p>
         </w:tc>
         <w:tc>
+          <w:tcPr/>
           <w:p>
             <w:pPr>
               <w:pStyle w:val="Compact"/>
@@ -7606,9 +7886,15 @@
           </w:p>
         </w:tc>
         <w:tc>
-          <w:p/>
-        </w:tc>
-        <w:tc>
+          <w:tcPr/>
+          <w:p>
+            <w:pPr>
+              <w:pStyle w:val="Compact"/>
+            </w:pPr>
+          </w:p>
+        </w:tc>
+        <w:tc>
+          <w:tcPr/>
           <w:p>
             <w:pPr>
               <w:pStyle w:val="Compact"/>
@@ -7620,6 +7906,7 @@
           </w:p>
         </w:tc>
         <w:tc>
+          <w:tcPr/>
           <w:p>
             <w:pPr>
               <w:pStyle w:val="Compact"/>
@@ -7632,21 +7919,22 @@
         </w:tc>
       </w:tr>
     </w:tbl>
+    <w:bookmarkEnd w:id="60"/>
+    <w:bookmarkStart w:id="61" w:name="a.2-overlay-files"/>
     <w:p>
       <w:pPr>
         <w:pStyle w:val="Heading2"/>
       </w:pPr>
-      <w:bookmarkStart w:id="50" w:name="a.2-overlay-files"/>
       <w:r>
         <w:t xml:space="preserve">A.2 Overlay files</w:t>
       </w:r>
-      <w:bookmarkEnd w:id="50"/>
     </w:p>
     <w:tbl>
       <w:tblPr>
         <w:tblStyle w:val="Table"/>
-        <w:tblW w:type="pct" w:w="5000.0"/>
-        <w:tblLook w:firstRow="1"/>
+        <w:tblW w:type="pct" w:w="5000"/>
+        <w:tblLook w:firstRow="1" w:lastRow="0" w:firstColumn="0" w:lastColumn="0" w:noHBand="0" w:noVBand="0" w:val="0020"/>
+        <w:jc w:val="start"/>
       </w:tblPr>
       <w:tblGrid>
         <w:gridCol w:w="2217"/>
@@ -7655,15 +7943,10 @@
       </w:tblGrid>
       <w:tr>
         <w:trPr>
-          <w:cnfStyle w:firstRow="1"/>
+          <w:tblHeader w:val="true"/>
         </w:trPr>
         <w:tc>
-          <w:tcPr>
-            <w:tcBorders>
-              <w:bottom w:val="single"/>
-            </w:tcBorders>
-            <w:vAlign w:val="bottom"/>
-          </w:tcPr>
+          <w:tcPr/>
           <w:p>
             <w:pPr>
               <w:pStyle w:val="Compact"/>
@@ -7675,12 +7958,7 @@
           </w:p>
         </w:tc>
         <w:tc>
-          <w:tcPr>
-            <w:tcBorders>
-              <w:bottom w:val="single"/>
-            </w:tcBorders>
-            <w:vAlign w:val="bottom"/>
-          </w:tcPr>
+          <w:tcPr/>
           <w:p>
             <w:pPr>
               <w:pStyle w:val="Compact"/>
@@ -7692,12 +7970,7 @@
           </w:p>
         </w:tc>
         <w:tc>
-          <w:tcPr>
-            <w:tcBorders>
-              <w:bottom w:val="single"/>
-            </w:tcBorders>
-            <w:vAlign w:val="bottom"/>
-          </w:tcPr>
+          <w:tcPr/>
           <w:p>
             <w:pPr>
               <w:pStyle w:val="Compact"/>
@@ -7711,6 +7984,7 @@
       </w:tr>
       <w:tr>
         <w:tc>
+          <w:tcPr/>
           <w:p>
             <w:pPr>
               <w:pStyle w:val="Compact"/>
@@ -7725,6 +7999,7 @@
           </w:p>
         </w:tc>
         <w:tc>
+          <w:tcPr/>
           <w:p>
             <w:pPr>
               <w:pStyle w:val="Compact"/>
@@ -7736,6 +8011,7 @@
           </w:p>
         </w:tc>
         <w:tc>
+          <w:tcPr/>
           <w:p>
             <w:pPr>
               <w:pStyle w:val="Compact"/>
@@ -7758,6 +8034,7 @@
       </w:tr>
       <w:tr>
         <w:tc>
+          <w:tcPr/>
           <w:p>
             <w:pPr>
               <w:pStyle w:val="Compact"/>
@@ -7772,6 +8049,7 @@
           </w:p>
         </w:tc>
         <w:tc>
+          <w:tcPr/>
           <w:p>
             <w:pPr>
               <w:pStyle w:val="Compact"/>
@@ -7792,6 +8070,7 @@
           </w:p>
         </w:tc>
         <w:tc>
+          <w:tcPr/>
           <w:p>
             <w:pPr>
               <w:pStyle w:val="Compact"/>
@@ -7805,6 +8084,7 @@
       </w:tr>
       <w:tr>
         <w:tc>
+          <w:tcPr/>
           <w:p>
             <w:pPr>
               <w:pStyle w:val="Compact"/>
@@ -7819,6 +8099,7 @@
           </w:p>
         </w:tc>
         <w:tc>
+          <w:tcPr/>
           <w:p>
             <w:pPr>
               <w:pStyle w:val="Compact"/>
@@ -7839,6 +8120,7 @@
           </w:p>
         </w:tc>
         <w:tc>
+          <w:tcPr/>
           <w:p>
             <w:pPr>
               <w:pStyle w:val="Compact"/>
@@ -7851,15 +8133,15 @@
         </w:tc>
       </w:tr>
     </w:tbl>
+    <w:bookmarkEnd w:id="61"/>
+    <w:bookmarkStart w:id="62" w:name="a.3-regeneration"/>
     <w:p>
       <w:pPr>
         <w:pStyle w:val="Heading2"/>
       </w:pPr>
-      <w:bookmarkStart w:id="51" w:name="a.3-regeneration"/>
       <w:r>
         <w:t xml:space="preserve">A.3 Regeneration</w:t>
       </w:r>
-      <w:bookmarkEnd w:id="51"/>
     </w:p>
     <w:p>
       <w:pPr>
@@ -7884,6 +8166,8 @@
         <w:t xml:space="preserve">. Regeneration has been confirmed byte-identical (FR-3).</w:t>
       </w:r>
     </w:p>
+    <w:bookmarkEnd w:id="62"/>
+    <w:bookmarkEnd w:id="63"/>
     <w:sectPr/>
   </w:body>
 </w:document>
@@ -7915,17 +8199,14 @@
 <file path=word/numbering.xml><?xml version="1.0" encoding="utf-8"?>
 <w:numbering xmlns:w="http://schemas.openxmlformats.org/wordprocessingml/2006/main">
   <w:abstractNum w:abstractNumId="990">
-    <w:nsid w:val="170cd2de"/>
+    <w:nsid w:val="A990"/>
     <w:multiLevelType w:val="multilevel"/>
     <w:lvl w:ilvl="0">
       <w:numFmt w:val="bullet"/>
       <w:lvlText w:val=" "/>
       <w:lvlJc w:val="left"/>
       <w:pPr>
-        <w:tabs>
-          <w:tab w:val="num" w:pos="0"/>
-        </w:tabs>
-        <w:ind w:left="480" w:hanging="480"/>
+        <w:ind w:left="720" w:hanging="480"/>
       </w:pPr>
     </w:lvl>
     <w:lvl w:ilvl="1">
@@ -7933,10 +8214,7 @@
       <w:lvlText w:val=" "/>
       <w:lvlJc w:val="left"/>
       <w:pPr>
-        <w:tabs>
-          <w:tab w:val="num" w:pos="720"/>
-        </w:tabs>
-        <w:ind w:left="1200" w:hanging="480"/>
+        <w:ind w:left="1440" w:hanging="480"/>
       </w:pPr>
     </w:lvl>
     <w:lvl w:ilvl="2">
@@ -7944,10 +8222,7 @@
       <w:lvlText w:val=" "/>
       <w:lvlJc w:val="left"/>
       <w:pPr>
-        <w:tabs>
-          <w:tab w:val="num" w:pos="1440"/>
-        </w:tabs>
-        <w:ind w:left="1920" w:hanging="480"/>
+        <w:ind w:left="2160" w:hanging="480"/>
       </w:pPr>
     </w:lvl>
     <w:lvl w:ilvl="3">
@@ -7955,10 +8230,7 @@
       <w:lvlText w:val=" "/>
       <w:lvlJc w:val="left"/>
       <w:pPr>
-        <w:tabs>
-          <w:tab w:val="num" w:pos="2160"/>
-        </w:tabs>
-        <w:ind w:left="2640" w:hanging="480"/>
+        <w:ind w:left="2880" w:hanging="480"/>
       </w:pPr>
     </w:lvl>
     <w:lvl w:ilvl="4">
@@ -7966,10 +8238,7 @@
       <w:lvlText w:val=" "/>
       <w:lvlJc w:val="left"/>
       <w:pPr>
-        <w:tabs>
-          <w:tab w:val="num" w:pos="2880"/>
-        </w:tabs>
-        <w:ind w:left="3360" w:hanging="480"/>
+        <w:ind w:left="3600" w:hanging="480"/>
       </w:pPr>
     </w:lvl>
     <w:lvl w:ilvl="5">
@@ -7977,10 +8246,7 @@
       <w:lvlText w:val=" "/>
       <w:lvlJc w:val="left"/>
       <w:pPr>
-        <w:tabs>
-          <w:tab w:val="num" w:pos="3600"/>
-        </w:tabs>
-        <w:ind w:left="4080" w:hanging="480"/>
+        <w:ind w:left="4320" w:hanging="480"/>
       </w:pPr>
     </w:lvl>
     <w:lvl w:ilvl="6">
@@ -7988,10 +8254,7 @@
       <w:lvlText w:val=" "/>
       <w:lvlJc w:val="left"/>
       <w:pPr>
-        <w:tabs>
-          <w:tab w:val="num" w:pos="4320"/>
-        </w:tabs>
-        <w:ind w:left="4800" w:hanging="480"/>
+        <w:ind w:left="5040" w:hanging="480"/>
       </w:pPr>
     </w:lvl>
     <w:lvl w:ilvl="7">
@@ -7999,10 +8262,7 @@
       <w:lvlText w:val=" "/>
       <w:lvlJc w:val="left"/>
       <w:pPr>
-        <w:tabs>
-          <w:tab w:val="num" w:pos="5040"/>
-        </w:tabs>
-        <w:ind w:left="5520" w:hanging="480"/>
+        <w:ind w:left="5760" w:hanging="480"/>
       </w:pPr>
     </w:lvl>
     <w:lvl w:ilvl="8">
@@ -8010,119 +8270,10 @@
       <w:lvlText w:val=" "/>
       <w:lvlJc w:val="left"/>
       <w:pPr>
-        <w:tabs>
-          <w:tab w:val="num" w:pos="5760"/>
-        </w:tabs>
-        <w:ind w:left="6240" w:hanging="480"/>
+        <w:ind w:left="6480" w:hanging="480"/>
       </w:pPr>
     </w:lvl>
   </w:abstractNum>
-  <w:abstractNum w:abstractNumId="990">
-    <w:nsid w:val="2c1ae401"/>
-    <w:multiLevelType w:val="multilevel"/>
-    <w:lvl w:ilvl="0">
-      <w:numFmt w:val="bullet"/>
-      <w:lvlText w:val=" "/>
-      <w:lvlJc w:val="left"/>
-      <w:pPr>
-        <w:tabs>
-          <w:tab w:val="num" w:pos="0"/>
-        </w:tabs>
-        <w:ind w:left="480" w:hanging="480"/>
-      </w:pPr>
-    </w:lvl>
-    <w:lvl w:ilvl="1">
-      <w:numFmt w:val="bullet"/>
-      <w:lvlText w:val=" "/>
-      <w:lvlJc w:val="left"/>
-      <w:pPr>
-        <w:tabs>
-          <w:tab w:val="num" w:pos="720"/>
-        </w:tabs>
-        <w:ind w:left="1200" w:hanging="480"/>
-      </w:pPr>
-    </w:lvl>
-    <w:lvl w:ilvl="2">
-      <w:numFmt w:val="bullet"/>
-      <w:lvlText w:val=" "/>
-      <w:lvlJc w:val="left"/>
-      <w:pPr>
-        <w:tabs>
-          <w:tab w:val="num" w:pos="1440"/>
-        </w:tabs>
-        <w:ind w:left="1920" w:hanging="480"/>
-      </w:pPr>
-    </w:lvl>
-    <w:lvl w:ilvl="3">
-      <w:numFmt w:val="bullet"/>
-      <w:lvlText w:val=" "/>
-      <w:lvlJc w:val="left"/>
-      <w:pPr>
-        <w:tabs>
-          <w:tab w:val="num" w:pos="2160"/>
-        </w:tabs>
-        <w:ind w:left="2640" w:hanging="480"/>
-      </w:pPr>
-    </w:lvl>
-    <w:lvl w:ilvl="4">
-      <w:numFmt w:val="bullet"/>
-      <w:lvlText w:val=" "/>
-      <w:lvlJc w:val="left"/>
-      <w:pPr>
-        <w:tabs>
-          <w:tab w:val="num" w:pos="2880"/>
-        </w:tabs>
-        <w:ind w:left="3360" w:hanging="480"/>
-      </w:pPr>
-    </w:lvl>
-    <w:lvl w:ilvl="5">
-      <w:numFmt w:val="bullet"/>
-      <w:lvlText w:val=" "/>
-      <w:lvlJc w:val="left"/>
-      <w:pPr>
-        <w:tabs>
-          <w:tab w:val="num" w:pos="3600"/>
-        </w:tabs>
-        <w:ind w:left="4080" w:hanging="480"/>
-      </w:pPr>
-    </w:lvl>
-    <w:lvl w:ilvl="6">
-      <w:numFmt w:val="bullet"/>
-      <w:lvlText w:val=" "/>
-      <w:lvlJc w:val="left"/>
-      <w:pPr>
-        <w:tabs>
-          <w:tab w:val="num" w:pos="4320"/>
-        </w:tabs>
-        <w:ind w:left="4800" w:hanging="480"/>
-      </w:pPr>
-    </w:lvl>
-    <w:lvl w:ilvl="7">
-      <w:numFmt w:val="bullet"/>
-      <w:lvlText w:val=" "/>
-      <w:lvlJc w:val="left"/>
-      <w:pPr>
-        <w:tabs>
-          <w:tab w:val="num" w:pos="5040"/>
-        </w:tabs>
-        <w:ind w:left="5520" w:hanging="480"/>
-      </w:pPr>
-    </w:lvl>
-    <w:lvl w:ilvl="8">
-      <w:numFmt w:val="bullet"/>
-      <w:lvlText w:val=" "/>
-      <w:lvlJc w:val="left"/>
-      <w:pPr>
-        <w:tabs>
-          <w:tab w:val="num" w:pos="5760"/>
-        </w:tabs>
-        <w:ind w:left="6240" w:hanging="480"/>
-      </w:pPr>
-    </w:lvl>
-  </w:abstractNum>
-  <w:num w:numId="1000">
-    <w:abstractNumId w:val="990"/>
-  </w:num>
   <w:num w:numId="1000">
     <w:abstractNumId w:val="990"/>
   </w:num>
@@ -8134,10 +8285,10 @@
   <w:docDefaults>
     <w:rPrDefault>
       <w:rPr>
-        <w:rFonts w:asciiTheme="minorHAnsi" w:eastAsiaTheme="minorHAnsi" w:hAnsiTheme="minorHAnsi" w:cstheme="minorBidi"/>
+        <w:rFonts w:asciiTheme="minorHAnsi" w:cstheme="minorBidi" w:eastAsiaTheme="minorHAnsi" w:hAnsiTheme="minorHAnsi"/>
         <w:sz w:val="24"/>
         <w:szCs w:val="24"/>
-        <w:lang w:val="en-US" w:eastAsia="en-US" w:bidi="ar-SA"/>
+        <w:lang w:bidi="ar-SA" w:eastAsia="en-US" w:val="en-US"/>
       </w:rPr>
     </w:rPrDefault>
     <w:pPrDefault>
@@ -8146,35 +8297,35 @@
       </w:pPr>
     </w:pPrDefault>
   </w:docDefaults>
-  <w:latentStyles w:defLockedState="0" w:defUIPriority="0" w:defSemiHidden="0" w:defUnhideWhenUsed="0" w:defQFormat="0" w:count="276"/>
-  <w:style w:type="paragraph" w:default="1" w:styleId="Normal">
+  <w:latentStyles w:count="276" w:defLockedState="0" w:defQFormat="0" w:defSemiHidden="0" w:defUIPriority="0" w:defUnhideWhenUsed="0"/>
+  <w:style w:default="1" w:styleId="Normal" w:type="paragraph">
     <w:name w:val="Normal"/>
     <w:qFormat/>
   </w:style>
-  <w:style w:type="paragraph" w:styleId="BodyText">
+  <w:style w:styleId="BodyText" w:type="paragraph">
     <w:name w:val="Body Text"/>
     <w:basedOn w:val="Normal"/>
     <w:link w:val="BodyTextChar"/>
     <w:pPr>
-      <w:spacing w:before="180" w:after="180"/>
+      <w:spacing w:after="180" w:before="180"/>
     </w:pPr>
     <w:qFormat/>
   </w:style>
-  <w:style w:type="paragraph" w:customStyle="1" w:styleId="FirstParagraph">
+  <w:style w:customStyle="1" w:styleId="FirstParagraph" w:type="paragraph">
     <w:name w:val="First Paragraph"/>
     <w:basedOn w:val="BodyText"/>
     <w:next w:val="BodyText"/>
     <w:qFormat/>
   </w:style>
-  <w:style w:type="paragraph" w:customStyle="1" w:styleId="Compact">
+  <w:style w:customStyle="1" w:styleId="Compact" w:type="paragraph">
     <w:name w:val="Compact"/>
     <w:basedOn w:val="BodyText"/>
     <w:qFormat/>
     <w:pPr>
-      <w:spacing w:before="36" w:after="36"/>
+      <w:spacing w:after="36" w:before="36"/>
     </w:pPr>
   </w:style>
-  <w:style w:type="paragraph" w:styleId="Title">
+  <w:style w:styleId="Title" w:type="paragraph">
     <w:name w:val="Title"/>
     <w:basedOn w:val="Normal"/>
     <w:next w:val="BodyText"/>
@@ -8182,19 +8333,19 @@
     <w:pPr>
       <w:keepNext/>
       <w:keepLines/>
-      <w:spacing w:before="480" w:after="240"/>
+      <w:spacing w:after="240" w:before="480"/>
       <w:jc w:val="center"/>
     </w:pPr>
     <w:rPr>
-      <w:rFonts w:asciiTheme="majorHAnsi" w:eastAsiaTheme="majorEastAsia" w:hAnsiTheme="majorHAnsi" w:cstheme="majorBidi"/>
+      <w:rFonts w:asciiTheme="majorHAnsi" w:cstheme="majorBidi" w:eastAsiaTheme="majorEastAsia" w:hAnsiTheme="majorHAnsi"/>
       <w:b/>
       <w:bCs/>
-      <w:color w:val="345A8A" w:themeColor="accent1" w:themeShade="B5"/>
+      <w:color w:themeColor="accent1" w:themeShade="B5" w:val="345A8A"/>
       <w:sz w:val="36"/>
       <w:szCs w:val="36"/>
     </w:rPr>
   </w:style>
-  <w:style w:type="paragraph" w:styleId="Subtitle">
+  <w:style w:styleId="Subtitle" w:type="paragraph">
     <w:name w:val="Subtitle"/>
     <w:basedOn w:val="Title"/>
     <w:next w:val="BodyText"/>
@@ -8202,7 +8353,7 @@
     <w:pPr>
       <w:keepNext/>
       <w:keepLines/>
-      <w:spacing w:before="240" w:after="240"/>
+      <w:spacing w:after="240" w:before="240"/>
       <w:jc w:val="center"/>
     </w:pPr>
     <w:rPr>
@@ -8210,7 +8361,7 @@
       <w:szCs w:val="30"/>
     </w:rPr>
   </w:style>
-  <w:style w:type="paragraph" w:customStyle="1" w:styleId="Author">
+  <w:style w:customStyle="1" w:styleId="Author" w:type="paragraph">
     <w:name w:val="Author"/>
     <w:next w:val="BodyText"/>
     <w:qFormat/>
@@ -8220,7 +8371,7 @@
       <w:jc w:val="center"/>
     </w:pPr>
   </w:style>
-  <w:style w:type="paragraph" w:styleId="Date">
+  <w:style w:styleId="Date" w:type="paragraph">
     <w:name w:val="Date"/>
     <w:next w:val="BodyText"/>
     <w:qFormat/>
@@ -8230,7 +8381,26 @@
       <w:jc w:val="center"/>
     </w:pPr>
   </w:style>
-  <w:style w:type="paragraph" w:customStyle="1" w:styleId="Abstract">
+  <w:style w:customStyle="1" w:styleId="AbstractTitle" w:type="paragraph">
+    <w:name w:val="Abstract Title"/>
+    <w:basedOn w:val="Normal"/>
+    <w:next w:val="Abstract"/>
+    <w:qFormat/>
+    <w:pPr>
+      <w:keepNext/>
+      <w:keepLines/>
+      <w:jc w:val="center"/>
+      <w:spacing w:after="0" w:before="300"/>
+    </w:pPr>
+    <w:rPr>
+      <w:sz w:val="20"/>
+      <w:szCs w:val="20"/>
+      <w:b/>
+      <w:color w:val="345A8A"/>
+      &gt;
+    </w:rPr>
+  </w:style>
+  <w:style w:customStyle="1" w:styleId="Abstract" w:type="paragraph">
     <w:name w:val="Abstract"/>
     <w:basedOn w:val="Normal"/>
     <w:next w:val="BodyText"/>
@@ -8238,14 +8408,14 @@
     <w:pPr>
       <w:keepNext/>
       <w:keepLines/>
-      <w:spacing w:before="300" w:after="300"/>
+      <w:spacing w:after="300" w:before="100"/>
     </w:pPr>
     <w:rPr>
       <w:sz w:val="20"/>
       <w:szCs w:val="20"/>
     </w:rPr>
   </w:style>
-  <w:style w:type="paragraph" w:styleId="Bibliography">
+  <w:style w:styleId="Bibliography" w:type="paragraph">
     <w:name w:val="Bibliography"/>
     <w:basedOn w:val="Normal"/>
     <w:next w:val="Bibliography"/>
@@ -8253,7 +8423,7 @@
     <w:pPr/>
     <w:rPr/>
   </w:style>
-  <w:style w:type="paragraph" w:styleId="Heading1">
+  <w:style w:styleId="Heading1" w:type="paragraph">
     <w:name w:val="Heading 1"/>
     <w:basedOn w:val="Normal"/>
     <w:next w:val="BodyText"/>
@@ -8262,19 +8432,19 @@
     <w:pPr>
       <w:keepNext/>
       <w:keepLines/>
-      <w:spacing w:before="480" w:after="0"/>
+      <w:spacing w:after="0" w:before="480"/>
       <w:outlineLvl w:val="0"/>
     </w:pPr>
     <w:rPr>
-      <w:rFonts w:asciiTheme="majorHAnsi" w:eastAsiaTheme="majorEastAsia" w:hAnsiTheme="majorHAnsi" w:cstheme="majorBidi"/>
+      <w:rFonts w:asciiTheme="majorHAnsi" w:cstheme="majorBidi" w:eastAsiaTheme="majorEastAsia" w:hAnsiTheme="majorHAnsi"/>
       <w:b/>
       <w:bCs/>
-      <w:color w:val="345A8A" w:themeColor="accent1" w:themeShade="B5"/>
+      <w:color w:themeColor="accent1" w:val="4F81BD"/>
       <w:sz w:val="32"/>
       <w:szCs w:val="32"/>
     </w:rPr>
   </w:style>
-  <w:style w:type="paragraph" w:styleId="Heading2">
+  <w:style w:styleId="Heading2" w:type="paragraph">
     <w:name w:val="Heading 2"/>
     <w:basedOn w:val="Normal"/>
     <w:next w:val="BodyText"/>
@@ -8284,19 +8454,19 @@
     <w:pPr>
       <w:keepNext/>
       <w:keepLines/>
-      <w:spacing w:before="200" w:after="0"/>
+      <w:spacing w:after="0" w:before="200"/>
       <w:outlineLvl w:val="1"/>
     </w:pPr>
     <w:rPr>
-      <w:rFonts w:asciiTheme="majorHAnsi" w:eastAsiaTheme="majorEastAsia" w:hAnsiTheme="majorHAnsi" w:cstheme="majorBidi"/>
+      <w:rFonts w:asciiTheme="majorHAnsi" w:cstheme="majorBidi" w:eastAsiaTheme="majorEastAsia" w:hAnsiTheme="majorHAnsi"/>
       <w:b/>
       <w:bCs/>
-      <w:color w:val="4F81BD" w:themeColor="accent1"/>
-      <w:sz w:val="32"/>
-      <w:szCs w:val="32"/>
+      <w:color w:themeColor="accent1" w:val="4F81BD"/>
+      <w:sz w:val="28"/>
+      <w:szCs w:val="28"/>
     </w:rPr>
   </w:style>
-  <w:style w:type="paragraph" w:styleId="Heading3">
+  <w:style w:styleId="Heading3" w:type="paragraph">
     <w:name w:val="Heading 3"/>
     <w:basedOn w:val="Normal"/>
     <w:next w:val="BodyText"/>
@@ -8306,19 +8476,19 @@
     <w:pPr>
       <w:keepNext/>
       <w:keepLines/>
-      <w:spacing w:before="200" w:after="0"/>
+      <w:spacing w:after="0" w:before="200"/>
       <w:outlineLvl w:val="2"/>
     </w:pPr>
     <w:rPr>
-      <w:rFonts w:asciiTheme="majorHAnsi" w:eastAsiaTheme="majorEastAsia" w:hAnsiTheme="majorHAnsi" w:cstheme="majorBidi"/>
+      <w:rFonts w:asciiTheme="majorHAnsi" w:cstheme="majorBidi" w:eastAsiaTheme="majorEastAsia" w:hAnsiTheme="majorHAnsi"/>
       <w:b/>
       <w:bCs/>
-      <w:color w:val="4F81BD" w:themeColor="accent1"/>
-      <w:sz w:val="28"/>
-      <w:szCs w:val="28"/>
+      <w:color w:themeColor="accent1" w:val="4F81BD"/>
+      <w:sz w:val="24"/>
+      <w:szCs w:val="24"/>
     </w:rPr>
   </w:style>
-  <w:style w:type="paragraph" w:styleId="Heading4">
+  <w:style w:styleId="Heading4" w:type="paragraph">
     <w:name w:val="Heading 4"/>
     <w:basedOn w:val="Normal"/>
     <w:next w:val="BodyText"/>
@@ -8328,19 +8498,19 @@
     <w:pPr>
       <w:keepNext/>
       <w:keepLines/>
-      <w:spacing w:before="200" w:after="0"/>
+      <w:spacing w:after="0" w:before="200"/>
       <w:outlineLvl w:val="3"/>
     </w:pPr>
     <w:rPr>
-      <w:rFonts w:asciiTheme="majorHAnsi" w:eastAsiaTheme="majorEastAsia" w:hAnsiTheme="majorHAnsi" w:cstheme="majorBidi"/>
-      <w:b/>
+      <w:rFonts w:asciiTheme="majorHAnsi" w:cstheme="majorBidi" w:eastAsiaTheme="majorEastAsia" w:hAnsiTheme="majorHAnsi"/>
+      <w:i/>
       <w:bCs/>
-      <w:color w:val="4F81BD" w:themeColor="accent1"/>
+      <w:color w:themeColor="accent1" w:val="4F81BD"/>
       <w:sz w:val="24"/>
       <w:szCs w:val="24"/>
     </w:rPr>
   </w:style>
-  <w:style w:type="paragraph" w:styleId="Heading5">
+  <w:style w:styleId="Heading5" w:type="paragraph">
     <w:name w:val="Heading 5"/>
     <w:basedOn w:val="Normal"/>
     <w:next w:val="BodyText"/>
@@ -8350,19 +8520,18 @@
     <w:pPr>
       <w:keepNext/>
       <w:keepLines/>
-      <w:spacing w:before="200" w:after="0"/>
+      <w:spacing w:after="0" w:before="200"/>
       <w:outlineLvl w:val="4"/>
     </w:pPr>
     <w:rPr>
-      <w:rFonts w:asciiTheme="majorHAnsi" w:eastAsiaTheme="majorEastAsia" w:hAnsiTheme="majorHAnsi" w:cstheme="majorBidi"/>
-      <w:i/>
+      <w:rFonts w:asciiTheme="majorHAnsi" w:cstheme="majorBidi" w:eastAsiaTheme="majorEastAsia" w:hAnsiTheme="majorHAnsi"/>
       <w:iCs/>
-      <w:color w:val="4F81BD" w:themeColor="accent1"/>
+      <w:color w:themeColor="accent1" w:val="4F81BD"/>
       <w:sz w:val="24"/>
       <w:szCs w:val="24"/>
     </w:rPr>
   </w:style>
-  <w:style w:type="paragraph" w:styleId="Heading6">
+  <w:style w:styleId="Heading6" w:type="paragraph">
     <w:name w:val="Heading 6"/>
     <w:basedOn w:val="Normal"/>
     <w:next w:val="BodyText"/>
@@ -8372,17 +8541,17 @@
     <w:pPr>
       <w:keepNext/>
       <w:keepLines/>
-      <w:spacing w:before="200" w:after="0"/>
+      <w:spacing w:after="0" w:before="200"/>
       <w:outlineLvl w:val="5"/>
     </w:pPr>
     <w:rPr>
-      <w:rFonts w:asciiTheme="majorHAnsi" w:eastAsiaTheme="majorEastAsia" w:hAnsiTheme="majorHAnsi" w:cstheme="majorBidi"/>
-      <w:color w:val="4F81BD" w:themeColor="accent1"/>
+      <w:rFonts w:asciiTheme="majorHAnsi" w:cstheme="majorBidi" w:eastAsiaTheme="majorEastAsia" w:hAnsiTheme="majorHAnsi"/>
+      <w:color w:themeColor="accent1" w:val="4F81BD"/>
       <w:sz w:val="24"/>
       <w:szCs w:val="24"/>
     </w:rPr>
   </w:style>
-  <w:style w:type="paragraph" w:styleId="Heading7">
+  <w:style w:styleId="Heading7" w:type="paragraph">
     <w:name w:val="Heading 7"/>
     <w:basedOn w:val="Normal"/>
     <w:next w:val="BodyText"/>
@@ -8392,17 +8561,17 @@
     <w:pPr>
       <w:keepNext/>
       <w:keepLines/>
-      <w:spacing w:before="200" w:after="0"/>
+      <w:spacing w:after="0" w:before="200"/>
       <w:outlineLvl w:val="6"/>
     </w:pPr>
     <w:rPr>
-      <w:rFonts w:asciiTheme="majorHAnsi" w:eastAsiaTheme="majorEastAsia" w:hAnsiTheme="majorHAnsi" w:cstheme="majorBidi"/>
-      <w:color w:val="4F81BD" w:themeColor="accent1"/>
+      <w:rFonts w:asciiTheme="majorHAnsi" w:cstheme="majorBidi" w:eastAsiaTheme="majorEastAsia" w:hAnsiTheme="majorHAnsi"/>
+      <w:color w:themeColor="accent1" w:val="4F81BD"/>
       <w:sz w:val="24"/>
       <w:szCs w:val="24"/>
     </w:rPr>
   </w:style>
-  <w:style w:type="paragraph" w:styleId="Heading8">
+  <w:style w:styleId="Heading8" w:type="paragraph">
     <w:name w:val="Heading 8"/>
     <w:basedOn w:val="Normal"/>
     <w:next w:val="BodyText"/>
@@ -8412,17 +8581,17 @@
     <w:pPr>
       <w:keepNext/>
       <w:keepLines/>
-      <w:spacing w:before="200" w:after="0"/>
+      <w:spacing w:after="0" w:before="200"/>
       <w:outlineLvl w:val="7"/>
     </w:pPr>
     <w:rPr>
-      <w:rFonts w:asciiTheme="majorHAnsi" w:eastAsiaTheme="majorEastAsia" w:hAnsiTheme="majorHAnsi" w:cstheme="majorBidi"/>
-      <w:color w:val="4F81BD" w:themeColor="accent1"/>
+      <w:rFonts w:asciiTheme="majorHAnsi" w:cstheme="majorBidi" w:eastAsiaTheme="majorEastAsia" w:hAnsiTheme="majorHAnsi"/>
+      <w:color w:themeColor="accent1" w:val="4F81BD"/>
       <w:sz w:val="24"/>
       <w:szCs w:val="24"/>
     </w:rPr>
   </w:style>
-  <w:style w:type="paragraph" w:styleId="Heading9">
+  <w:style w:styleId="Heading9" w:type="paragraph">
     <w:name w:val="Heading 9"/>
     <w:basedOn w:val="Normal"/>
     <w:next w:val="BodyText"/>
@@ -8432,17 +8601,17 @@
     <w:pPr>
       <w:keepNext/>
       <w:keepLines/>
-      <w:spacing w:before="200" w:after="0"/>
+      <w:spacing w:after="0" w:before="200"/>
       <w:outlineLvl w:val="8"/>
     </w:pPr>
     <w:rPr>
-      <w:rFonts w:asciiTheme="majorHAnsi" w:eastAsiaTheme="majorEastAsia" w:hAnsiTheme="majorHAnsi" w:cstheme="majorBidi"/>
-      <w:color w:val="4F81BD" w:themeColor="accent1"/>
+      <w:rFonts w:asciiTheme="majorHAnsi" w:cstheme="majorBidi" w:eastAsiaTheme="majorEastAsia" w:hAnsiTheme="majorHAnsi"/>
+      <w:color w:themeColor="accent1" w:val="4F81BD"/>
       <w:sz w:val="24"/>
       <w:szCs w:val="24"/>
     </w:rPr>
   </w:style>
-  <w:style w:type="paragraph" w:styleId="BlockText">
+  <w:style w:styleId="BlockText" w:type="paragraph">
     <w:name w:val="Block Text"/>
     <w:basedOn w:val="BodyText"/>
     <w:next w:val="BodyText"/>
@@ -8450,17 +8619,11 @@
     <w:unhideWhenUsed/>
     <w:qFormat/>
     <w:pPr>
-      <w:spacing w:before="100" w:after="100"/>
-      <w:ind w:firstLine="0"/>
+      <w:spacing w:after="100" w:before="100"/>
+      <w:ind w:firstLine="0" w:left="480" w:right="480"/>
     </w:pPr>
-    <w:rPr>
-      <w:rFonts w:asciiTheme="majorHAnsi" w:eastAsiaTheme="majorEastAsia" w:hAnsiTheme="majorHAnsi" w:cstheme="majorBidi"/>
-      <w:bCs/>
-      <w:sz w:val="20"/>
-      <w:szCs w:val="20"/>
-    </w:rPr>
   </w:style>
-  <w:style w:type="paragraph" w:styleId="FootnoteText">
+  <w:style w:styleId="FootnoteText" w:type="paragraph">
     <w:name w:val="Footnote Text"/>
     <w:basedOn w:val="Normal"/>
     <w:next w:val="FootnoteText"/>
@@ -8468,28 +8631,43 @@
     <w:unhideWhenUsed/>
     <w:qFormat/>
   </w:style>
-  <w:style w:type="character" w:default="1" w:styleId="DefaultParagraphFont">
+  <w:style w:default="1" w:styleId="DefaultParagraphFont" w:type="character">
     <w:name w:val="Default Paragraph Font"/>
     <w:semiHidden/>
     <w:unhideWhenUsed/>
   </w:style>
-  <w:style w:type="table" w:default="1" w:styleId="Table">
+  <w:style w:default="1" w:styleId="Table" w:type="table">
     <w:name w:val="Table"/>
     <w:basedOn w:val="TableNormal"/>
     <w:semiHidden/>
     <w:unhideWhenUsed/>
     <w:qFormat/>
     <w:tblPr>
-      <w:tblInd w:w="0" w:type="dxa"/>
+      <w:tblInd w:type="dxa" w:w="0"/>
       <w:tblCellMar>
-        <w:top w:w="0" w:type="dxa"/>
-        <w:left w:w="108" w:type="dxa"/>
-        <w:bottom w:w="0" w:type="dxa"/>
-        <w:right w:w="108" w:type="dxa"/>
+        <w:top w:type="dxa" w:w="0"/>
+        <w:left w:type="dxa" w:w="108"/>
+        <w:bottom w:type="dxa" w:w="0"/>
+        <w:right w:type="dxa" w:w="108"/>
       </w:tblCellMar>
     </w:tblPr>
+    <w:tblStylePr w:type="firstRow">
+      <w:tblPr>
+        <w:jc w:val="left"/>
+        <w:tblInd w:type="dxa" w:w="0"/>
+      </w:tblPr>
+      <w:trPr>
+        <w:jc w:val="left"/>
+      </w:trPr>
+      <w:tcPr>
+        <w:vAlign w:val="bottom"/>
+        <w:tcBorders>
+          <w:bottom w:val="single"/>
+        </w:tcBorders>
+      </w:tcPr>
+    </w:tblStylePr>
   </w:style>
-  <w:style w:type="paragraph" w:customStyle="1" w:styleId="DefinitionTerm">
+  <w:style w:customStyle="1" w:styleId="DefinitionTerm" w:type="paragraph">
     <w:name w:val="Definition Term"/>
     <w:basedOn w:val="Normal"/>
     <w:next w:val="Definition"/>
@@ -8502,49 +8680,49 @@
       <w:b/>
     </w:rPr>
   </w:style>
-  <w:style w:type="paragraph" w:customStyle="1" w:styleId="Definition">
+  <w:style w:customStyle="1" w:styleId="Definition" w:type="paragraph">
     <w:name w:val="Definition"/>
     <w:basedOn w:val="Normal"/>
   </w:style>
-  <w:style w:type="paragraph" w:styleId="Caption">
+  <w:style w:styleId="Caption" w:type="paragraph">
     <w:name w:val="Caption"/>
     <w:basedOn w:val="Normal"/>
     <w:link w:val="BodyTextChar"/>
     <w:pPr>
-      <w:spacing w:before="0" w:after="120"/>
+      <w:spacing w:after="120" w:before="0"/>
     </w:pPr>
     <w:rPr>
       <w:i/>
     </w:rPr>
   </w:style>
-  <w:style w:type="paragraph" w:customStyle="1" w:styleId="TableCaption">
+  <w:style w:customStyle="1" w:styleId="TableCaption" w:type="paragraph">
     <w:name w:val="Table Caption"/>
     <w:basedOn w:val="Caption"/>
     <w:pPr>
       <w:keepNext/>
     </w:pPr>
   </w:style>
-  <w:style w:type="paragraph" w:customStyle="1" w:styleId="ImageCaption">
+  <w:style w:customStyle="1" w:styleId="ImageCaption" w:type="paragraph">
     <w:name w:val="Image Caption"/>
     <w:basedOn w:val="Caption"/>
   </w:style>
-  <w:style w:type="paragraph" w:customStyle="1" w:styleId="Figure">
+  <w:style w:customStyle="1" w:styleId="Figure" w:type="paragraph">
     <w:name w:val="Figure"/>
     <w:basedOn w:val="Normal"/>
   </w:style>
-  <w:style w:type="paragraph" w:customStyle="1" w:styleId="CaptionedFigure">
+  <w:style w:customStyle="1" w:styleId="CaptionedFigure" w:type="paragraph">
     <w:name w:val="Captioned Figure"/>
     <w:basedOn w:val="Figure"/>
     <w:pPr>
       <w:keepNext/>
     </w:pPr>
   </w:style>
-  <w:style w:type="character" w:customStyle="1" w:styleId="BodyTextChar">
+  <w:style w:customStyle="1" w:styleId="BodyTextChar" w:type="character">
     <w:name w:val="Body Text Char"/>
     <w:basedOn w:val="DefaultParagraphFont"/>
     <w:link w:val="BodyText"/>
   </w:style>
-  <w:style w:type="character" w:customStyle="1" w:styleId="VerbatimChar">
+  <w:style w:customStyle="1" w:styleId="VerbatimChar" w:type="character">
     <w:name w:val="Verbatim Char"/>
     <w:basedOn w:val="BodyTextChar"/>
     <w:rPr>
@@ -8552,21 +8730,25 @@
       <w:sz w:val="22"/>
     </w:rPr>
   </w:style>
-  <w:style w:type="character" w:styleId="FootnoteReference">
+  <w:style w:customStyle="1" w:styleId="SectionNumber" w:type="character">
+    <w:name w:val="Section Number"/>
+    <w:basedOn w:val="BodyTextChar"/>
+  </w:style>
+  <w:style w:styleId="FootnoteReference" w:type="character">
     <w:name w:val="Footnote Reference"/>
     <w:basedOn w:val="BodyTextChar"/>
     <w:rPr>
       <w:vertAlign w:val="superscript"/>
     </w:rPr>
   </w:style>
-  <w:style w:type="character" w:styleId="Hyperlink">
+  <w:style w:styleId="Hyperlink" w:type="character">
     <w:name w:val="Hyperlink"/>
     <w:basedOn w:val="BodyTextChar"/>
     <w:rPr>
-      <w:color w:val="4F81BD" w:themeColor="accent1"/>
+      <w:color w:themeColor="accent1" w:val="4F81BD"/>
     </w:rPr>
   </w:style>
-  <w:style w:type="paragraph" w:styleId="TOCHeading">
+  <w:style w:styleId="TOCHeading" w:type="paragraph">
     <w:name w:val="TOC Heading"/>
     <w:basedOn w:val="Heading1"/>
     <w:next w:val="BodyText"/>
@@ -8578,10 +8760,10 @@
       <w:outlineLvl w:val="9"/>
     </w:pPr>
     <w:rPr>
-      <w:rFonts w:asciiTheme="majorHAnsi" w:eastAsiaTheme="majorEastAsia" w:hAnsiTheme="majorHAnsi" w:cstheme="majorBidi"/>
+      <w:rFonts w:asciiTheme="majorHAnsi" w:cstheme="majorBidi" w:eastAsiaTheme="majorEastAsia" w:hAnsiTheme="majorHAnsi"/>
       <w:b w:val="0"/>
       <w:bCs w:val="0"/>
-      <w:color w:val="365F91" w:themeColor="accent1" w:themeShade="BF"/>
+      <w:color w:themeColor="accent1" w:themeShade="BF" w:val="365F91"/>
     </w:rPr>
   </w:style>
   <w:style w:type="paragraph" w:customStyle="1" w:styleId="SourceCode">
@@ -8673,7 +8855,10 @@
   <w:style w:type="character" w:customStyle="1" w:styleId="ImportTok">
     <w:name w:val="ImportTok"/>
     <w:basedOn w:val="VerbatimChar"/>
-    <w:rPr/>
+    <w:rPr>
+      <w:color w:val="008000"/>
+      <w:b/>
+    </w:rPr>
   </w:style>
   <w:style w:type="character" w:customStyle="1" w:styleId="CommentTok">
     <w:name w:val="CommentTok"/>
@@ -8748,7 +8933,9 @@
   <w:style w:type="character" w:customStyle="1" w:styleId="BuiltInTok">
     <w:name w:val="BuiltInTok"/>
     <w:basedOn w:val="VerbatimChar"/>
-    <w:rPr/>
+    <w:rPr>
+      <w:color w:val="008000"/>
+    </w:rPr>
   </w:style>
   <w:style w:type="character" w:customStyle="1" w:styleId="ExtensionTok">
     <w:name w:val="ExtensionTok"/>

--- a/pdf/PULSE-SAD-001_System_Architecture.docx
+++ b/pdf/PULSE-SAD-001_System_Architecture.docx
@@ -212,7 +212,7 @@
               <w:jc w:val="left"/>
             </w:pPr>
             <w:r>
-              <w:t xml:space="preserve">1.3</w:t>
+              <w:t xml:space="preserve">1.4</w:t>
             </w:r>
           </w:p>
         </w:tc>
@@ -264,7 +264,7 @@
               <w:jc w:val="left"/>
             </w:pPr>
             <w:r>
-              <w:t xml:space="preserve">2026-09-23</w:t>
+              <w:t xml:space="preserve">2026-10-02</w:t>
             </w:r>
           </w:p>
         </w:tc>
@@ -671,6 +671,56 @@
             </w:pPr>
             <w:r>
               <w:t xml:space="preserve">Broker interface now TLS with token authorisation; DD-6 and DD-11 closed; DD-12 records token authentication in place of client certificates; broker access module and CAN feeder spike added to the component catalogue</w:t>
+            </w:r>
+          </w:p>
+        </w:tc>
+      </w:tr>
+      <w:tr>
+        <w:tc>
+          <w:tcPr/>
+          <w:p>
+            <w:pPr>
+              <w:pStyle w:val="Compact"/>
+              <w:jc w:val="left"/>
+            </w:pPr>
+            <w:r>
+              <w:t xml:space="preserve">1.4</w:t>
+            </w:r>
+          </w:p>
+        </w:tc>
+        <w:tc>
+          <w:tcPr/>
+          <w:p>
+            <w:pPr>
+              <w:pStyle w:val="Compact"/>
+              <w:jc w:val="left"/>
+            </w:pPr>
+            <w:r>
+              <w:t xml:space="preserve">2026-10-02</w:t>
+            </w:r>
+          </w:p>
+        </w:tc>
+        <w:tc>
+          <w:tcPr/>
+          <w:p>
+            <w:pPr>
+              <w:pStyle w:val="Compact"/>
+              <w:jc w:val="left"/>
+            </w:pPr>
+            <w:r>
+              <w:t xml:space="preserve">A. Abdelghany</w:t>
+            </w:r>
+          </w:p>
+        </w:tc>
+        <w:tc>
+          <w:tcPr/>
+          <w:p>
+            <w:pPr>
+              <w:pStyle w:val="Compact"/>
+              <w:jc w:val="left"/>
+            </w:pPr>
+            <w:r>
+              <w:t xml:space="preserve">PULSE DBC and CAN overlay: every signal the cluster shows can now arrive over the bus (50 mapped signals in 14 frames). CAN feeder row and overlay table updated</w:t>
             </w:r>
           </w:p>
         </w:tc>
@@ -1967,43 +2017,43 @@
               <w:jc w:val="left"/>
             </w:pPr>
             <w:r>
-              <w:t xml:space="preserve">CAN feeder (spike)</w:t>
-            </w:r>
-          </w:p>
-        </w:tc>
-        <w:tc>
-          <w:tcPr/>
-          <w:p>
-            <w:pPr>
-              <w:pStyle w:val="Compact"/>
-              <w:jc w:val="left"/>
-            </w:pPr>
-            <w:r>
-              <w:t xml:space="preserve">KUKSA’s CAN provider on a virtual bus with AGL’s DBC; the sprint 3 path proven on the desk</w:t>
-            </w:r>
-          </w:p>
-        </w:tc>
-        <w:tc>
-          <w:tcPr/>
-          <w:p>
-            <w:pPr>
-              <w:pStyle w:val="Compact"/>
-              <w:jc w:val="left"/>
-            </w:pPr>
-            <w:r>
-              <w:t xml:space="preserve">Container, Python</w:t>
-            </w:r>
-          </w:p>
-        </w:tc>
-        <w:tc>
-          <w:tcPr/>
-          <w:p>
-            <w:pPr>
-              <w:pStyle w:val="Compact"/>
-              <w:jc w:val="left"/>
-            </w:pPr>
-            <w:r>
-              <w:t xml:space="preserve">Upstream (provider), authored (spike)</w:t>
+              <w:t xml:space="preserve">CAN feeder</w:t>
+            </w:r>
+          </w:p>
+        </w:tc>
+        <w:tc>
+          <w:tcPr/>
+          <w:p>
+            <w:pPr>
+              <w:pStyle w:val="Compact"/>
+              <w:jc w:val="left"/>
+            </w:pPr>
+            <w:r>
+              <w:t xml:space="preserve">KUKSA’s CAN provider on a virtual bus with AGL’s DBC plus the PULSE DBC; fed by the simulator’s CAN mode or by hand from the Vehicle Control panel</w:t>
+            </w:r>
+          </w:p>
+        </w:tc>
+        <w:tc>
+          <w:tcPr/>
+          <w:p>
+            <w:pPr>
+              <w:pStyle w:val="Compact"/>
+              <w:jc w:val="left"/>
+            </w:pPr>
+            <w:r>
+              <w:t xml:space="preserve">Container, Python, Tk</w:t>
+            </w:r>
+          </w:p>
+        </w:tc>
+        <w:tc>
+          <w:tcPr/>
+          <w:p>
+            <w:pPr>
+              <w:pStyle w:val="Compact"/>
+              <w:jc w:val="left"/>
+            </w:pPr>
+            <w:r>
+              <w:t xml:space="preserve">Upstream (provider), authored (feeders, panel, PULSE DBC)</w:t>
             </w:r>
           </w:p>
         </w:tc>
@@ -2018,7 +2068,19 @@
               <w:rPr>
                 <w:rStyle w:val="VerbatimChar"/>
               </w:rPr>
-              <w:t xml:space="preserve">scripts/can_spike.py</w:t>
+              <w:t xml:space="preserve">emulator/can_bus.py</w:t>
+            </w:r>
+            <w:r>
+              <w:t xml:space="preserve">,</w:t>
+            </w:r>
+            <w:r>
+              <w:t xml:space="preserve"> </w:t>
+            </w:r>
+            <w:r>
+              <w:rPr>
+                <w:rStyle w:val="VerbatimChar"/>
+              </w:rPr>
+              <w:t xml:space="preserve">emulator/vehicle_control/</w:t>
             </w:r>
             <w:r>
               <w:t xml:space="preserve">,</w:t>
@@ -8116,6 +8178,74 @@
             </w:r>
             <w:r>
               <w:t xml:space="preserve">branch: active, alert state, intervention state, countdown</w:t>
+            </w:r>
+          </w:p>
+        </w:tc>
+        <w:tc>
+          <w:tcPr/>
+          <w:p>
+            <w:pPr>
+              <w:pStyle w:val="Compact"/>
+              <w:jc w:val="left"/>
+            </w:pPr>
+            <w:r>
+              <w:t xml:space="preserve">PULSE</w:t>
+            </w:r>
+          </w:p>
+        </w:tc>
+      </w:tr>
+      <w:tr>
+        <w:tc>
+          <w:tcPr/>
+          <w:p>
+            <w:pPr>
+              <w:pStyle w:val="Compact"/>
+              <w:jc w:val="left"/>
+            </w:pPr>
+            <w:r>
+              <w:rPr>
+                <w:rStyle w:val="VerbatimChar"/>
+              </w:rPr>
+              <w:t xml:space="preserve">vss/pulse_can_overlay.vspec</w:t>
+            </w:r>
+          </w:p>
+        </w:tc>
+        <w:tc>
+          <w:tcPr/>
+          <w:p>
+            <w:pPr>
+              <w:pStyle w:val="Compact"/>
+              <w:jc w:val="left"/>
+            </w:pPr>
+            <w:r>
+              <w:t xml:space="preserve">Bus mappings only, no new paths: fuel from AGL’s</w:t>
+            </w:r>
+            <w:r>
+              <w:t xml:space="preserve"> </w:t>
+            </w:r>
+            <w:r>
+              <w:rPr>
+                <w:rStyle w:val="VerbatimChar"/>
+              </w:rPr>
+              <w:t xml:space="preserve">PT_FuelLevelPct</w:t>
+            </w:r>
+            <w:r>
+              <w:t xml:space="preserve">; ERS, DRS, tyre pressures and driver monitoring from</w:t>
+            </w:r>
+            <w:r>
+              <w:t xml:space="preserve"> </w:t>
+            </w:r>
+            <w:r>
+              <w:rPr>
+                <w:rStyle w:val="VerbatimChar"/>
+              </w:rPr>
+              <w:t xml:space="preserve">vss/dbc/pulse.dbc</w:t>
+            </w:r>
+            <w:r>
+              <w:t xml:space="preserve"> </w:t>
+            </w:r>
+            <w:r>
+              <w:t xml:space="preserve">(frames 0x210, 0x220, 0x300, 0x400, clear of every AGL ID)</w:t>
             </w:r>
           </w:p>
         </w:tc>
